--- a/Project-organisation/Testfälle_Komponententest_1.docx
+++ b/Project-organisation/Testfälle_Komponententest_1.docx
@@ -8,6 +8,8 @@
         <w:rPr>
           <w:rFonts w:asciiTheme="minorHAnsi" w:hAnsiTheme="minorHAnsi" w:cstheme="minorHAnsi"/>
           <w:color w:val="auto"/>
+          <w:sz w:val="24"/>
+          <w:szCs w:val="24"/>
         </w:rPr>
       </w:pPr>
       <w:bookmarkStart w:id="0" w:name="_e9tdxzd5p682" w:colFirst="0" w:colLast="0"/>
@@ -16,15 +18,10 @@
         <w:rPr>
           <w:rFonts w:asciiTheme="minorHAnsi" w:hAnsiTheme="minorHAnsi" w:cstheme="minorHAnsi"/>
           <w:color w:val="auto"/>
+          <w:sz w:val="24"/>
+          <w:szCs w:val="24"/>
         </w:rPr>
-        <w:t xml:space="preserve">Testfälle </w:t>
-      </w:r>
-      <w:r>
-        <w:rPr>
-          <w:rFonts w:asciiTheme="minorHAnsi" w:hAnsiTheme="minorHAnsi" w:cstheme="minorHAnsi"/>
-          <w:color w:val="auto"/>
-        </w:rPr>
-        <w:t>Komponententest 1</w:t>
+        <w:t>Testfälle Komponententest 1</w:t>
       </w:r>
     </w:p>
     <w:tbl>
@@ -71,8 +68,18 @@
                 <w:between w:val="nil"/>
               </w:pBdr>
               <w:spacing w:line="240" w:lineRule="auto"/>
-            </w:pPr>
-            <w:r>
+              <w:rPr>
+                <w:rFonts w:asciiTheme="minorHAnsi" w:hAnsiTheme="minorHAnsi" w:cstheme="minorHAnsi"/>
+                <w:sz w:val="24"/>
+                <w:szCs w:val="24"/>
+              </w:rPr>
+            </w:pPr>
+            <w:r>
+              <w:rPr>
+                <w:rFonts w:asciiTheme="minorHAnsi" w:hAnsiTheme="minorHAnsi" w:cstheme="minorHAnsi"/>
+                <w:sz w:val="24"/>
+                <w:szCs w:val="24"/>
+              </w:rPr>
               <w:t>Projektbezeichnung</w:t>
             </w:r>
           </w:p>
@@ -99,8 +106,18 @@
                 <w:between w:val="nil"/>
               </w:pBdr>
               <w:spacing w:line="240" w:lineRule="auto"/>
-            </w:pPr>
-            <w:r>
+              <w:rPr>
+                <w:rFonts w:asciiTheme="minorHAnsi" w:hAnsiTheme="minorHAnsi" w:cstheme="minorHAnsi"/>
+                <w:sz w:val="24"/>
+                <w:szCs w:val="24"/>
+              </w:rPr>
+            </w:pPr>
+            <w:r>
+              <w:rPr>
+                <w:rFonts w:asciiTheme="minorHAnsi" w:hAnsiTheme="minorHAnsi" w:cstheme="minorHAnsi"/>
+                <w:sz w:val="24"/>
+                <w:szCs w:val="24"/>
+              </w:rPr>
               <w:t>Spritzgussmaschine</w:t>
             </w:r>
           </w:p>
@@ -132,8 +149,18 @@
                 <w:between w:val="nil"/>
               </w:pBdr>
               <w:spacing w:line="240" w:lineRule="auto"/>
-            </w:pPr>
-            <w:r>
+              <w:rPr>
+                <w:rFonts w:asciiTheme="minorHAnsi" w:hAnsiTheme="minorHAnsi" w:cstheme="minorHAnsi"/>
+                <w:sz w:val="24"/>
+                <w:szCs w:val="24"/>
+              </w:rPr>
+            </w:pPr>
+            <w:r>
+              <w:rPr>
+                <w:rFonts w:asciiTheme="minorHAnsi" w:hAnsiTheme="minorHAnsi" w:cstheme="minorHAnsi"/>
+                <w:sz w:val="24"/>
+                <w:szCs w:val="24"/>
+              </w:rPr>
               <w:t>Projektverantwortlicher</w:t>
             </w:r>
           </w:p>
@@ -160,8 +187,18 @@
                 <w:between w:val="nil"/>
               </w:pBdr>
               <w:spacing w:line="240" w:lineRule="auto"/>
-            </w:pPr>
-            <w:r>
+              <w:rPr>
+                <w:rFonts w:asciiTheme="minorHAnsi" w:hAnsiTheme="minorHAnsi" w:cstheme="minorHAnsi"/>
+                <w:sz w:val="24"/>
+                <w:szCs w:val="24"/>
+              </w:rPr>
+            </w:pPr>
+            <w:r>
+              <w:rPr>
+                <w:rFonts w:asciiTheme="minorHAnsi" w:hAnsiTheme="minorHAnsi" w:cstheme="minorHAnsi"/>
+                <w:sz w:val="24"/>
+                <w:szCs w:val="24"/>
+              </w:rPr>
               <w:t>Armin Anton</w:t>
             </w:r>
           </w:p>
@@ -190,9 +227,27 @@
                 <w:between w:val="nil"/>
               </w:pBdr>
               <w:spacing w:line="240" w:lineRule="auto"/>
-            </w:pPr>
-            <w:r>
-              <w:t>Verantwortlicher Integrationstest</w:t>
+              <w:rPr>
+                <w:rFonts w:asciiTheme="minorHAnsi" w:hAnsiTheme="minorHAnsi" w:cstheme="minorHAnsi"/>
+                <w:sz w:val="24"/>
+                <w:szCs w:val="24"/>
+              </w:rPr>
+            </w:pPr>
+            <w:r>
+              <w:rPr>
+                <w:rFonts w:asciiTheme="minorHAnsi" w:hAnsiTheme="minorHAnsi" w:cstheme="minorHAnsi"/>
+                <w:sz w:val="24"/>
+                <w:szCs w:val="24"/>
+              </w:rPr>
+              <w:t xml:space="preserve">Verantwortlicher </w:t>
+            </w:r>
+            <w:r>
+              <w:rPr>
+                <w:rFonts w:asciiTheme="minorHAnsi" w:hAnsiTheme="minorHAnsi" w:cstheme="minorHAnsi"/>
+                <w:sz w:val="24"/>
+                <w:szCs w:val="24"/>
+              </w:rPr>
+              <w:t>Komponententest 1</w:t>
             </w:r>
           </w:p>
         </w:tc>
@@ -218,8 +273,18 @@
                 <w:between w:val="nil"/>
               </w:pBdr>
               <w:spacing w:line="240" w:lineRule="auto"/>
-            </w:pPr>
-            <w:r>
+              <w:rPr>
+                <w:rFonts w:asciiTheme="minorHAnsi" w:hAnsiTheme="minorHAnsi" w:cstheme="minorHAnsi"/>
+                <w:sz w:val="24"/>
+                <w:szCs w:val="24"/>
+              </w:rPr>
+            </w:pPr>
+            <w:r>
+              <w:rPr>
+                <w:rFonts w:asciiTheme="minorHAnsi" w:hAnsiTheme="minorHAnsi" w:cstheme="minorHAnsi"/>
+                <w:sz w:val="24"/>
+                <w:szCs w:val="24"/>
+              </w:rPr>
               <w:t>Donart Bazaj</w:t>
             </w:r>
           </w:p>
@@ -248,8 +313,18 @@
                 <w:between w:val="nil"/>
               </w:pBdr>
               <w:spacing w:line="240" w:lineRule="auto"/>
-            </w:pPr>
-            <w:r>
+              <w:rPr>
+                <w:rFonts w:asciiTheme="minorHAnsi" w:hAnsiTheme="minorHAnsi" w:cstheme="minorHAnsi"/>
+                <w:sz w:val="24"/>
+                <w:szCs w:val="24"/>
+              </w:rPr>
+            </w:pPr>
+            <w:r>
+              <w:rPr>
+                <w:rFonts w:asciiTheme="minorHAnsi" w:hAnsiTheme="minorHAnsi" w:cstheme="minorHAnsi"/>
+                <w:sz w:val="24"/>
+                <w:szCs w:val="24"/>
+              </w:rPr>
               <w:t>Erstellt am</w:t>
             </w:r>
           </w:p>
@@ -276,12 +351,19 @@
                 <w:between w:val="nil"/>
               </w:pBdr>
               <w:spacing w:line="240" w:lineRule="auto"/>
-            </w:pPr>
-            <w:r>
-              <w:t>23.06</w:t>
-            </w:r>
-            <w:r>
-              <w:t>.2025</w:t>
+              <w:rPr>
+                <w:rFonts w:asciiTheme="minorHAnsi" w:hAnsiTheme="minorHAnsi" w:cstheme="minorHAnsi"/>
+                <w:sz w:val="24"/>
+                <w:szCs w:val="24"/>
+              </w:rPr>
+            </w:pPr>
+            <w:r>
+              <w:rPr>
+                <w:rFonts w:asciiTheme="minorHAnsi" w:hAnsiTheme="minorHAnsi" w:cstheme="minorHAnsi"/>
+                <w:sz w:val="24"/>
+                <w:szCs w:val="24"/>
+              </w:rPr>
+              <w:t>23.06.2025</w:t>
             </w:r>
           </w:p>
         </w:tc>
@@ -309,8 +391,18 @@
                 <w:between w:val="nil"/>
               </w:pBdr>
               <w:spacing w:line="240" w:lineRule="auto"/>
-            </w:pPr>
-            <w:r>
+              <w:rPr>
+                <w:rFonts w:asciiTheme="minorHAnsi" w:hAnsiTheme="minorHAnsi" w:cstheme="minorHAnsi"/>
+                <w:sz w:val="24"/>
+                <w:szCs w:val="24"/>
+              </w:rPr>
+            </w:pPr>
+            <w:r>
+              <w:rPr>
+                <w:rFonts w:asciiTheme="minorHAnsi" w:hAnsiTheme="minorHAnsi" w:cstheme="minorHAnsi"/>
+                <w:sz w:val="24"/>
+                <w:szCs w:val="24"/>
+              </w:rPr>
               <w:t>Zuletzt geändert</w:t>
             </w:r>
           </w:p>
@@ -337,12 +429,19 @@
                 <w:between w:val="nil"/>
               </w:pBdr>
               <w:spacing w:line="240" w:lineRule="auto"/>
-            </w:pPr>
-            <w:r>
-              <w:t>23.06</w:t>
-            </w:r>
-            <w:r>
-              <w:t>.2025</w:t>
+              <w:rPr>
+                <w:rFonts w:asciiTheme="minorHAnsi" w:hAnsiTheme="minorHAnsi" w:cstheme="minorHAnsi"/>
+                <w:sz w:val="24"/>
+                <w:szCs w:val="24"/>
+              </w:rPr>
+            </w:pPr>
+            <w:r>
+              <w:rPr>
+                <w:rFonts w:asciiTheme="minorHAnsi" w:hAnsiTheme="minorHAnsi" w:cstheme="minorHAnsi"/>
+                <w:sz w:val="24"/>
+                <w:szCs w:val="24"/>
+              </w:rPr>
+              <w:t>23.06.2025</w:t>
             </w:r>
           </w:p>
         </w:tc>
@@ -370,8 +469,18 @@
                 <w:between w:val="nil"/>
               </w:pBdr>
               <w:spacing w:line="240" w:lineRule="auto"/>
-            </w:pPr>
-            <w:r>
+              <w:rPr>
+                <w:rFonts w:asciiTheme="minorHAnsi" w:hAnsiTheme="minorHAnsi" w:cstheme="minorHAnsi"/>
+                <w:sz w:val="24"/>
+                <w:szCs w:val="24"/>
+              </w:rPr>
+            </w:pPr>
+            <w:r>
+              <w:rPr>
+                <w:rFonts w:asciiTheme="minorHAnsi" w:hAnsiTheme="minorHAnsi" w:cstheme="minorHAnsi"/>
+                <w:sz w:val="24"/>
+                <w:szCs w:val="24"/>
+              </w:rPr>
               <w:t>Bearbeitungszustand</w:t>
             </w:r>
           </w:p>
@@ -398,8 +507,18 @@
                 <w:between w:val="nil"/>
               </w:pBdr>
               <w:spacing w:line="240" w:lineRule="auto"/>
-            </w:pPr>
-            <w:r>
+              <w:rPr>
+                <w:rFonts w:asciiTheme="minorHAnsi" w:hAnsiTheme="minorHAnsi" w:cstheme="minorHAnsi"/>
+                <w:sz w:val="24"/>
+                <w:szCs w:val="24"/>
+              </w:rPr>
+            </w:pPr>
+            <w:r>
+              <w:rPr>
+                <w:rFonts w:asciiTheme="minorHAnsi" w:hAnsiTheme="minorHAnsi" w:cstheme="minorHAnsi"/>
+                <w:sz w:val="24"/>
+                <w:szCs w:val="24"/>
+              </w:rPr>
               <w:t>In Bearbeitung</w:t>
             </w:r>
           </w:p>
@@ -428,8 +547,18 @@
                 <w:between w:val="nil"/>
               </w:pBdr>
               <w:spacing w:line="240" w:lineRule="auto"/>
-            </w:pPr>
-            <w:r>
+              <w:rPr>
+                <w:rFonts w:asciiTheme="minorHAnsi" w:hAnsiTheme="minorHAnsi" w:cstheme="minorHAnsi"/>
+                <w:sz w:val="24"/>
+                <w:szCs w:val="24"/>
+              </w:rPr>
+            </w:pPr>
+            <w:r>
+              <w:rPr>
+                <w:rFonts w:asciiTheme="minorHAnsi" w:hAnsiTheme="minorHAnsi" w:cstheme="minorHAnsi"/>
+                <w:sz w:val="24"/>
+                <w:szCs w:val="24"/>
+              </w:rPr>
               <w:t>Dokumentenbezeichnung</w:t>
             </w:r>
           </w:p>
@@ -456,41 +585,67 @@
                 <w:between w:val="nil"/>
               </w:pBdr>
               <w:spacing w:line="240" w:lineRule="auto"/>
-            </w:pPr>
-            <w:r>
-              <w:t>Testfälle</w:t>
-            </w:r>
-            <w:r>
-              <w:t>_Komponententest_1</w:t>
-            </w:r>
-            <w:r>
-              <w:t>.docx</w:t>
+              <w:rPr>
+                <w:rFonts w:asciiTheme="minorHAnsi" w:hAnsiTheme="minorHAnsi" w:cstheme="minorHAnsi"/>
+                <w:sz w:val="24"/>
+                <w:szCs w:val="24"/>
+              </w:rPr>
+            </w:pPr>
+            <w:r>
+              <w:rPr>
+                <w:rFonts w:asciiTheme="minorHAnsi" w:hAnsiTheme="minorHAnsi" w:cstheme="minorHAnsi"/>
+                <w:sz w:val="24"/>
+                <w:szCs w:val="24"/>
+              </w:rPr>
+              <w:t>Testfälle_Komponententest_1.docx</w:t>
             </w:r>
           </w:p>
         </w:tc>
       </w:tr>
     </w:tbl>
-    <w:p/>
-    <w:p/>
+    <w:p>
+      <w:pPr>
+        <w:rPr>
+          <w:rFonts w:asciiTheme="minorHAnsi" w:hAnsiTheme="minorHAnsi" w:cstheme="minorHAnsi"/>
+          <w:sz w:val="24"/>
+          <w:szCs w:val="24"/>
+        </w:rPr>
+      </w:pPr>
+    </w:p>
+    <w:p>
+      <w:pPr>
+        <w:rPr>
+          <w:rFonts w:asciiTheme="minorHAnsi" w:hAnsiTheme="minorHAnsi" w:cstheme="minorHAnsi"/>
+          <w:sz w:val="24"/>
+          <w:szCs w:val="24"/>
+        </w:rPr>
+      </w:pPr>
+    </w:p>
     <w:p>
       <w:pPr>
         <w:pStyle w:val="berschrift2"/>
         <w:rPr>
+          <w:rFonts w:asciiTheme="minorHAnsi" w:hAnsiTheme="minorHAnsi" w:cstheme="minorHAnsi"/>
           <w:color w:val="auto"/>
+          <w:sz w:val="24"/>
+          <w:szCs w:val="24"/>
         </w:rPr>
       </w:pPr>
       <w:bookmarkStart w:id="1" w:name="_qk1b2p6iq7r8" w:colFirst="0" w:colLast="0"/>
       <w:bookmarkEnd w:id="1"/>
       <w:r>
         <w:rPr>
+          <w:rFonts w:asciiTheme="minorHAnsi" w:hAnsiTheme="minorHAnsi" w:cstheme="minorHAnsi"/>
           <w:color w:val="auto"/>
+          <w:sz w:val="24"/>
+          <w:szCs w:val="24"/>
         </w:rPr>
         <w:t>Historie der Dokumentenversionen</w:t>
       </w:r>
     </w:p>
     <w:tbl>
       <w:tblPr>
-        <w:tblW w:w="9000" w:type="dxa"/>
+        <w:tblW w:w="9013" w:type="dxa"/>
         <w:tblBorders>
           <w:top w:val="single" w:sz="8" w:space="0" w:color="000000"/>
           <w:left w:val="single" w:sz="8" w:space="0" w:color="000000"/>
@@ -503,15 +658,18 @@
         <w:tblLook w:val="0600" w:firstRow="0" w:lastRow="0" w:firstColumn="0" w:lastColumn="0" w:noHBand="1" w:noVBand="1"/>
       </w:tblPr>
       <w:tblGrid>
-        <w:gridCol w:w="1455"/>
-        <w:gridCol w:w="1695"/>
-        <w:gridCol w:w="2100"/>
-        <w:gridCol w:w="3750"/>
+        <w:gridCol w:w="1457"/>
+        <w:gridCol w:w="1697"/>
+        <w:gridCol w:w="2103"/>
+        <w:gridCol w:w="3756"/>
       </w:tblGrid>
       <w:tr>
-        <w:tc>
-          <w:tcPr>
-            <w:tcW w:w="1455" w:type="dxa"/>
+        <w:trPr>
+          <w:trHeight w:val="356"/>
+        </w:trPr>
+        <w:tc>
+          <w:tcPr>
+            <w:tcW w:w="1457" w:type="dxa"/>
             <w:shd w:val="clear" w:color="auto" w:fill="D9D9D9" w:themeFill="background1" w:themeFillShade="D9"/>
             <w:tcMar>
               <w:top w:w="100" w:type="dxa"/>
@@ -532,12 +690,18 @@
               </w:pBdr>
               <w:spacing w:line="240" w:lineRule="auto"/>
               <w:rPr>
+                <w:rFonts w:asciiTheme="minorHAnsi" w:hAnsiTheme="minorHAnsi" w:cstheme="minorHAnsi"/>
                 <w:b/>
-              </w:rPr>
-            </w:pPr>
-            <w:r>
-              <w:rPr>
+                <w:sz w:val="24"/>
+                <w:szCs w:val="24"/>
+              </w:rPr>
+            </w:pPr>
+            <w:r>
+              <w:rPr>
+                <w:rFonts w:asciiTheme="minorHAnsi" w:hAnsiTheme="minorHAnsi" w:cstheme="minorHAnsi"/>
                 <w:b/>
+                <w:sz w:val="24"/>
+                <w:szCs w:val="24"/>
               </w:rPr>
               <w:t>Version</w:t>
             </w:r>
@@ -545,7 +709,7 @@
         </w:tc>
         <w:tc>
           <w:tcPr>
-            <w:tcW w:w="1695" w:type="dxa"/>
+            <w:tcW w:w="1697" w:type="dxa"/>
             <w:shd w:val="clear" w:color="auto" w:fill="D9D9D9" w:themeFill="background1" w:themeFillShade="D9"/>
             <w:tcMar>
               <w:top w:w="100" w:type="dxa"/>
@@ -566,12 +730,18 @@
               </w:pBdr>
               <w:spacing w:line="240" w:lineRule="auto"/>
               <w:rPr>
+                <w:rFonts w:asciiTheme="minorHAnsi" w:hAnsiTheme="minorHAnsi" w:cstheme="minorHAnsi"/>
                 <w:b/>
-              </w:rPr>
-            </w:pPr>
-            <w:r>
-              <w:rPr>
+                <w:sz w:val="24"/>
+                <w:szCs w:val="24"/>
+              </w:rPr>
+            </w:pPr>
+            <w:r>
+              <w:rPr>
+                <w:rFonts w:asciiTheme="minorHAnsi" w:hAnsiTheme="minorHAnsi" w:cstheme="minorHAnsi"/>
                 <w:b/>
+                <w:sz w:val="24"/>
+                <w:szCs w:val="24"/>
               </w:rPr>
               <w:t>Datum</w:t>
             </w:r>
@@ -579,7 +749,7 @@
         </w:tc>
         <w:tc>
           <w:tcPr>
-            <w:tcW w:w="2100" w:type="dxa"/>
+            <w:tcW w:w="2103" w:type="dxa"/>
             <w:shd w:val="clear" w:color="auto" w:fill="D9D9D9" w:themeFill="background1" w:themeFillShade="D9"/>
             <w:tcMar>
               <w:top w:w="100" w:type="dxa"/>
@@ -600,12 +770,18 @@
               </w:pBdr>
               <w:spacing w:line="240" w:lineRule="auto"/>
               <w:rPr>
+                <w:rFonts w:asciiTheme="minorHAnsi" w:hAnsiTheme="minorHAnsi" w:cstheme="minorHAnsi"/>
                 <w:b/>
-              </w:rPr>
-            </w:pPr>
-            <w:r>
-              <w:rPr>
+                <w:sz w:val="24"/>
+                <w:szCs w:val="24"/>
+              </w:rPr>
+            </w:pPr>
+            <w:r>
+              <w:rPr>
+                <w:rFonts w:asciiTheme="minorHAnsi" w:hAnsiTheme="minorHAnsi" w:cstheme="minorHAnsi"/>
                 <w:b/>
+                <w:sz w:val="24"/>
+                <w:szCs w:val="24"/>
               </w:rPr>
               <w:t>Autor</w:t>
             </w:r>
@@ -613,7 +789,7 @@
         </w:tc>
         <w:tc>
           <w:tcPr>
-            <w:tcW w:w="3750" w:type="dxa"/>
+            <w:tcW w:w="3756" w:type="dxa"/>
             <w:shd w:val="clear" w:color="auto" w:fill="D9D9D9" w:themeFill="background1" w:themeFillShade="D9"/>
             <w:tcMar>
               <w:top w:w="100" w:type="dxa"/>
@@ -634,12 +810,18 @@
               </w:pBdr>
               <w:spacing w:line="240" w:lineRule="auto"/>
               <w:rPr>
+                <w:rFonts w:asciiTheme="minorHAnsi" w:hAnsiTheme="minorHAnsi" w:cstheme="minorHAnsi"/>
                 <w:b/>
-              </w:rPr>
-            </w:pPr>
-            <w:r>
-              <w:rPr>
+                <w:sz w:val="24"/>
+                <w:szCs w:val="24"/>
+              </w:rPr>
+            </w:pPr>
+            <w:r>
+              <w:rPr>
+                <w:rFonts w:asciiTheme="minorHAnsi" w:hAnsiTheme="minorHAnsi" w:cstheme="minorHAnsi"/>
                 <w:b/>
+                <w:sz w:val="24"/>
+                <w:szCs w:val="24"/>
               </w:rPr>
               <w:t>Anmerkungen/Bemerkungen</w:t>
             </w:r>
@@ -647,9 +829,12 @@
         </w:tc>
       </w:tr>
       <w:tr>
-        <w:tc>
-          <w:tcPr>
-            <w:tcW w:w="1455" w:type="dxa"/>
+        <w:trPr>
+          <w:trHeight w:val="335"/>
+        </w:trPr>
+        <w:tc>
+          <w:tcPr>
+            <w:tcW w:w="1457" w:type="dxa"/>
             <w:shd w:val="clear" w:color="auto" w:fill="auto"/>
             <w:tcMar>
               <w:top w:w="100" w:type="dxa"/>
@@ -669,18 +854,33 @@
                 <w:between w:val="nil"/>
               </w:pBdr>
               <w:spacing w:line="240" w:lineRule="auto"/>
-            </w:pPr>
-            <w:r>
+              <w:rPr>
+                <w:rFonts w:asciiTheme="minorHAnsi" w:hAnsiTheme="minorHAnsi" w:cstheme="minorHAnsi"/>
+                <w:sz w:val="24"/>
+                <w:szCs w:val="24"/>
+              </w:rPr>
+            </w:pPr>
+            <w:r>
+              <w:rPr>
+                <w:rFonts w:asciiTheme="minorHAnsi" w:hAnsiTheme="minorHAnsi" w:cstheme="minorHAnsi"/>
+                <w:sz w:val="24"/>
+                <w:szCs w:val="24"/>
+              </w:rPr>
               <w:t>1</w:t>
             </w:r>
             <w:r>
+              <w:rPr>
+                <w:rFonts w:asciiTheme="minorHAnsi" w:hAnsiTheme="minorHAnsi" w:cstheme="minorHAnsi"/>
+                <w:sz w:val="24"/>
+                <w:szCs w:val="24"/>
+              </w:rPr>
               <w:t>.1</w:t>
             </w:r>
           </w:p>
         </w:tc>
         <w:tc>
           <w:tcPr>
-            <w:tcW w:w="1695" w:type="dxa"/>
+            <w:tcW w:w="1697" w:type="dxa"/>
             <w:shd w:val="clear" w:color="auto" w:fill="auto"/>
             <w:tcMar>
               <w:top w:w="100" w:type="dxa"/>
@@ -700,18 +900,25 @@
                 <w:between w:val="nil"/>
               </w:pBdr>
               <w:spacing w:line="240" w:lineRule="auto"/>
-            </w:pPr>
-            <w:r>
-              <w:t>23.06</w:t>
-            </w:r>
-            <w:r>
-              <w:t>.2025</w:t>
-            </w:r>
-          </w:p>
-        </w:tc>
-        <w:tc>
-          <w:tcPr>
-            <w:tcW w:w="2100" w:type="dxa"/>
+              <w:rPr>
+                <w:rFonts w:asciiTheme="minorHAnsi" w:hAnsiTheme="minorHAnsi" w:cstheme="minorHAnsi"/>
+                <w:sz w:val="24"/>
+                <w:szCs w:val="24"/>
+              </w:rPr>
+            </w:pPr>
+            <w:r>
+              <w:rPr>
+                <w:rFonts w:asciiTheme="minorHAnsi" w:hAnsiTheme="minorHAnsi" w:cstheme="minorHAnsi"/>
+                <w:sz w:val="24"/>
+                <w:szCs w:val="24"/>
+              </w:rPr>
+              <w:t>23.06.2025</w:t>
+            </w:r>
+          </w:p>
+        </w:tc>
+        <w:tc>
+          <w:tcPr>
+            <w:tcW w:w="2103" w:type="dxa"/>
             <w:shd w:val="clear" w:color="auto" w:fill="auto"/>
             <w:tcMar>
               <w:top w:w="100" w:type="dxa"/>
@@ -731,15 +938,25 @@
                 <w:between w:val="nil"/>
               </w:pBdr>
               <w:spacing w:line="240" w:lineRule="auto"/>
-            </w:pPr>
-            <w:r>
+              <w:rPr>
+                <w:rFonts w:asciiTheme="minorHAnsi" w:hAnsiTheme="minorHAnsi" w:cstheme="minorHAnsi"/>
+                <w:sz w:val="24"/>
+                <w:szCs w:val="24"/>
+              </w:rPr>
+            </w:pPr>
+            <w:r>
+              <w:rPr>
+                <w:rFonts w:asciiTheme="minorHAnsi" w:hAnsiTheme="minorHAnsi" w:cstheme="minorHAnsi"/>
+                <w:sz w:val="24"/>
+                <w:szCs w:val="24"/>
+              </w:rPr>
               <w:t>Donart Bazaj</w:t>
             </w:r>
           </w:p>
         </w:tc>
         <w:tc>
           <w:tcPr>
-            <w:tcW w:w="3750" w:type="dxa"/>
+            <w:tcW w:w="3756" w:type="dxa"/>
             <w:shd w:val="clear" w:color="auto" w:fill="auto"/>
             <w:tcMar>
               <w:top w:w="100" w:type="dxa"/>
@@ -759,62 +976,269 @@
                 <w:between w:val="nil"/>
               </w:pBdr>
               <w:spacing w:line="240" w:lineRule="auto"/>
-            </w:pPr>
-            <w:r>
+              <w:rPr>
+                <w:rFonts w:asciiTheme="minorHAnsi" w:hAnsiTheme="minorHAnsi" w:cstheme="minorHAnsi"/>
+                <w:sz w:val="24"/>
+                <w:szCs w:val="24"/>
+              </w:rPr>
+            </w:pPr>
+            <w:r>
+              <w:rPr>
+                <w:rFonts w:asciiTheme="minorHAnsi" w:hAnsiTheme="minorHAnsi" w:cstheme="minorHAnsi"/>
+                <w:sz w:val="24"/>
+                <w:szCs w:val="24"/>
+              </w:rPr>
               <w:t>Ersterstellung</w:t>
+            </w:r>
+          </w:p>
+        </w:tc>
+      </w:tr>
+      <w:tr>
+        <w:trPr>
+          <w:trHeight w:val="335"/>
+        </w:trPr>
+        <w:tc>
+          <w:tcPr>
+            <w:tcW w:w="1457" w:type="dxa"/>
+            <w:shd w:val="clear" w:color="auto" w:fill="auto"/>
+            <w:tcMar>
+              <w:top w:w="100" w:type="dxa"/>
+              <w:left w:w="100" w:type="dxa"/>
+              <w:bottom w:w="100" w:type="dxa"/>
+              <w:right w:w="100" w:type="dxa"/>
+            </w:tcMar>
+          </w:tcPr>
+          <w:p>
+            <w:pPr>
+              <w:widowControl w:val="0"/>
+              <w:pBdr>
+                <w:top w:val="nil"/>
+                <w:left w:val="nil"/>
+                <w:bottom w:val="nil"/>
+                <w:right w:val="nil"/>
+                <w:between w:val="nil"/>
+              </w:pBdr>
+              <w:spacing w:line="240" w:lineRule="auto"/>
+              <w:rPr>
+                <w:rFonts w:asciiTheme="minorHAnsi" w:hAnsiTheme="minorHAnsi" w:cstheme="minorHAnsi"/>
+                <w:sz w:val="24"/>
+                <w:szCs w:val="24"/>
+              </w:rPr>
+            </w:pPr>
+            <w:r>
+              <w:rPr>
+                <w:rFonts w:asciiTheme="minorHAnsi" w:hAnsiTheme="minorHAnsi" w:cstheme="minorHAnsi"/>
+                <w:sz w:val="24"/>
+                <w:szCs w:val="24"/>
+              </w:rPr>
+              <w:t>1.2</w:t>
+            </w:r>
+          </w:p>
+        </w:tc>
+        <w:tc>
+          <w:tcPr>
+            <w:tcW w:w="1697" w:type="dxa"/>
+            <w:shd w:val="clear" w:color="auto" w:fill="auto"/>
+            <w:tcMar>
+              <w:top w:w="100" w:type="dxa"/>
+              <w:left w:w="100" w:type="dxa"/>
+              <w:bottom w:w="100" w:type="dxa"/>
+              <w:right w:w="100" w:type="dxa"/>
+            </w:tcMar>
+          </w:tcPr>
+          <w:p>
+            <w:pPr>
+              <w:widowControl w:val="0"/>
+              <w:pBdr>
+                <w:top w:val="nil"/>
+                <w:left w:val="nil"/>
+                <w:bottom w:val="nil"/>
+                <w:right w:val="nil"/>
+                <w:between w:val="nil"/>
+              </w:pBdr>
+              <w:spacing w:line="240" w:lineRule="auto"/>
+              <w:rPr>
+                <w:rFonts w:asciiTheme="minorHAnsi" w:hAnsiTheme="minorHAnsi" w:cstheme="minorHAnsi"/>
+                <w:sz w:val="24"/>
+                <w:szCs w:val="24"/>
+              </w:rPr>
+            </w:pPr>
+            <w:r>
+              <w:rPr>
+                <w:rFonts w:asciiTheme="minorHAnsi" w:hAnsiTheme="minorHAnsi" w:cstheme="minorHAnsi"/>
+                <w:sz w:val="24"/>
+                <w:szCs w:val="24"/>
+              </w:rPr>
+              <w:t>26.06.2025</w:t>
+            </w:r>
+          </w:p>
+        </w:tc>
+        <w:tc>
+          <w:tcPr>
+            <w:tcW w:w="2103" w:type="dxa"/>
+            <w:shd w:val="clear" w:color="auto" w:fill="auto"/>
+            <w:tcMar>
+              <w:top w:w="100" w:type="dxa"/>
+              <w:left w:w="100" w:type="dxa"/>
+              <w:bottom w:w="100" w:type="dxa"/>
+              <w:right w:w="100" w:type="dxa"/>
+            </w:tcMar>
+          </w:tcPr>
+          <w:p>
+            <w:pPr>
+              <w:widowControl w:val="0"/>
+              <w:pBdr>
+                <w:top w:val="nil"/>
+                <w:left w:val="nil"/>
+                <w:bottom w:val="nil"/>
+                <w:right w:val="nil"/>
+                <w:between w:val="nil"/>
+              </w:pBdr>
+              <w:spacing w:line="240" w:lineRule="auto"/>
+              <w:rPr>
+                <w:rFonts w:asciiTheme="minorHAnsi" w:hAnsiTheme="minorHAnsi" w:cstheme="minorHAnsi"/>
+                <w:sz w:val="24"/>
+                <w:szCs w:val="24"/>
+              </w:rPr>
+            </w:pPr>
+            <w:r>
+              <w:rPr>
+                <w:rFonts w:asciiTheme="minorHAnsi" w:hAnsiTheme="minorHAnsi" w:cstheme="minorHAnsi"/>
+                <w:sz w:val="24"/>
+                <w:szCs w:val="24"/>
+              </w:rPr>
+              <w:t>Donart Bazaj</w:t>
+            </w:r>
+          </w:p>
+        </w:tc>
+        <w:tc>
+          <w:tcPr>
+            <w:tcW w:w="3756" w:type="dxa"/>
+            <w:shd w:val="clear" w:color="auto" w:fill="auto"/>
+            <w:tcMar>
+              <w:top w:w="100" w:type="dxa"/>
+              <w:left w:w="100" w:type="dxa"/>
+              <w:bottom w:w="100" w:type="dxa"/>
+              <w:right w:w="100" w:type="dxa"/>
+            </w:tcMar>
+          </w:tcPr>
+          <w:p>
+            <w:pPr>
+              <w:widowControl w:val="0"/>
+              <w:pBdr>
+                <w:top w:val="nil"/>
+                <w:left w:val="nil"/>
+                <w:bottom w:val="nil"/>
+                <w:right w:val="nil"/>
+                <w:between w:val="nil"/>
+              </w:pBdr>
+              <w:spacing w:line="240" w:lineRule="auto"/>
+              <w:rPr>
+                <w:rFonts w:asciiTheme="minorHAnsi" w:hAnsiTheme="minorHAnsi" w:cstheme="minorHAnsi"/>
+                <w:sz w:val="24"/>
+                <w:szCs w:val="24"/>
+              </w:rPr>
+            </w:pPr>
+            <w:r>
+              <w:rPr>
+                <w:rFonts w:asciiTheme="minorHAnsi" w:hAnsiTheme="minorHAnsi" w:cstheme="minorHAnsi"/>
+                <w:sz w:val="24"/>
+                <w:szCs w:val="24"/>
+              </w:rPr>
+              <w:t>Erweiterung und Anpassung</w:t>
             </w:r>
           </w:p>
         </w:tc>
       </w:tr>
     </w:tbl>
-    <w:p/>
+    <w:p>
+      <w:pPr>
+        <w:rPr>
+          <w:rFonts w:asciiTheme="minorHAnsi" w:hAnsiTheme="minorHAnsi" w:cstheme="minorHAnsi"/>
+          <w:sz w:val="24"/>
+          <w:szCs w:val="24"/>
+        </w:rPr>
+      </w:pPr>
+    </w:p>
     <w:p>
       <w:pPr>
         <w:pStyle w:val="berschrift2"/>
         <w:rPr>
+          <w:rFonts w:asciiTheme="minorHAnsi" w:hAnsiTheme="minorHAnsi" w:cstheme="minorHAnsi"/>
+          <w:b/>
+          <w:bCs/>
           <w:color w:val="auto"/>
+          <w:sz w:val="24"/>
+          <w:szCs w:val="24"/>
         </w:rPr>
       </w:pPr>
       <w:bookmarkStart w:id="2" w:name="_71pnlosdn0gy" w:colFirst="0" w:colLast="0"/>
       <w:bookmarkEnd w:id="2"/>
       <w:r>
         <w:rPr>
+          <w:rFonts w:asciiTheme="minorHAnsi" w:hAnsiTheme="minorHAnsi" w:cstheme="minorHAnsi"/>
+          <w:b/>
+          <w:bCs/>
           <w:color w:val="auto"/>
+          <w:sz w:val="24"/>
+          <w:szCs w:val="24"/>
         </w:rPr>
         <w:t>1 Einleitung</w:t>
       </w:r>
     </w:p>
     <w:p>
+      <w:pPr>
+        <w:rPr>
+          <w:rFonts w:asciiTheme="minorHAnsi" w:hAnsiTheme="minorHAnsi" w:cstheme="minorHAnsi"/>
+          <w:sz w:val="24"/>
+          <w:szCs w:val="24"/>
+        </w:rPr>
+      </w:pPr>
       <w:r>
-        <w:t xml:space="preserve">Dieses Dokument beschreibt die Testfälle der </w:t>
+        <w:rPr>
+          <w:rFonts w:asciiTheme="minorHAnsi" w:hAnsiTheme="minorHAnsi" w:cstheme="minorHAnsi"/>
+          <w:sz w:val="24"/>
+          <w:szCs w:val="24"/>
+        </w:rPr>
+        <w:t>Dieses Dokument beschreibt die Testfälle der Komponententest 1 der Spritzgussmaschine.</w:t>
       </w:r>
       <w:r>
-        <w:t>Komponententest 1</w:t>
-      </w:r>
-      <w:r>
-        <w:t xml:space="preserve"> der Spritzgussmaschine.</w:t>
-      </w:r>
-      <w:r>
-        <w:t xml:space="preserve"> </w:t>
-      </w:r>
-      <w:r>
-        <w:t xml:space="preserve">Der Fokus liegt dabei auf Modultests sowie Kettentests, bei denen mehrere zusammenarbeitende Klassen überprüft werden – z. B. im Kontext eines angewandten Entwurfsmusters wie dem </w:t>
+        <w:rPr>
+          <w:rFonts w:asciiTheme="minorHAnsi" w:hAnsiTheme="minorHAnsi" w:cstheme="minorHAnsi"/>
+          <w:sz w:val="24"/>
+          <w:szCs w:val="24"/>
+        </w:rPr>
+        <w:t xml:space="preserve"> Der Fokus liegt dabei auf Modultests sowie Kettentests, bei denen mehrere zusammenarbeitende Klassen überprüft werden – z. B. im Kontext eines angewandten Entwurfsmusters wie dem </w:t>
       </w:r>
       <w:proofErr w:type="spellStart"/>
       <w:r>
+        <w:rPr>
+          <w:rFonts w:asciiTheme="minorHAnsi" w:hAnsiTheme="minorHAnsi" w:cstheme="minorHAnsi"/>
+          <w:sz w:val="24"/>
+          <w:szCs w:val="24"/>
+        </w:rPr>
         <w:t>Strategy</w:t>
       </w:r>
       <w:proofErr w:type="spellEnd"/>
       <w:r>
+        <w:rPr>
+          <w:rFonts w:asciiTheme="minorHAnsi" w:hAnsiTheme="minorHAnsi" w:cstheme="minorHAnsi"/>
+          <w:sz w:val="24"/>
+          <w:szCs w:val="24"/>
+        </w:rPr>
         <w:t>-Pattern.</w:t>
       </w:r>
     </w:p>
-    <w:p/>
     <w:p>
       <w:pPr>
         <w:pStyle w:val="berschrift2"/>
         <w:rPr>
+          <w:rFonts w:asciiTheme="minorHAnsi" w:hAnsiTheme="minorHAnsi" w:cstheme="minorHAnsi"/>
+          <w:b/>
+          <w:bCs/>
           <w:color w:val="auto"/>
+          <w:sz w:val="24"/>
+          <w:szCs w:val="24"/>
           <w:highlight w:val="white"/>
         </w:rPr>
       </w:pPr>
@@ -822,7 +1246,12 @@
       <w:bookmarkEnd w:id="3"/>
       <w:r>
         <w:rPr>
+          <w:rFonts w:asciiTheme="minorHAnsi" w:hAnsiTheme="minorHAnsi" w:cstheme="minorHAnsi"/>
+          <w:b/>
+          <w:bCs/>
           <w:color w:val="auto"/>
+          <w:sz w:val="24"/>
+          <w:szCs w:val="24"/>
         </w:rPr>
         <w:t>2 Testumgebung</w:t>
       </w:r>
@@ -830,14 +1259,20 @@
     <w:p>
       <w:pPr>
         <w:rPr>
+          <w:rFonts w:asciiTheme="minorHAnsi" w:hAnsiTheme="minorHAnsi" w:cstheme="minorHAnsi"/>
           <w:color w:val="222222"/>
+          <w:sz w:val="24"/>
+          <w:szCs w:val="24"/>
           <w:highlight w:val="white"/>
           <w:lang w:val="de-DE"/>
         </w:rPr>
       </w:pPr>
       <w:r>
         <w:rPr>
+          <w:rFonts w:asciiTheme="minorHAnsi" w:hAnsiTheme="minorHAnsi" w:cstheme="minorHAnsi"/>
           <w:color w:val="222222"/>
+          <w:sz w:val="24"/>
+          <w:szCs w:val="24"/>
           <w:highlight w:val="white"/>
           <w:lang w:val="de-DE"/>
         </w:rPr>
@@ -847,7 +1282,10 @@
     <w:p>
       <w:pPr>
         <w:rPr>
+          <w:rFonts w:asciiTheme="minorHAnsi" w:hAnsiTheme="minorHAnsi" w:cstheme="minorHAnsi"/>
           <w:color w:val="222222"/>
+          <w:sz w:val="24"/>
+          <w:szCs w:val="24"/>
           <w:highlight w:val="white"/>
           <w:lang w:val="de-DE"/>
         </w:rPr>
@@ -860,14 +1298,20 @@
           <w:numId w:val="9"/>
         </w:numPr>
         <w:rPr>
+          <w:rFonts w:asciiTheme="minorHAnsi" w:hAnsiTheme="minorHAnsi" w:cstheme="minorHAnsi"/>
           <w:color w:val="222222"/>
+          <w:sz w:val="24"/>
+          <w:szCs w:val="24"/>
           <w:highlight w:val="white"/>
           <w:lang w:val="de-DE"/>
         </w:rPr>
       </w:pPr>
       <w:r>
         <w:rPr>
+          <w:rFonts w:asciiTheme="minorHAnsi" w:hAnsiTheme="minorHAnsi" w:cstheme="minorHAnsi"/>
           <w:color w:val="222222"/>
+          <w:sz w:val="24"/>
+          <w:szCs w:val="24"/>
           <w:highlight w:val="white"/>
           <w:lang w:val="de-DE"/>
         </w:rPr>
@@ -878,7 +1322,10 @@
       <w:pPr>
         <w:ind w:left="720"/>
         <w:rPr>
+          <w:rFonts w:asciiTheme="minorHAnsi" w:hAnsiTheme="minorHAnsi" w:cstheme="minorHAnsi"/>
           <w:color w:val="222222"/>
+          <w:sz w:val="24"/>
+          <w:szCs w:val="24"/>
           <w:highlight w:val="white"/>
           <w:lang w:val="de-DE"/>
         </w:rPr>
@@ -891,14 +1338,20 @@
           <w:numId w:val="9"/>
         </w:numPr>
         <w:rPr>
+          <w:rFonts w:asciiTheme="minorHAnsi" w:hAnsiTheme="minorHAnsi" w:cstheme="minorHAnsi"/>
           <w:color w:val="222222"/>
+          <w:sz w:val="24"/>
+          <w:szCs w:val="24"/>
           <w:highlight w:val="white"/>
           <w:lang w:val="de-DE"/>
         </w:rPr>
       </w:pPr>
       <w:r>
         <w:rPr>
+          <w:rFonts w:asciiTheme="minorHAnsi" w:hAnsiTheme="minorHAnsi" w:cstheme="minorHAnsi"/>
           <w:color w:val="222222"/>
+          <w:sz w:val="24"/>
+          <w:szCs w:val="24"/>
           <w:highlight w:val="white"/>
           <w:lang w:val="de-DE"/>
         </w:rPr>
@@ -908,7 +1361,10 @@
     <w:p>
       <w:pPr>
         <w:rPr>
+          <w:rFonts w:asciiTheme="minorHAnsi" w:hAnsiTheme="minorHAnsi" w:cstheme="minorHAnsi"/>
           <w:color w:val="222222"/>
+          <w:sz w:val="24"/>
+          <w:szCs w:val="24"/>
           <w:highlight w:val="white"/>
           <w:lang w:val="de-DE"/>
         </w:rPr>
@@ -921,14 +1377,20 @@
           <w:numId w:val="9"/>
         </w:numPr>
         <w:rPr>
+          <w:rFonts w:asciiTheme="minorHAnsi" w:hAnsiTheme="minorHAnsi" w:cstheme="minorHAnsi"/>
           <w:color w:val="222222"/>
+          <w:sz w:val="24"/>
+          <w:szCs w:val="24"/>
           <w:highlight w:val="white"/>
           <w:lang w:val="de-DE"/>
         </w:rPr>
       </w:pPr>
       <w:r>
         <w:rPr>
+          <w:rFonts w:asciiTheme="minorHAnsi" w:hAnsiTheme="minorHAnsi" w:cstheme="minorHAnsi"/>
           <w:color w:val="222222"/>
+          <w:sz w:val="24"/>
+          <w:szCs w:val="24"/>
           <w:highlight w:val="white"/>
           <w:lang w:val="de-DE"/>
         </w:rPr>
@@ -939,7 +1401,10 @@
       <w:pPr>
         <w:ind w:left="720"/>
         <w:rPr>
+          <w:rFonts w:asciiTheme="minorHAnsi" w:hAnsiTheme="minorHAnsi" w:cstheme="minorHAnsi"/>
           <w:color w:val="222222"/>
+          <w:sz w:val="24"/>
+          <w:szCs w:val="24"/>
           <w:highlight w:val="white"/>
           <w:lang w:val="de-DE"/>
         </w:rPr>
@@ -952,14 +1417,20 @@
           <w:numId w:val="9"/>
         </w:numPr>
         <w:rPr>
+          <w:rFonts w:asciiTheme="minorHAnsi" w:hAnsiTheme="minorHAnsi" w:cstheme="minorHAnsi"/>
           <w:color w:val="222222"/>
+          <w:sz w:val="24"/>
+          <w:szCs w:val="24"/>
           <w:highlight w:val="white"/>
           <w:lang w:val="de-DE"/>
         </w:rPr>
       </w:pPr>
       <w:r>
         <w:rPr>
+          <w:rFonts w:asciiTheme="minorHAnsi" w:hAnsiTheme="minorHAnsi" w:cstheme="minorHAnsi"/>
           <w:color w:val="222222"/>
+          <w:sz w:val="24"/>
+          <w:szCs w:val="24"/>
           <w:highlight w:val="white"/>
           <w:lang w:val="de-DE"/>
         </w:rPr>
@@ -969,7 +1440,10 @@
     <w:p>
       <w:pPr>
         <w:rPr>
+          <w:rFonts w:asciiTheme="minorHAnsi" w:hAnsiTheme="minorHAnsi" w:cstheme="minorHAnsi"/>
           <w:color w:val="222222"/>
+          <w:sz w:val="24"/>
+          <w:szCs w:val="24"/>
           <w:highlight w:val="white"/>
           <w:lang w:val="de-DE"/>
         </w:rPr>
@@ -978,17 +1452,28 @@
     <w:p>
       <w:pPr>
         <w:rPr>
+          <w:rFonts w:asciiTheme="minorHAnsi" w:hAnsiTheme="minorHAnsi" w:cstheme="minorHAnsi"/>
           <w:color w:val="222222"/>
+          <w:sz w:val="24"/>
+          <w:szCs w:val="24"/>
           <w:highlight w:val="white"/>
         </w:rPr>
       </w:pPr>
       <w:r>
+        <w:rPr>
+          <w:rFonts w:asciiTheme="minorHAnsi" w:hAnsiTheme="minorHAnsi" w:cstheme="minorHAnsi"/>
+          <w:sz w:val="24"/>
+          <w:szCs w:val="24"/>
+        </w:rPr>
         <w:t xml:space="preserve">Die Tests sind später mit </w:t>
       </w:r>
       <w:proofErr w:type="spellStart"/>
       <w:r>
         <w:rPr>
+          <w:rFonts w:asciiTheme="minorHAnsi" w:hAnsiTheme="minorHAnsi" w:cstheme="minorHAnsi"/>
           <w:color w:val="222222"/>
+          <w:sz w:val="24"/>
+          <w:szCs w:val="24"/>
           <w:highlight w:val="white"/>
         </w:rPr>
         <w:t>MSTest</w:t>
@@ -996,7 +1481,10 @@
       <w:proofErr w:type="spellEnd"/>
       <w:r>
         <w:rPr>
+          <w:rFonts w:asciiTheme="minorHAnsi" w:hAnsiTheme="minorHAnsi" w:cstheme="minorHAnsi"/>
           <w:color w:val="222222"/>
+          <w:sz w:val="24"/>
+          <w:szCs w:val="24"/>
           <w:highlight w:val="white"/>
         </w:rPr>
         <w:t xml:space="preserve"> zu realisieren.</w:t>
@@ -1005,80 +1493,24 @@
     <w:p>
       <w:pPr>
         <w:rPr>
+          <w:rFonts w:asciiTheme="minorHAnsi" w:hAnsiTheme="minorHAnsi" w:cstheme="minorHAnsi"/>
           <w:color w:val="222222"/>
+          <w:sz w:val="24"/>
+          <w:szCs w:val="24"/>
           <w:highlight w:val="white"/>
         </w:rPr>
       </w:pPr>
     </w:p>
     <w:p>
       <w:pPr>
-        <w:rPr>
-          <w:color w:val="222222"/>
-          <w:highlight w:val="white"/>
-        </w:rPr>
-      </w:pPr>
-    </w:p>
-    <w:p>
-      <w:pPr>
-        <w:rPr>
-          <w:color w:val="222222"/>
-          <w:highlight w:val="white"/>
-        </w:rPr>
-      </w:pPr>
-    </w:p>
-    <w:p>
-      <w:pPr>
-        <w:rPr>
-          <w:color w:val="222222"/>
-          <w:highlight w:val="white"/>
-        </w:rPr>
-      </w:pPr>
-    </w:p>
-    <w:p>
-      <w:pPr>
-        <w:rPr>
-          <w:color w:val="222222"/>
-          <w:highlight w:val="white"/>
-        </w:rPr>
-      </w:pPr>
-    </w:p>
-    <w:p>
-      <w:pPr>
-        <w:rPr>
-          <w:color w:val="222222"/>
-          <w:highlight w:val="white"/>
-        </w:rPr>
-      </w:pPr>
-    </w:p>
-    <w:p>
-      <w:pPr>
-        <w:rPr>
-          <w:color w:val="222222"/>
-          <w:highlight w:val="white"/>
-        </w:rPr>
-      </w:pPr>
-    </w:p>
-    <w:p>
-      <w:pPr>
-        <w:rPr>
-          <w:color w:val="222222"/>
-          <w:highlight w:val="white"/>
-        </w:rPr>
-      </w:pPr>
-    </w:p>
-    <w:p>
-      <w:pPr>
-        <w:rPr>
-          <w:color w:val="222222"/>
-          <w:highlight w:val="white"/>
-        </w:rPr>
-      </w:pPr>
-    </w:p>
-    <w:p>
-      <w:pPr>
         <w:pStyle w:val="berschrift2"/>
         <w:rPr>
+          <w:rFonts w:asciiTheme="minorHAnsi" w:hAnsiTheme="minorHAnsi" w:cstheme="minorHAnsi"/>
+          <w:b/>
+          <w:bCs/>
           <w:color w:val="auto"/>
+          <w:sz w:val="24"/>
+          <w:szCs w:val="24"/>
         </w:rPr>
       </w:pPr>
       <w:bookmarkStart w:id="4" w:name="_7qy7zrdqg9fn" w:colFirst="0" w:colLast="0"/>
@@ -1087,19 +1519,45 @@
       <w:bookmarkEnd w:id="5"/>
       <w:r>
         <w:rPr>
+          <w:rFonts w:asciiTheme="minorHAnsi" w:hAnsiTheme="minorHAnsi" w:cstheme="minorHAnsi"/>
+          <w:b/>
+          <w:bCs/>
           <w:color w:val="auto"/>
+          <w:sz w:val="24"/>
+          <w:szCs w:val="24"/>
         </w:rPr>
         <w:t>3</w:t>
       </w:r>
       <w:r>
         <w:rPr>
+          <w:rFonts w:asciiTheme="minorHAnsi" w:hAnsiTheme="minorHAnsi" w:cstheme="minorHAnsi"/>
+          <w:b/>
+          <w:bCs/>
           <w:color w:val="auto"/>
+          <w:sz w:val="24"/>
+          <w:szCs w:val="24"/>
         </w:rPr>
         <w:t xml:space="preserve"> Testfälle</w:t>
       </w:r>
     </w:p>
-    <w:p/>
-    <w:p/>
+    <w:p>
+      <w:pPr>
+        <w:rPr>
+          <w:rFonts w:asciiTheme="minorHAnsi" w:hAnsiTheme="minorHAnsi" w:cstheme="minorHAnsi"/>
+          <w:sz w:val="24"/>
+          <w:szCs w:val="24"/>
+        </w:rPr>
+      </w:pPr>
+    </w:p>
+    <w:p>
+      <w:pPr>
+        <w:rPr>
+          <w:rFonts w:asciiTheme="minorHAnsi" w:hAnsiTheme="minorHAnsi" w:cstheme="minorHAnsi"/>
+          <w:sz w:val="24"/>
+          <w:szCs w:val="24"/>
+        </w:rPr>
+      </w:pPr>
+    </w:p>
     <w:tbl>
       <w:tblPr>
         <w:tblW w:w="8970" w:type="dxa"/>
@@ -1142,12 +1600,18 @@
               </w:pBdr>
               <w:spacing w:line="240" w:lineRule="auto"/>
               <w:rPr>
-                <w:bCs/>
-              </w:rPr>
-            </w:pPr>
-            <w:r>
-              <w:rPr>
-                <w:bCs/>
+                <w:rFonts w:asciiTheme="minorHAnsi" w:hAnsiTheme="minorHAnsi" w:cstheme="minorHAnsi"/>
+                <w:bCs/>
+                <w:sz w:val="24"/>
+                <w:szCs w:val="24"/>
+              </w:rPr>
+            </w:pPr>
+            <w:r>
+              <w:rPr>
+                <w:rFonts w:asciiTheme="minorHAnsi" w:hAnsiTheme="minorHAnsi" w:cstheme="minorHAnsi"/>
+                <w:bCs/>
+                <w:sz w:val="24"/>
+                <w:szCs w:val="24"/>
               </w:rPr>
               <w:t>ID</w:t>
             </w:r>
@@ -1176,12 +1640,18 @@
               </w:pBdr>
               <w:spacing w:line="240" w:lineRule="auto"/>
               <w:rPr>
-                <w:bCs/>
-              </w:rPr>
-            </w:pPr>
-            <w:r>
-              <w:rPr>
-                <w:bCs/>
+                <w:rFonts w:asciiTheme="minorHAnsi" w:hAnsiTheme="minorHAnsi" w:cstheme="minorHAnsi"/>
+                <w:bCs/>
+                <w:sz w:val="24"/>
+                <w:szCs w:val="24"/>
+              </w:rPr>
+            </w:pPr>
+            <w:r>
+              <w:rPr>
+                <w:rFonts w:asciiTheme="minorHAnsi" w:hAnsiTheme="minorHAnsi" w:cstheme="minorHAnsi"/>
+                <w:bCs/>
+                <w:sz w:val="24"/>
+                <w:szCs w:val="24"/>
               </w:rPr>
               <w:t>KT1.1</w:t>
             </w:r>
@@ -1212,12 +1682,18 @@
               </w:pBdr>
               <w:spacing w:line="240" w:lineRule="auto"/>
               <w:rPr>
-                <w:bCs/>
-              </w:rPr>
-            </w:pPr>
-            <w:r>
-              <w:rPr>
-                <w:bCs/>
+                <w:rFonts w:asciiTheme="minorHAnsi" w:hAnsiTheme="minorHAnsi" w:cstheme="minorHAnsi"/>
+                <w:bCs/>
+                <w:sz w:val="24"/>
+                <w:szCs w:val="24"/>
+              </w:rPr>
+            </w:pPr>
+            <w:r>
+              <w:rPr>
+                <w:rFonts w:asciiTheme="minorHAnsi" w:hAnsiTheme="minorHAnsi" w:cstheme="minorHAnsi"/>
+                <w:bCs/>
+                <w:sz w:val="24"/>
+                <w:szCs w:val="24"/>
               </w:rPr>
               <w:t>Beschreibung</w:t>
             </w:r>
@@ -1246,45 +1722,33 @@
               </w:pBdr>
               <w:spacing w:line="240" w:lineRule="auto"/>
               <w:rPr>
-                <w:bCs/>
+                <w:rFonts w:asciiTheme="minorHAnsi" w:hAnsiTheme="minorHAnsi" w:cstheme="minorHAnsi"/>
+                <w:bCs/>
+                <w:sz w:val="24"/>
+                <w:szCs w:val="24"/>
                 <w:lang w:val="de-DE"/>
               </w:rPr>
             </w:pPr>
             <w:r>
               <w:rPr>
-                <w:bCs/>
+                <w:rFonts w:asciiTheme="minorHAnsi" w:hAnsiTheme="minorHAnsi" w:cstheme="minorHAnsi"/>
+                <w:bCs/>
+                <w:sz w:val="24"/>
+                <w:szCs w:val="24"/>
                 <w:lang w:val="de-DE"/>
               </w:rPr>
               <w:t>Verarbeitung von PCM</w:t>
             </w:r>
             <w:r>
               <w:rPr>
-                <w:bCs/>
+                <w:rFonts w:asciiTheme="minorHAnsi" w:hAnsiTheme="minorHAnsi" w:cstheme="minorHAnsi"/>
+                <w:bCs/>
+                <w:sz w:val="24"/>
+                <w:szCs w:val="24"/>
                 <w:lang w:val="de-DE"/>
               </w:rPr>
               <w:noBreakHyphen/>
-              <w:t xml:space="preserve">Samples aus dem Mikrofon und Ausgabe eines </w:t>
-            </w:r>
-            <w:r>
-              <w:rPr>
-                <w:bCs/>
-                <w:lang w:val="de-DE"/>
-              </w:rPr>
-              <w:t>Int16</w:t>
-            </w:r>
-            <w:r>
-              <w:rPr>
-                <w:bCs/>
-                <w:lang w:val="de-DE"/>
-              </w:rPr>
-              <w:t>[]</w:t>
-            </w:r>
-            <w:r>
-              <w:rPr>
-                <w:bCs/>
-                <w:lang w:val="de-DE"/>
-              </w:rPr>
-              <w:t>.</w:t>
+              <w:t>Samples aus dem Mikrofon und Ausgabe eines Int16[].</w:t>
             </w:r>
           </w:p>
         </w:tc>
@@ -1313,12 +1777,18 @@
               </w:pBdr>
               <w:spacing w:line="240" w:lineRule="auto"/>
               <w:rPr>
-                <w:bCs/>
-              </w:rPr>
-            </w:pPr>
-            <w:r>
-              <w:rPr>
-                <w:bCs/>
+                <w:rFonts w:asciiTheme="minorHAnsi" w:hAnsiTheme="minorHAnsi" w:cstheme="minorHAnsi"/>
+                <w:bCs/>
+                <w:sz w:val="24"/>
+                <w:szCs w:val="24"/>
+              </w:rPr>
+            </w:pPr>
+            <w:r>
+              <w:rPr>
+                <w:rFonts w:asciiTheme="minorHAnsi" w:hAnsiTheme="minorHAnsi" w:cstheme="minorHAnsi"/>
+                <w:bCs/>
+                <w:sz w:val="24"/>
+                <w:szCs w:val="24"/>
               </w:rPr>
               <w:t>Vorbedingung</w:t>
             </w:r>
@@ -1347,24 +1817,36 @@
               </w:pBdr>
               <w:spacing w:line="240" w:lineRule="auto"/>
               <w:rPr>
-                <w:bCs/>
-              </w:rPr>
-            </w:pPr>
-            <w:r>
-              <w:rPr>
-                <w:bCs/>
+                <w:rFonts w:asciiTheme="minorHAnsi" w:hAnsiTheme="minorHAnsi" w:cstheme="minorHAnsi"/>
+                <w:bCs/>
+                <w:sz w:val="24"/>
+                <w:szCs w:val="24"/>
+              </w:rPr>
+            </w:pPr>
+            <w:r>
+              <w:rPr>
+                <w:rFonts w:asciiTheme="minorHAnsi" w:hAnsiTheme="minorHAnsi" w:cstheme="minorHAnsi"/>
+                <w:bCs/>
+                <w:sz w:val="24"/>
+                <w:szCs w:val="24"/>
               </w:rPr>
               <w:t xml:space="preserve">Standardmikrofon </w:t>
             </w:r>
             <w:r>
               <w:rPr>
-                <w:bCs/>
+                <w:rFonts w:asciiTheme="minorHAnsi" w:hAnsiTheme="minorHAnsi" w:cstheme="minorHAnsi"/>
+                <w:bCs/>
+                <w:sz w:val="24"/>
+                <w:szCs w:val="24"/>
               </w:rPr>
               <w:t>am System</w:t>
             </w:r>
             <w:r>
               <w:rPr>
-                <w:bCs/>
+                <w:rFonts w:asciiTheme="minorHAnsi" w:hAnsiTheme="minorHAnsi" w:cstheme="minorHAnsi"/>
+                <w:bCs/>
+                <w:sz w:val="24"/>
+                <w:szCs w:val="24"/>
               </w:rPr>
               <w:t xml:space="preserve"> aktiv. Programm wurde gestartet. </w:t>
             </w:r>
@@ -1395,12 +1877,18 @@
               </w:pBdr>
               <w:spacing w:line="240" w:lineRule="auto"/>
               <w:rPr>
-                <w:bCs/>
-              </w:rPr>
-            </w:pPr>
-            <w:r>
-              <w:rPr>
-                <w:bCs/>
+                <w:rFonts w:asciiTheme="minorHAnsi" w:hAnsiTheme="minorHAnsi" w:cstheme="minorHAnsi"/>
+                <w:bCs/>
+                <w:sz w:val="24"/>
+                <w:szCs w:val="24"/>
+              </w:rPr>
+            </w:pPr>
+            <w:r>
+              <w:rPr>
+                <w:rFonts w:asciiTheme="minorHAnsi" w:hAnsiTheme="minorHAnsi" w:cstheme="minorHAnsi"/>
+                <w:bCs/>
+                <w:sz w:val="24"/>
+                <w:szCs w:val="24"/>
               </w:rPr>
               <w:t>Input</w:t>
             </w:r>
@@ -1434,14 +1922,20 @@
               </w:pBdr>
               <w:spacing w:line="240" w:lineRule="auto"/>
               <w:rPr>
-                <w:bCs/>
+                <w:rFonts w:asciiTheme="minorHAnsi" w:hAnsiTheme="minorHAnsi" w:cstheme="minorHAnsi"/>
+                <w:bCs/>
+                <w:sz w:val="24"/>
+                <w:szCs w:val="24"/>
                 <w:lang w:val="en-GB"/>
               </w:rPr>
             </w:pPr>
             <w:proofErr w:type="spellStart"/>
             <w:r>
               <w:rPr>
-                <w:bCs/>
+                <w:rFonts w:asciiTheme="minorHAnsi" w:hAnsiTheme="minorHAnsi" w:cstheme="minorHAnsi"/>
+                <w:bCs/>
+                <w:sz w:val="24"/>
+                <w:szCs w:val="24"/>
                 <w:lang w:val="en-GB"/>
               </w:rPr>
               <w:t>Simulierte</w:t>
@@ -1449,50 +1943,34 @@
             <w:proofErr w:type="spellEnd"/>
             <w:r>
               <w:rPr>
-                <w:bCs/>
+                <w:rFonts w:asciiTheme="minorHAnsi" w:hAnsiTheme="minorHAnsi" w:cstheme="minorHAnsi"/>
+                <w:bCs/>
+                <w:sz w:val="24"/>
+                <w:szCs w:val="24"/>
                 <w:lang w:val="en-GB"/>
               </w:rPr>
               <w:t xml:space="preserve"> PCM</w:t>
             </w:r>
             <w:r>
               <w:rPr>
-                <w:bCs/>
+                <w:rFonts w:asciiTheme="minorHAnsi" w:hAnsiTheme="minorHAnsi" w:cstheme="minorHAnsi"/>
+                <w:bCs/>
+                <w:sz w:val="24"/>
+                <w:szCs w:val="24"/>
                 <w:lang w:val="en-GB"/>
               </w:rPr>
               <w:noBreakHyphen/>
               <w:t xml:space="preserve">Samples: </w:t>
             </w:r>
-            <w:proofErr w:type="gramStart"/>
-            <w:r>
-              <w:rPr>
-                <w:bCs/>
+            <w:r>
+              <w:rPr>
+                <w:rFonts w:asciiTheme="minorHAnsi" w:hAnsiTheme="minorHAnsi" w:cstheme="minorHAnsi"/>
+                <w:bCs/>
+                <w:sz w:val="24"/>
+                <w:szCs w:val="24"/>
                 <w:lang w:val="de-DE"/>
               </w:rPr>
-              <w:t>{ 0</w:t>
-            </w:r>
-            <w:proofErr w:type="gramEnd"/>
-            <w:r>
-              <w:rPr>
-                <w:bCs/>
-                <w:lang w:val="de-DE"/>
-              </w:rPr>
-              <w:t xml:space="preserve">,54, 145, 230, 170, 124,34, </w:t>
-            </w:r>
-            <w:proofErr w:type="gramStart"/>
-            <w:r>
-              <w:rPr>
-                <w:bCs/>
-                <w:lang w:val="de-DE"/>
-              </w:rPr>
-              <w:t>0 }</w:t>
-            </w:r>
-            <w:proofErr w:type="gramEnd"/>
-            <w:r>
-              <w:rPr>
-                <w:bCs/>
-                <w:lang w:val="de-DE"/>
-              </w:rPr>
-              <w:t>.</w:t>
+              <w:t>{ 0,54, 145, 230, 170, 124,34, 0 }.</w:t>
             </w:r>
           </w:p>
           <w:p>
@@ -1512,20 +1990,29 @@
               </w:pBdr>
               <w:spacing w:line="240" w:lineRule="auto"/>
               <w:rPr>
-                <w:bCs/>
+                <w:rFonts w:asciiTheme="minorHAnsi" w:hAnsiTheme="minorHAnsi" w:cstheme="minorHAnsi"/>
+                <w:bCs/>
+                <w:sz w:val="24"/>
+                <w:szCs w:val="24"/>
                 <w:lang w:val="en-GB"/>
               </w:rPr>
             </w:pPr>
             <w:r>
               <w:rPr>
-                <w:bCs/>
+                <w:rFonts w:asciiTheme="minorHAnsi" w:hAnsiTheme="minorHAnsi" w:cstheme="minorHAnsi"/>
+                <w:bCs/>
+                <w:sz w:val="24"/>
+                <w:szCs w:val="24"/>
                 <w:lang w:val="en-GB"/>
               </w:rPr>
               <w:t>Sampling</w:t>
             </w:r>
             <w:r>
               <w:rPr>
-                <w:bCs/>
+                <w:rFonts w:asciiTheme="minorHAnsi" w:hAnsiTheme="minorHAnsi" w:cstheme="minorHAnsi"/>
+                <w:bCs/>
+                <w:sz w:val="24"/>
+                <w:szCs w:val="24"/>
                 <w:lang w:val="en-GB"/>
               </w:rPr>
               <w:noBreakHyphen/>
@@ -1558,12 +2045,18 @@
               </w:pBdr>
               <w:spacing w:line="240" w:lineRule="auto"/>
               <w:rPr>
-                <w:bCs/>
-              </w:rPr>
-            </w:pPr>
-            <w:r>
-              <w:rPr>
-                <w:bCs/>
+                <w:rFonts w:asciiTheme="minorHAnsi" w:hAnsiTheme="minorHAnsi" w:cstheme="minorHAnsi"/>
+                <w:bCs/>
+                <w:sz w:val="24"/>
+                <w:szCs w:val="24"/>
+              </w:rPr>
+            </w:pPr>
+            <w:r>
+              <w:rPr>
+                <w:rFonts w:asciiTheme="minorHAnsi" w:hAnsiTheme="minorHAnsi" w:cstheme="minorHAnsi"/>
+                <w:bCs/>
+                <w:sz w:val="24"/>
+                <w:szCs w:val="24"/>
               </w:rPr>
               <w:t>Output</w:t>
             </w:r>
@@ -1596,30 +2089,22 @@
               </w:pBdr>
               <w:spacing w:line="240" w:lineRule="auto"/>
               <w:rPr>
-                <w:bCs/>
+                <w:rFonts w:asciiTheme="minorHAnsi" w:hAnsiTheme="minorHAnsi" w:cstheme="minorHAnsi"/>
+                <w:bCs/>
+                <w:sz w:val="24"/>
+                <w:szCs w:val="24"/>
                 <w:lang w:val="de-DE"/>
               </w:rPr>
             </w:pPr>
             <w:r>
               <w:rPr>
-                <w:bCs/>
+                <w:rFonts w:asciiTheme="minorHAnsi" w:hAnsiTheme="minorHAnsi" w:cstheme="minorHAnsi"/>
+                <w:bCs/>
+                <w:sz w:val="24"/>
+                <w:szCs w:val="24"/>
                 <w:lang w:val="de-DE"/>
               </w:rPr>
-              <w:t xml:space="preserve">Rückgabe eines </w:t>
-            </w:r>
-            <w:r>
-              <w:rPr>
-                <w:bCs/>
-                <w:lang w:val="de-DE"/>
-              </w:rPr>
-              <w:t>Int16</w:t>
-            </w:r>
-            <w:r>
-              <w:rPr>
-                <w:bCs/>
-                <w:lang w:val="de-DE"/>
-              </w:rPr>
-              <w:t>[] der Länge 4</w:t>
+              <w:t>Rückgabe eines Int16[] der Länge 4</w:t>
             </w:r>
           </w:p>
           <w:p>
@@ -1638,13 +2123,19 @@
               </w:pBdr>
               <w:spacing w:line="240" w:lineRule="auto"/>
               <w:rPr>
-                <w:bCs/>
+                <w:rFonts w:asciiTheme="minorHAnsi" w:hAnsiTheme="minorHAnsi" w:cstheme="minorHAnsi"/>
+                <w:bCs/>
+                <w:sz w:val="24"/>
+                <w:szCs w:val="24"/>
                 <w:lang w:val="de-DE"/>
               </w:rPr>
             </w:pPr>
             <w:r>
               <w:rPr>
-                <w:bCs/>
+                <w:rFonts w:asciiTheme="minorHAnsi" w:hAnsiTheme="minorHAnsi" w:cstheme="minorHAnsi"/>
+                <w:bCs/>
+                <w:sz w:val="24"/>
+                <w:szCs w:val="24"/>
                 <w:lang w:val="de-DE"/>
               </w:rPr>
               <w:t>Werte identisch zu den Eingabewerten</w:t>
@@ -1676,12 +2167,18 @@
               </w:pBdr>
               <w:spacing w:line="240" w:lineRule="auto"/>
               <w:rPr>
-                <w:bCs/>
-              </w:rPr>
-            </w:pPr>
-            <w:r>
-              <w:rPr>
-                <w:bCs/>
+                <w:rFonts w:asciiTheme="minorHAnsi" w:hAnsiTheme="minorHAnsi" w:cstheme="minorHAnsi"/>
+                <w:bCs/>
+                <w:sz w:val="24"/>
+                <w:szCs w:val="24"/>
+              </w:rPr>
+            </w:pPr>
+            <w:r>
+              <w:rPr>
+                <w:rFonts w:asciiTheme="minorHAnsi" w:hAnsiTheme="minorHAnsi" w:cstheme="minorHAnsi"/>
+                <w:bCs/>
+                <w:sz w:val="24"/>
+                <w:szCs w:val="24"/>
               </w:rPr>
               <w:t>Nachbedingung</w:t>
             </w:r>
@@ -1710,12 +2207,18 @@
               </w:pBdr>
               <w:spacing w:line="240" w:lineRule="auto"/>
               <w:rPr>
-                <w:bCs/>
-              </w:rPr>
-            </w:pPr>
-            <w:r>
-              <w:rPr>
-                <w:bCs/>
+                <w:rFonts w:asciiTheme="minorHAnsi" w:hAnsiTheme="minorHAnsi" w:cstheme="minorHAnsi"/>
+                <w:bCs/>
+                <w:sz w:val="24"/>
+                <w:szCs w:val="24"/>
+              </w:rPr>
+            </w:pPr>
+            <w:r>
+              <w:rPr>
+                <w:rFonts w:asciiTheme="minorHAnsi" w:hAnsiTheme="minorHAnsi" w:cstheme="minorHAnsi"/>
+                <w:bCs/>
+                <w:sz w:val="24"/>
+                <w:szCs w:val="24"/>
               </w:rPr>
               <w:t>-</w:t>
             </w:r>
@@ -1723,10 +2226,42 @@
         </w:tc>
       </w:tr>
     </w:tbl>
-    <w:p/>
-    <w:p/>
-    <w:p/>
-    <w:p/>
+    <w:p>
+      <w:pPr>
+        <w:rPr>
+          <w:rFonts w:asciiTheme="minorHAnsi" w:hAnsiTheme="minorHAnsi" w:cstheme="minorHAnsi"/>
+          <w:sz w:val="24"/>
+          <w:szCs w:val="24"/>
+        </w:rPr>
+      </w:pPr>
+    </w:p>
+    <w:p>
+      <w:pPr>
+        <w:rPr>
+          <w:rFonts w:asciiTheme="minorHAnsi" w:hAnsiTheme="minorHAnsi" w:cstheme="minorHAnsi"/>
+          <w:sz w:val="24"/>
+          <w:szCs w:val="24"/>
+        </w:rPr>
+      </w:pPr>
+    </w:p>
+    <w:p>
+      <w:pPr>
+        <w:rPr>
+          <w:rFonts w:asciiTheme="minorHAnsi" w:hAnsiTheme="minorHAnsi" w:cstheme="minorHAnsi"/>
+          <w:sz w:val="24"/>
+          <w:szCs w:val="24"/>
+        </w:rPr>
+      </w:pPr>
+    </w:p>
+    <w:p>
+      <w:pPr>
+        <w:rPr>
+          <w:rFonts w:asciiTheme="minorHAnsi" w:hAnsiTheme="minorHAnsi" w:cstheme="minorHAnsi"/>
+          <w:sz w:val="24"/>
+          <w:szCs w:val="24"/>
+        </w:rPr>
+      </w:pPr>
+    </w:p>
     <w:tbl>
       <w:tblPr>
         <w:tblW w:w="8970" w:type="dxa"/>
@@ -1769,12 +2304,18 @@
               </w:pBdr>
               <w:spacing w:line="240" w:lineRule="auto"/>
               <w:rPr>
-                <w:bCs/>
-              </w:rPr>
-            </w:pPr>
-            <w:r>
-              <w:rPr>
-                <w:bCs/>
+                <w:rFonts w:asciiTheme="minorHAnsi" w:hAnsiTheme="minorHAnsi" w:cstheme="minorHAnsi"/>
+                <w:bCs/>
+                <w:sz w:val="24"/>
+                <w:szCs w:val="24"/>
+              </w:rPr>
+            </w:pPr>
+            <w:r>
+              <w:rPr>
+                <w:rFonts w:asciiTheme="minorHAnsi" w:hAnsiTheme="minorHAnsi" w:cstheme="minorHAnsi"/>
+                <w:bCs/>
+                <w:sz w:val="24"/>
+                <w:szCs w:val="24"/>
               </w:rPr>
               <w:t>ID</w:t>
             </w:r>
@@ -1803,20 +2344,20 @@
               </w:pBdr>
               <w:spacing w:line="240" w:lineRule="auto"/>
               <w:rPr>
-                <w:bCs/>
-              </w:rPr>
-            </w:pPr>
-            <w:r>
-              <w:rPr>
-                <w:bCs/>
-              </w:rPr>
-              <w:t>KT1</w:t>
-            </w:r>
-            <w:r>
-              <w:rPr>
-                <w:bCs/>
-              </w:rPr>
-              <w:t>.2</w:t>
+                <w:rFonts w:asciiTheme="minorHAnsi" w:hAnsiTheme="minorHAnsi" w:cstheme="minorHAnsi"/>
+                <w:bCs/>
+                <w:sz w:val="24"/>
+                <w:szCs w:val="24"/>
+              </w:rPr>
+            </w:pPr>
+            <w:r>
+              <w:rPr>
+                <w:rFonts w:asciiTheme="minorHAnsi" w:hAnsiTheme="minorHAnsi" w:cstheme="minorHAnsi"/>
+                <w:bCs/>
+                <w:sz w:val="24"/>
+                <w:szCs w:val="24"/>
+              </w:rPr>
+              <w:t>KT1.2</w:t>
             </w:r>
           </w:p>
         </w:tc>
@@ -1845,12 +2386,18 @@
               </w:pBdr>
               <w:spacing w:line="240" w:lineRule="auto"/>
               <w:rPr>
-                <w:bCs/>
-              </w:rPr>
-            </w:pPr>
-            <w:r>
-              <w:rPr>
-                <w:bCs/>
+                <w:rFonts w:asciiTheme="minorHAnsi" w:hAnsiTheme="minorHAnsi" w:cstheme="minorHAnsi"/>
+                <w:bCs/>
+                <w:sz w:val="24"/>
+                <w:szCs w:val="24"/>
+              </w:rPr>
+            </w:pPr>
+            <w:r>
+              <w:rPr>
+                <w:rFonts w:asciiTheme="minorHAnsi" w:hAnsiTheme="minorHAnsi" w:cstheme="minorHAnsi"/>
+                <w:bCs/>
+                <w:sz w:val="24"/>
+                <w:szCs w:val="24"/>
               </w:rPr>
               <w:t>Beschreibung</w:t>
             </w:r>
@@ -1879,20 +2426,29 @@
               </w:pBdr>
               <w:spacing w:line="240" w:lineRule="auto"/>
               <w:rPr>
-                <w:bCs/>
+                <w:rFonts w:asciiTheme="minorHAnsi" w:hAnsiTheme="minorHAnsi" w:cstheme="minorHAnsi"/>
+                <w:bCs/>
+                <w:sz w:val="24"/>
+                <w:szCs w:val="24"/>
                 <w:lang w:val="de-DE"/>
               </w:rPr>
             </w:pPr>
             <w:r>
               <w:rPr>
-                <w:bCs/>
+                <w:rFonts w:asciiTheme="minorHAnsi" w:hAnsiTheme="minorHAnsi" w:cstheme="minorHAnsi"/>
+                <w:bCs/>
+                <w:sz w:val="24"/>
+                <w:szCs w:val="24"/>
                 <w:lang w:val="de-DE"/>
               </w:rPr>
               <w:t>Simulierte Audiodaten durchlaufen das Mikrofon</w:t>
             </w:r>
             <w:r>
               <w:rPr>
-                <w:bCs/>
+                <w:rFonts w:asciiTheme="minorHAnsi" w:hAnsiTheme="minorHAnsi" w:cstheme="minorHAnsi"/>
+                <w:bCs/>
+                <w:sz w:val="24"/>
+                <w:szCs w:val="24"/>
                 <w:lang w:val="de-DE"/>
               </w:rPr>
               <w:noBreakHyphen/>
@@ -1925,12 +2481,18 @@
               </w:pBdr>
               <w:spacing w:line="240" w:lineRule="auto"/>
               <w:rPr>
-                <w:bCs/>
-              </w:rPr>
-            </w:pPr>
-            <w:r>
-              <w:rPr>
-                <w:bCs/>
+                <w:rFonts w:asciiTheme="minorHAnsi" w:hAnsiTheme="minorHAnsi" w:cstheme="minorHAnsi"/>
+                <w:bCs/>
+                <w:sz w:val="24"/>
+                <w:szCs w:val="24"/>
+              </w:rPr>
+            </w:pPr>
+            <w:r>
+              <w:rPr>
+                <w:rFonts w:asciiTheme="minorHAnsi" w:hAnsiTheme="minorHAnsi" w:cstheme="minorHAnsi"/>
+                <w:bCs/>
+                <w:sz w:val="24"/>
+                <w:szCs w:val="24"/>
               </w:rPr>
               <w:t>Vorbedingung</w:t>
             </w:r>
@@ -1963,20 +2525,29 @@
               </w:pBdr>
               <w:spacing w:line="240" w:lineRule="auto"/>
               <w:rPr>
-                <w:bCs/>
+                <w:rFonts w:asciiTheme="minorHAnsi" w:hAnsiTheme="minorHAnsi" w:cstheme="minorHAnsi"/>
+                <w:bCs/>
+                <w:sz w:val="24"/>
+                <w:szCs w:val="24"/>
                 <w:lang w:val="de-DE"/>
               </w:rPr>
             </w:pPr>
             <w:r>
               <w:rPr>
-                <w:bCs/>
+                <w:rFonts w:asciiTheme="minorHAnsi" w:hAnsiTheme="minorHAnsi" w:cstheme="minorHAnsi"/>
+                <w:bCs/>
+                <w:sz w:val="24"/>
+                <w:szCs w:val="24"/>
                 <w:lang w:val="de-DE"/>
               </w:rPr>
               <w:t>Mikrofon</w:t>
             </w:r>
             <w:r>
               <w:rPr>
-                <w:bCs/>
+                <w:rFonts w:asciiTheme="minorHAnsi" w:hAnsiTheme="minorHAnsi" w:cstheme="minorHAnsi"/>
+                <w:bCs/>
+                <w:sz w:val="24"/>
+                <w:szCs w:val="24"/>
                 <w:lang w:val="de-DE"/>
               </w:rPr>
               <w:noBreakHyphen/>
@@ -1985,7 +2556,10 @@
             <w:proofErr w:type="spellStart"/>
             <w:r>
               <w:rPr>
-                <w:bCs/>
+                <w:rFonts w:asciiTheme="minorHAnsi" w:hAnsiTheme="minorHAnsi" w:cstheme="minorHAnsi"/>
+                <w:bCs/>
+                <w:sz w:val="24"/>
+                <w:szCs w:val="24"/>
                 <w:lang w:val="de-DE"/>
               </w:rPr>
               <w:t>FFTTransformer</w:t>
@@ -1993,7 +2567,10 @@
             <w:proofErr w:type="spellEnd"/>
             <w:r>
               <w:rPr>
-                <w:bCs/>
+                <w:rFonts w:asciiTheme="minorHAnsi" w:hAnsiTheme="minorHAnsi" w:cstheme="minorHAnsi"/>
+                <w:bCs/>
+                <w:sz w:val="24"/>
+                <w:szCs w:val="24"/>
                 <w:lang w:val="de-DE"/>
               </w:rPr>
               <w:t xml:space="preserve"> </w:t>
@@ -2001,7 +2578,10 @@
             <w:proofErr w:type="spellStart"/>
             <w:r>
               <w:rPr>
-                <w:bCs/>
+                <w:rFonts w:asciiTheme="minorHAnsi" w:hAnsiTheme="minorHAnsi" w:cstheme="minorHAnsi"/>
+                <w:bCs/>
+                <w:sz w:val="24"/>
+                <w:szCs w:val="24"/>
                 <w:lang w:val="de-DE"/>
               </w:rPr>
               <w:t>instanziert</w:t>
@@ -2024,20 +2604,29 @@
               </w:pBdr>
               <w:spacing w:line="240" w:lineRule="auto"/>
               <w:rPr>
-                <w:bCs/>
+                <w:rFonts w:asciiTheme="minorHAnsi" w:hAnsiTheme="minorHAnsi" w:cstheme="minorHAnsi"/>
+                <w:bCs/>
+                <w:sz w:val="24"/>
+                <w:szCs w:val="24"/>
                 <w:lang w:val="de-DE"/>
               </w:rPr>
             </w:pPr>
             <w:r>
               <w:rPr>
-                <w:bCs/>
+                <w:rFonts w:asciiTheme="minorHAnsi" w:hAnsiTheme="minorHAnsi" w:cstheme="minorHAnsi"/>
+                <w:bCs/>
+                <w:sz w:val="24"/>
+                <w:szCs w:val="24"/>
                 <w:lang w:val="de-DE"/>
               </w:rPr>
               <w:t>Referenz</w:t>
             </w:r>
             <w:r>
               <w:rPr>
-                <w:bCs/>
+                <w:rFonts w:asciiTheme="minorHAnsi" w:hAnsiTheme="minorHAnsi" w:cstheme="minorHAnsi"/>
+                <w:bCs/>
+                <w:sz w:val="24"/>
+                <w:szCs w:val="24"/>
                 <w:lang w:val="de-DE"/>
               </w:rPr>
               <w:noBreakHyphen/>
@@ -2045,7 +2634,10 @@
             </w:r>
             <w:r>
               <w:rPr>
-                <w:bCs/>
+                <w:rFonts w:asciiTheme="minorHAnsi" w:hAnsiTheme="minorHAnsi" w:cstheme="minorHAnsi"/>
+                <w:bCs/>
+                <w:sz w:val="24"/>
+                <w:szCs w:val="24"/>
                 <w:lang w:val="de-DE"/>
               </w:rPr>
               <w:noBreakHyphen/>
@@ -2078,12 +2670,18 @@
               </w:pBdr>
               <w:spacing w:line="240" w:lineRule="auto"/>
               <w:rPr>
-                <w:bCs/>
-              </w:rPr>
-            </w:pPr>
-            <w:r>
-              <w:rPr>
-                <w:bCs/>
+                <w:rFonts w:asciiTheme="minorHAnsi" w:hAnsiTheme="minorHAnsi" w:cstheme="minorHAnsi"/>
+                <w:bCs/>
+                <w:sz w:val="24"/>
+                <w:szCs w:val="24"/>
+              </w:rPr>
+            </w:pPr>
+            <w:r>
+              <w:rPr>
+                <w:rFonts w:asciiTheme="minorHAnsi" w:hAnsiTheme="minorHAnsi" w:cstheme="minorHAnsi"/>
+                <w:bCs/>
+                <w:sz w:val="24"/>
+                <w:szCs w:val="24"/>
               </w:rPr>
               <w:t>Input</w:t>
             </w:r>
@@ -2116,20 +2714,29 @@
               </w:pBdr>
               <w:spacing w:line="240" w:lineRule="auto"/>
               <w:rPr>
-                <w:bCs/>
+                <w:rFonts w:asciiTheme="minorHAnsi" w:hAnsiTheme="minorHAnsi" w:cstheme="minorHAnsi"/>
+                <w:bCs/>
+                <w:sz w:val="24"/>
+                <w:szCs w:val="24"/>
                 <w:lang w:val="de-DE"/>
               </w:rPr>
             </w:pPr>
             <w:r>
               <w:rPr>
-                <w:bCs/>
+                <w:rFonts w:asciiTheme="minorHAnsi" w:hAnsiTheme="minorHAnsi" w:cstheme="minorHAnsi"/>
+                <w:bCs/>
+                <w:sz w:val="24"/>
+                <w:szCs w:val="24"/>
                 <w:lang w:val="de-DE"/>
               </w:rPr>
               <w:t>PCM</w:t>
             </w:r>
             <w:r>
               <w:rPr>
-                <w:bCs/>
+                <w:rFonts w:asciiTheme="minorHAnsi" w:hAnsiTheme="minorHAnsi" w:cstheme="minorHAnsi"/>
+                <w:bCs/>
+                <w:sz w:val="24"/>
+                <w:szCs w:val="24"/>
                 <w:lang w:val="de-DE"/>
               </w:rPr>
               <w:noBreakHyphen/>
@@ -2137,17 +2744,13 @@
             </w:r>
             <w:r>
               <w:rPr>
-                <w:bCs/>
+                <w:rFonts w:asciiTheme="minorHAnsi" w:hAnsiTheme="minorHAnsi" w:cstheme="minorHAnsi"/>
+                <w:bCs/>
+                <w:sz w:val="24"/>
+                <w:szCs w:val="24"/>
                 <w:lang w:val="de-DE"/>
               </w:rPr>
-              <w:t>{ 0,54, 145, 230, 170, 124,34, 0 }</w:t>
-            </w:r>
-            <w:r>
-              <w:rPr>
-                <w:bCs/>
-                <w:lang w:val="de-DE"/>
-              </w:rPr>
-              <w:t>.</w:t>
+              <w:t>{ 0,54, 145, 230, 170, 124,34, 0 }.</w:t>
             </w:r>
           </w:p>
           <w:p>
@@ -2166,20 +2769,29 @@
               </w:pBdr>
               <w:spacing w:line="240" w:lineRule="auto"/>
               <w:rPr>
-                <w:bCs/>
+                <w:rFonts w:asciiTheme="minorHAnsi" w:hAnsiTheme="minorHAnsi" w:cstheme="minorHAnsi"/>
+                <w:bCs/>
+                <w:sz w:val="24"/>
+                <w:szCs w:val="24"/>
                 <w:lang w:val="de-DE"/>
               </w:rPr>
             </w:pPr>
             <w:r>
               <w:rPr>
-                <w:bCs/>
+                <w:rFonts w:asciiTheme="minorHAnsi" w:hAnsiTheme="minorHAnsi" w:cstheme="minorHAnsi"/>
+                <w:bCs/>
+                <w:sz w:val="24"/>
+                <w:szCs w:val="24"/>
                 <w:lang w:val="de-DE"/>
               </w:rPr>
               <w:t>Referenz</w:t>
             </w:r>
             <w:r>
               <w:rPr>
-                <w:bCs/>
+                <w:rFonts w:asciiTheme="minorHAnsi" w:hAnsiTheme="minorHAnsi" w:cstheme="minorHAnsi"/>
+                <w:bCs/>
+                <w:sz w:val="24"/>
+                <w:szCs w:val="24"/>
                 <w:lang w:val="de-DE"/>
               </w:rPr>
               <w:noBreakHyphen/>
@@ -2187,7 +2799,10 @@
             <w:proofErr w:type="spellStart"/>
             <w:r>
               <w:rPr>
-                <w:bCs/>
+                <w:rFonts w:asciiTheme="minorHAnsi" w:hAnsiTheme="minorHAnsi" w:cstheme="minorHAnsi"/>
+                <w:bCs/>
+                <w:sz w:val="24"/>
+                <w:szCs w:val="24"/>
                 <w:lang w:val="de-DE"/>
               </w:rPr>
               <w:t>Magnitudes</w:t>
@@ -2195,7 +2810,10 @@
             <w:proofErr w:type="spellEnd"/>
             <w:r>
               <w:rPr>
-                <w:bCs/>
+                <w:rFonts w:asciiTheme="minorHAnsi" w:hAnsiTheme="minorHAnsi" w:cstheme="minorHAnsi"/>
+                <w:bCs/>
+                <w:sz w:val="24"/>
+                <w:szCs w:val="24"/>
                 <w:lang w:val="de-DE"/>
               </w:rPr>
               <w:t>.</w:t>
@@ -2227,12 +2845,18 @@
               </w:pBdr>
               <w:spacing w:line="240" w:lineRule="auto"/>
               <w:rPr>
-                <w:bCs/>
-              </w:rPr>
-            </w:pPr>
-            <w:r>
-              <w:rPr>
-                <w:bCs/>
+                <w:rFonts w:asciiTheme="minorHAnsi" w:hAnsiTheme="minorHAnsi" w:cstheme="minorHAnsi"/>
+                <w:bCs/>
+                <w:sz w:val="24"/>
+                <w:szCs w:val="24"/>
+              </w:rPr>
+            </w:pPr>
+            <w:r>
+              <w:rPr>
+                <w:rFonts w:asciiTheme="minorHAnsi" w:hAnsiTheme="minorHAnsi" w:cstheme="minorHAnsi"/>
+                <w:bCs/>
+                <w:sz w:val="24"/>
+                <w:szCs w:val="24"/>
               </w:rPr>
               <w:t>Output</w:t>
             </w:r>
@@ -2261,37 +2885,22 @@
               </w:pBdr>
               <w:spacing w:line="240" w:lineRule="auto"/>
               <w:rPr>
-                <w:bCs/>
+                <w:rFonts w:asciiTheme="minorHAnsi" w:hAnsiTheme="minorHAnsi" w:cstheme="minorHAnsi"/>
+                <w:bCs/>
+                <w:sz w:val="24"/>
+                <w:szCs w:val="24"/>
                 <w:lang w:val="de-DE"/>
               </w:rPr>
             </w:pPr>
             <w:r>
               <w:rPr>
-                <w:bCs/>
+                <w:rFonts w:asciiTheme="minorHAnsi" w:hAnsiTheme="minorHAnsi" w:cstheme="minorHAnsi"/>
+                <w:bCs/>
+                <w:sz w:val="24"/>
+                <w:szCs w:val="24"/>
                 <w:lang w:val="de-DE"/>
               </w:rPr>
-              <w:t xml:space="preserve">FFT-Ergebnis weicht nicht mehr als </w:t>
-            </w:r>
-            <w:r>
-              <w:rPr>
-                <w:bCs/>
-                <w:lang w:val="de-DE"/>
-              </w:rPr>
-              <w:t>0.003</w:t>
-            </w:r>
-            <w:r>
-              <w:rPr>
-                <w:bCs/>
-                <w:lang w:val="de-DE"/>
-              </w:rPr>
-              <w:t xml:space="preserve"> von den Referenzwerten a</w:t>
-            </w:r>
-            <w:r>
-              <w:rPr>
-                <w:bCs/>
-                <w:lang w:val="de-DE"/>
-              </w:rPr>
-              <w:t>b.</w:t>
+              <w:t>FFT-Ergebnis weicht nicht mehr als 0.003 von den Referenzwerten ab.</w:t>
             </w:r>
           </w:p>
         </w:tc>
@@ -2320,12 +2929,18 @@
               </w:pBdr>
               <w:spacing w:line="240" w:lineRule="auto"/>
               <w:rPr>
-                <w:bCs/>
-              </w:rPr>
-            </w:pPr>
-            <w:r>
-              <w:rPr>
-                <w:bCs/>
+                <w:rFonts w:asciiTheme="minorHAnsi" w:hAnsiTheme="minorHAnsi" w:cstheme="minorHAnsi"/>
+                <w:bCs/>
+                <w:sz w:val="24"/>
+                <w:szCs w:val="24"/>
+              </w:rPr>
+            </w:pPr>
+            <w:r>
+              <w:rPr>
+                <w:rFonts w:asciiTheme="minorHAnsi" w:hAnsiTheme="minorHAnsi" w:cstheme="minorHAnsi"/>
+                <w:bCs/>
+                <w:sz w:val="24"/>
+                <w:szCs w:val="24"/>
               </w:rPr>
               <w:t>Nachbedingung</w:t>
             </w:r>
@@ -2354,12 +2969,18 @@
               </w:pBdr>
               <w:spacing w:line="240" w:lineRule="auto"/>
               <w:rPr>
-                <w:bCs/>
-              </w:rPr>
-            </w:pPr>
-            <w:r>
-              <w:rPr>
-                <w:bCs/>
+                <w:rFonts w:asciiTheme="minorHAnsi" w:hAnsiTheme="minorHAnsi" w:cstheme="minorHAnsi"/>
+                <w:bCs/>
+                <w:sz w:val="24"/>
+                <w:szCs w:val="24"/>
+              </w:rPr>
+            </w:pPr>
+            <w:r>
+              <w:rPr>
+                <w:rFonts w:asciiTheme="minorHAnsi" w:hAnsiTheme="minorHAnsi" w:cstheme="minorHAnsi"/>
+                <w:bCs/>
+                <w:sz w:val="24"/>
+                <w:szCs w:val="24"/>
               </w:rPr>
               <w:t>-</w:t>
             </w:r>
@@ -2367,21 +2988,123 @@
         </w:tc>
       </w:tr>
     </w:tbl>
-    <w:p/>
-    <w:p/>
-    <w:p/>
-    <w:p/>
-    <w:p/>
-    <w:p/>
-    <w:p/>
-    <w:p/>
-    <w:p/>
-    <w:p/>
-    <w:p/>
-    <w:p/>
-    <w:p/>
-    <w:p/>
-    <w:p/>
+    <w:p>
+      <w:pPr>
+        <w:rPr>
+          <w:rFonts w:asciiTheme="minorHAnsi" w:hAnsiTheme="minorHAnsi" w:cstheme="minorHAnsi"/>
+          <w:sz w:val="24"/>
+          <w:szCs w:val="24"/>
+        </w:rPr>
+      </w:pPr>
+    </w:p>
+    <w:p>
+      <w:pPr>
+        <w:rPr>
+          <w:rFonts w:asciiTheme="minorHAnsi" w:hAnsiTheme="minorHAnsi" w:cstheme="minorHAnsi"/>
+          <w:sz w:val="24"/>
+          <w:szCs w:val="24"/>
+        </w:rPr>
+      </w:pPr>
+    </w:p>
+    <w:p>
+      <w:pPr>
+        <w:rPr>
+          <w:rFonts w:asciiTheme="minorHAnsi" w:hAnsiTheme="minorHAnsi" w:cstheme="minorHAnsi"/>
+          <w:sz w:val="24"/>
+          <w:szCs w:val="24"/>
+        </w:rPr>
+      </w:pPr>
+    </w:p>
+    <w:p>
+      <w:pPr>
+        <w:rPr>
+          <w:rFonts w:asciiTheme="minorHAnsi" w:hAnsiTheme="minorHAnsi" w:cstheme="minorHAnsi"/>
+          <w:sz w:val="24"/>
+          <w:szCs w:val="24"/>
+        </w:rPr>
+      </w:pPr>
+    </w:p>
+    <w:p>
+      <w:pPr>
+        <w:rPr>
+          <w:rFonts w:asciiTheme="minorHAnsi" w:hAnsiTheme="minorHAnsi" w:cstheme="minorHAnsi"/>
+          <w:sz w:val="24"/>
+          <w:szCs w:val="24"/>
+        </w:rPr>
+      </w:pPr>
+    </w:p>
+    <w:p>
+      <w:pPr>
+        <w:rPr>
+          <w:rFonts w:asciiTheme="minorHAnsi" w:hAnsiTheme="minorHAnsi" w:cstheme="minorHAnsi"/>
+          <w:sz w:val="24"/>
+          <w:szCs w:val="24"/>
+        </w:rPr>
+      </w:pPr>
+    </w:p>
+    <w:p>
+      <w:pPr>
+        <w:rPr>
+          <w:rFonts w:asciiTheme="minorHAnsi" w:hAnsiTheme="minorHAnsi" w:cstheme="minorHAnsi"/>
+          <w:sz w:val="24"/>
+          <w:szCs w:val="24"/>
+        </w:rPr>
+      </w:pPr>
+    </w:p>
+    <w:p>
+      <w:pPr>
+        <w:rPr>
+          <w:rFonts w:asciiTheme="minorHAnsi" w:hAnsiTheme="minorHAnsi" w:cstheme="minorHAnsi"/>
+          <w:sz w:val="24"/>
+          <w:szCs w:val="24"/>
+        </w:rPr>
+      </w:pPr>
+    </w:p>
+    <w:p>
+      <w:pPr>
+        <w:rPr>
+          <w:rFonts w:asciiTheme="minorHAnsi" w:hAnsiTheme="minorHAnsi" w:cstheme="minorHAnsi"/>
+          <w:sz w:val="24"/>
+          <w:szCs w:val="24"/>
+        </w:rPr>
+      </w:pPr>
+    </w:p>
+    <w:p>
+      <w:pPr>
+        <w:rPr>
+          <w:rFonts w:asciiTheme="minorHAnsi" w:hAnsiTheme="minorHAnsi" w:cstheme="minorHAnsi"/>
+          <w:sz w:val="24"/>
+          <w:szCs w:val="24"/>
+        </w:rPr>
+      </w:pPr>
+    </w:p>
+    <w:p>
+      <w:pPr>
+        <w:rPr>
+          <w:rFonts w:asciiTheme="minorHAnsi" w:hAnsiTheme="minorHAnsi" w:cstheme="minorHAnsi"/>
+          <w:sz w:val="24"/>
+          <w:szCs w:val="24"/>
+        </w:rPr>
+      </w:pPr>
+    </w:p>
+    <w:p>
+      <w:pPr>
+        <w:rPr>
+          <w:rFonts w:asciiTheme="minorHAnsi" w:hAnsiTheme="minorHAnsi" w:cstheme="minorHAnsi"/>
+          <w:sz w:val="24"/>
+          <w:szCs w:val="24"/>
+        </w:rPr>
+      </w:pPr>
+    </w:p>
+    <w:p>
+      <w:pPr>
+        <w:rPr>
+          <w:rFonts w:asciiTheme="minorHAnsi" w:hAnsiTheme="minorHAnsi" w:cstheme="minorHAnsi"/>
+          <w:sz w:val="24"/>
+          <w:szCs w:val="24"/>
+        </w:rPr>
+      </w:pPr>
+    </w:p>
     <w:tbl>
       <w:tblPr>
         <w:tblpPr w:leftFromText="141" w:rightFromText="141" w:horzAnchor="margin" w:tblpY="466"/>
@@ -2425,12 +3148,18 @@
               </w:pBdr>
               <w:spacing w:line="240" w:lineRule="auto"/>
               <w:rPr>
-                <w:bCs/>
-              </w:rPr>
-            </w:pPr>
-            <w:r>
-              <w:rPr>
-                <w:bCs/>
+                <w:rFonts w:asciiTheme="minorHAnsi" w:hAnsiTheme="minorHAnsi" w:cstheme="minorHAnsi"/>
+                <w:bCs/>
+                <w:sz w:val="24"/>
+                <w:szCs w:val="24"/>
+              </w:rPr>
+            </w:pPr>
+            <w:r>
+              <w:rPr>
+                <w:rFonts w:asciiTheme="minorHAnsi" w:hAnsiTheme="minorHAnsi" w:cstheme="minorHAnsi"/>
+                <w:bCs/>
+                <w:sz w:val="24"/>
+                <w:szCs w:val="24"/>
               </w:rPr>
               <w:t>ID</w:t>
             </w:r>
@@ -2459,12 +3188,18 @@
               </w:pBdr>
               <w:spacing w:line="240" w:lineRule="auto"/>
               <w:rPr>
-                <w:bCs/>
-              </w:rPr>
-            </w:pPr>
-            <w:r>
-              <w:rPr>
-                <w:bCs/>
+                <w:rFonts w:asciiTheme="minorHAnsi" w:hAnsiTheme="minorHAnsi" w:cstheme="minorHAnsi"/>
+                <w:bCs/>
+                <w:sz w:val="24"/>
+                <w:szCs w:val="24"/>
+              </w:rPr>
+            </w:pPr>
+            <w:r>
+              <w:rPr>
+                <w:rFonts w:asciiTheme="minorHAnsi" w:hAnsiTheme="minorHAnsi" w:cstheme="minorHAnsi"/>
+                <w:bCs/>
+                <w:sz w:val="24"/>
+                <w:szCs w:val="24"/>
               </w:rPr>
               <w:t>KT1.3</w:t>
             </w:r>
@@ -2495,12 +3230,18 @@
               </w:pBdr>
               <w:spacing w:line="240" w:lineRule="auto"/>
               <w:rPr>
-                <w:bCs/>
-              </w:rPr>
-            </w:pPr>
-            <w:r>
-              <w:rPr>
-                <w:bCs/>
+                <w:rFonts w:asciiTheme="minorHAnsi" w:hAnsiTheme="minorHAnsi" w:cstheme="minorHAnsi"/>
+                <w:bCs/>
+                <w:sz w:val="24"/>
+                <w:szCs w:val="24"/>
+              </w:rPr>
+            </w:pPr>
+            <w:r>
+              <w:rPr>
+                <w:rFonts w:asciiTheme="minorHAnsi" w:hAnsiTheme="minorHAnsi" w:cstheme="minorHAnsi"/>
+                <w:bCs/>
+                <w:sz w:val="24"/>
+                <w:szCs w:val="24"/>
               </w:rPr>
               <w:t>Beschreibung</w:t>
             </w:r>
@@ -2529,26 +3270,38 @@
               </w:pBdr>
               <w:spacing w:line="240" w:lineRule="auto"/>
               <w:rPr>
-                <w:bCs/>
-              </w:rPr>
-            </w:pPr>
-            <w:r>
-              <w:rPr>
-                <w:bCs/>
+                <w:rFonts w:asciiTheme="minorHAnsi" w:hAnsiTheme="minorHAnsi" w:cstheme="minorHAnsi"/>
+                <w:bCs/>
+                <w:sz w:val="24"/>
+                <w:szCs w:val="24"/>
+              </w:rPr>
+            </w:pPr>
+            <w:r>
+              <w:rPr>
+                <w:rFonts w:asciiTheme="minorHAnsi" w:hAnsiTheme="minorHAnsi" w:cstheme="minorHAnsi"/>
+                <w:bCs/>
+                <w:sz w:val="24"/>
+                <w:szCs w:val="24"/>
               </w:rPr>
               <w:t xml:space="preserve">Es wird ein Kettentest durchgeführt. Hier wird das </w:t>
             </w:r>
             <w:proofErr w:type="spellStart"/>
             <w:r>
               <w:rPr>
-                <w:bCs/>
+                <w:rFonts w:asciiTheme="minorHAnsi" w:hAnsiTheme="minorHAnsi" w:cstheme="minorHAnsi"/>
+                <w:bCs/>
+                <w:sz w:val="24"/>
+                <w:szCs w:val="24"/>
               </w:rPr>
               <w:t>Strattegy</w:t>
             </w:r>
             <w:proofErr w:type="spellEnd"/>
             <w:r>
               <w:rPr>
-                <w:bCs/>
+                <w:rFonts w:asciiTheme="minorHAnsi" w:hAnsiTheme="minorHAnsi" w:cstheme="minorHAnsi"/>
+                <w:bCs/>
+                <w:sz w:val="24"/>
+                <w:szCs w:val="24"/>
               </w:rPr>
               <w:t>-Pattern bei FFT-Transformer getestet.</w:t>
             </w:r>
@@ -2579,12 +3332,18 @@
               </w:pBdr>
               <w:spacing w:line="240" w:lineRule="auto"/>
               <w:rPr>
-                <w:bCs/>
-              </w:rPr>
-            </w:pPr>
-            <w:r>
-              <w:rPr>
-                <w:bCs/>
+                <w:rFonts w:asciiTheme="minorHAnsi" w:hAnsiTheme="minorHAnsi" w:cstheme="minorHAnsi"/>
+                <w:bCs/>
+                <w:sz w:val="24"/>
+                <w:szCs w:val="24"/>
+              </w:rPr>
+            </w:pPr>
+            <w:r>
+              <w:rPr>
+                <w:rFonts w:asciiTheme="minorHAnsi" w:hAnsiTheme="minorHAnsi" w:cstheme="minorHAnsi"/>
+                <w:bCs/>
+                <w:sz w:val="24"/>
+                <w:szCs w:val="24"/>
               </w:rPr>
               <w:t>Vorbedingung</w:t>
             </w:r>
@@ -2613,12 +3372,18 @@
               </w:pBdr>
               <w:spacing w:line="240" w:lineRule="auto"/>
               <w:rPr>
-                <w:bCs/>
-              </w:rPr>
-            </w:pPr>
-            <w:r>
-              <w:rPr>
-                <w:bCs/>
+                <w:rFonts w:asciiTheme="minorHAnsi" w:hAnsiTheme="minorHAnsi" w:cstheme="minorHAnsi"/>
+                <w:bCs/>
+                <w:sz w:val="24"/>
+                <w:szCs w:val="24"/>
+              </w:rPr>
+            </w:pPr>
+            <w:r>
+              <w:rPr>
+                <w:rFonts w:asciiTheme="minorHAnsi" w:hAnsiTheme="minorHAnsi" w:cstheme="minorHAnsi"/>
+                <w:bCs/>
+                <w:sz w:val="24"/>
+                <w:szCs w:val="24"/>
               </w:rPr>
               <w:t xml:space="preserve">Alle getesteten Instanzen existieren. </w:t>
             </w:r>
@@ -2649,12 +3414,18 @@
               </w:pBdr>
               <w:spacing w:line="240" w:lineRule="auto"/>
               <w:rPr>
-                <w:bCs/>
-              </w:rPr>
-            </w:pPr>
-            <w:r>
-              <w:rPr>
-                <w:bCs/>
+                <w:rFonts w:asciiTheme="minorHAnsi" w:hAnsiTheme="minorHAnsi" w:cstheme="minorHAnsi"/>
+                <w:bCs/>
+                <w:sz w:val="24"/>
+                <w:szCs w:val="24"/>
+              </w:rPr>
+            </w:pPr>
+            <w:r>
+              <w:rPr>
+                <w:rFonts w:asciiTheme="minorHAnsi" w:hAnsiTheme="minorHAnsi" w:cstheme="minorHAnsi"/>
+                <w:bCs/>
+                <w:sz w:val="24"/>
+                <w:szCs w:val="24"/>
               </w:rPr>
               <w:t>Input</w:t>
             </w:r>
@@ -2683,13 +3454,19 @@
               </w:pBdr>
               <w:spacing w:line="240" w:lineRule="auto"/>
               <w:rPr>
-                <w:bCs/>
+                <w:rFonts w:asciiTheme="minorHAnsi" w:hAnsiTheme="minorHAnsi" w:cstheme="minorHAnsi"/>
+                <w:bCs/>
+                <w:sz w:val="24"/>
+                <w:szCs w:val="24"/>
                 <w:lang w:val="de-DE"/>
               </w:rPr>
             </w:pPr>
             <w:r>
               <w:rPr>
-                <w:bCs/>
+                <w:rFonts w:asciiTheme="minorHAnsi" w:hAnsiTheme="minorHAnsi" w:cstheme="minorHAnsi"/>
+                <w:bCs/>
+                <w:sz w:val="24"/>
+                <w:szCs w:val="24"/>
                 <w:lang w:val="de-DE"/>
               </w:rPr>
               <w:t xml:space="preserve">Signal-Array {0,100,-100,0} und </w:t>
@@ -2697,7 +3474,10 @@
             <w:proofErr w:type="spellStart"/>
             <w:r>
               <w:rPr>
-                <w:bCs/>
+                <w:rFonts w:asciiTheme="minorHAnsi" w:hAnsiTheme="minorHAnsi" w:cstheme="minorHAnsi"/>
+                <w:bCs/>
+                <w:sz w:val="24"/>
+                <w:szCs w:val="24"/>
                 <w:lang w:val="de-DE"/>
               </w:rPr>
               <w:t>SignalTransformer</w:t>
@@ -2705,7 +3485,10 @@
             <w:proofErr w:type="spellEnd"/>
             <w:r>
               <w:rPr>
-                <w:bCs/>
+                <w:rFonts w:asciiTheme="minorHAnsi" w:hAnsiTheme="minorHAnsi" w:cstheme="minorHAnsi"/>
+                <w:bCs/>
+                <w:sz w:val="24"/>
+                <w:szCs w:val="24"/>
                 <w:lang w:val="de-DE"/>
               </w:rPr>
               <w:t>(</w:t>
@@ -2713,7 +3496,10 @@
             <w:proofErr w:type="spellStart"/>
             <w:r>
               <w:rPr>
-                <w:bCs/>
+                <w:rFonts w:asciiTheme="minorHAnsi" w:hAnsiTheme="minorHAnsi" w:cstheme="minorHAnsi"/>
+                <w:bCs/>
+                <w:sz w:val="24"/>
+                <w:szCs w:val="24"/>
                 <w:lang w:val="de-DE"/>
               </w:rPr>
               <w:t>Mathnet.Numerics</w:t>
@@ -2721,7 +3507,10 @@
             <w:proofErr w:type="spellEnd"/>
             <w:r>
               <w:rPr>
-                <w:bCs/>
+                <w:rFonts w:asciiTheme="minorHAnsi" w:hAnsiTheme="minorHAnsi" w:cstheme="minorHAnsi"/>
+                <w:bCs/>
+                <w:sz w:val="24"/>
+                <w:szCs w:val="24"/>
                 <w:lang w:val="de-DE"/>
               </w:rPr>
               <w:t xml:space="preserve">) als </w:t>
@@ -2729,7 +3518,10 @@
             <w:proofErr w:type="spellStart"/>
             <w:r>
               <w:rPr>
-                <w:bCs/>
+                <w:rFonts w:asciiTheme="minorHAnsi" w:hAnsiTheme="minorHAnsi" w:cstheme="minorHAnsi"/>
+                <w:bCs/>
+                <w:sz w:val="24"/>
+                <w:szCs w:val="24"/>
                 <w:lang w:val="de-DE"/>
               </w:rPr>
               <w:t>Algorithm</w:t>
@@ -2737,17 +3529,13 @@
             <w:proofErr w:type="spellEnd"/>
             <w:r>
               <w:rPr>
-                <w:bCs/>
+                <w:rFonts w:asciiTheme="minorHAnsi" w:hAnsiTheme="minorHAnsi" w:cstheme="minorHAnsi"/>
+                <w:bCs/>
+                <w:sz w:val="24"/>
+                <w:szCs w:val="24"/>
                 <w:lang w:val="de-DE"/>
               </w:rPr>
-              <w:t xml:space="preserve"> setzten</w:t>
-            </w:r>
-            <w:r>
-              <w:rPr>
-                <w:bCs/>
-                <w:lang w:val="de-DE"/>
-              </w:rPr>
-              <w:t>.</w:t>
+              <w:t xml:space="preserve"> setzten.</w:t>
             </w:r>
           </w:p>
         </w:tc>
@@ -2776,12 +3564,18 @@
               </w:pBdr>
               <w:spacing w:line="240" w:lineRule="auto"/>
               <w:rPr>
-                <w:bCs/>
-              </w:rPr>
-            </w:pPr>
-            <w:r>
-              <w:rPr>
-                <w:bCs/>
+                <w:rFonts w:asciiTheme="minorHAnsi" w:hAnsiTheme="minorHAnsi" w:cstheme="minorHAnsi"/>
+                <w:bCs/>
+                <w:sz w:val="24"/>
+                <w:szCs w:val="24"/>
+              </w:rPr>
+            </w:pPr>
+            <w:r>
+              <w:rPr>
+                <w:rFonts w:asciiTheme="minorHAnsi" w:hAnsiTheme="minorHAnsi" w:cstheme="minorHAnsi"/>
+                <w:bCs/>
+                <w:sz w:val="24"/>
+                <w:szCs w:val="24"/>
               </w:rPr>
               <w:t>Output</w:t>
             </w:r>
@@ -2810,13 +3604,19 @@
               </w:pBdr>
               <w:spacing w:line="240" w:lineRule="auto"/>
               <w:rPr>
-                <w:bCs/>
+                <w:rFonts w:asciiTheme="minorHAnsi" w:hAnsiTheme="minorHAnsi" w:cstheme="minorHAnsi"/>
+                <w:bCs/>
+                <w:sz w:val="24"/>
+                <w:szCs w:val="24"/>
                 <w:lang w:val="de-DE"/>
               </w:rPr>
             </w:pPr>
             <w:r>
               <w:rPr>
-                <w:bCs/>
+                <w:rFonts w:asciiTheme="minorHAnsi" w:hAnsiTheme="minorHAnsi" w:cstheme="minorHAnsi"/>
+                <w:bCs/>
+                <w:sz w:val="24"/>
+                <w:szCs w:val="24"/>
                 <w:lang w:val="de-DE"/>
               </w:rPr>
               <w:t>Magnitude-Ergebnisse.</w:t>
@@ -2848,12 +3648,18 @@
               </w:pBdr>
               <w:spacing w:line="240" w:lineRule="auto"/>
               <w:rPr>
-                <w:bCs/>
-              </w:rPr>
-            </w:pPr>
-            <w:r>
-              <w:rPr>
-                <w:bCs/>
+                <w:rFonts w:asciiTheme="minorHAnsi" w:hAnsiTheme="minorHAnsi" w:cstheme="minorHAnsi"/>
+                <w:bCs/>
+                <w:sz w:val="24"/>
+                <w:szCs w:val="24"/>
+              </w:rPr>
+            </w:pPr>
+            <w:r>
+              <w:rPr>
+                <w:rFonts w:asciiTheme="minorHAnsi" w:hAnsiTheme="minorHAnsi" w:cstheme="minorHAnsi"/>
+                <w:bCs/>
+                <w:sz w:val="24"/>
+                <w:szCs w:val="24"/>
               </w:rPr>
               <w:t>Nachbedingung</w:t>
             </w:r>
@@ -2882,12 +3688,18 @@
               </w:pBdr>
               <w:spacing w:line="240" w:lineRule="auto"/>
               <w:rPr>
-                <w:bCs/>
-              </w:rPr>
-            </w:pPr>
-            <w:r>
-              <w:rPr>
-                <w:bCs/>
+                <w:rFonts w:asciiTheme="minorHAnsi" w:hAnsiTheme="minorHAnsi" w:cstheme="minorHAnsi"/>
+                <w:bCs/>
+                <w:sz w:val="24"/>
+                <w:szCs w:val="24"/>
+              </w:rPr>
+            </w:pPr>
+            <w:r>
+              <w:rPr>
+                <w:rFonts w:asciiTheme="minorHAnsi" w:hAnsiTheme="minorHAnsi" w:cstheme="minorHAnsi"/>
+                <w:bCs/>
+                <w:sz w:val="24"/>
+                <w:szCs w:val="24"/>
               </w:rPr>
               <w:t>-</w:t>
             </w:r>
@@ -2895,7 +3707,15 @@
         </w:tc>
       </w:tr>
     </w:tbl>
-    <w:p/>
+    <w:p>
+      <w:pPr>
+        <w:rPr>
+          <w:rFonts w:asciiTheme="minorHAnsi" w:hAnsiTheme="minorHAnsi" w:cstheme="minorHAnsi"/>
+          <w:sz w:val="24"/>
+          <w:szCs w:val="24"/>
+        </w:rPr>
+      </w:pPr>
+    </w:p>
     <w:tbl>
       <w:tblPr>
         <w:tblpPr w:leftFromText="141" w:rightFromText="141" w:horzAnchor="margin" w:tblpY="466"/>
@@ -2939,12 +3759,18 @@
               </w:pBdr>
               <w:spacing w:line="240" w:lineRule="auto"/>
               <w:rPr>
-                <w:bCs/>
-              </w:rPr>
-            </w:pPr>
-            <w:r>
-              <w:rPr>
-                <w:bCs/>
+                <w:rFonts w:asciiTheme="minorHAnsi" w:hAnsiTheme="minorHAnsi" w:cstheme="minorHAnsi"/>
+                <w:bCs/>
+                <w:sz w:val="24"/>
+                <w:szCs w:val="24"/>
+              </w:rPr>
+            </w:pPr>
+            <w:r>
+              <w:rPr>
+                <w:rFonts w:asciiTheme="minorHAnsi" w:hAnsiTheme="minorHAnsi" w:cstheme="minorHAnsi"/>
+                <w:bCs/>
+                <w:sz w:val="24"/>
+                <w:szCs w:val="24"/>
               </w:rPr>
               <w:t>ID</w:t>
             </w:r>
@@ -2973,12 +3799,18 @@
               </w:pBdr>
               <w:spacing w:line="240" w:lineRule="auto"/>
               <w:rPr>
-                <w:bCs/>
-              </w:rPr>
-            </w:pPr>
-            <w:r>
-              <w:rPr>
-                <w:bCs/>
+                <w:rFonts w:asciiTheme="minorHAnsi" w:hAnsiTheme="minorHAnsi" w:cstheme="minorHAnsi"/>
+                <w:bCs/>
+                <w:sz w:val="24"/>
+                <w:szCs w:val="24"/>
+              </w:rPr>
+            </w:pPr>
+            <w:r>
+              <w:rPr>
+                <w:rFonts w:asciiTheme="minorHAnsi" w:hAnsiTheme="minorHAnsi" w:cstheme="minorHAnsi"/>
+                <w:bCs/>
+                <w:sz w:val="24"/>
+                <w:szCs w:val="24"/>
               </w:rPr>
               <w:t>KT1.3</w:t>
             </w:r>
@@ -3009,12 +3841,18 @@
               </w:pBdr>
               <w:spacing w:line="240" w:lineRule="auto"/>
               <w:rPr>
-                <w:bCs/>
-              </w:rPr>
-            </w:pPr>
-            <w:r>
-              <w:rPr>
-                <w:bCs/>
+                <w:rFonts w:asciiTheme="minorHAnsi" w:hAnsiTheme="minorHAnsi" w:cstheme="minorHAnsi"/>
+                <w:bCs/>
+                <w:sz w:val="24"/>
+                <w:szCs w:val="24"/>
+              </w:rPr>
+            </w:pPr>
+            <w:r>
+              <w:rPr>
+                <w:rFonts w:asciiTheme="minorHAnsi" w:hAnsiTheme="minorHAnsi" w:cstheme="minorHAnsi"/>
+                <w:bCs/>
+                <w:sz w:val="24"/>
+                <w:szCs w:val="24"/>
               </w:rPr>
               <w:t>Beschreibung</w:t>
             </w:r>
@@ -3043,26 +3881,38 @@
               </w:pBdr>
               <w:spacing w:line="240" w:lineRule="auto"/>
               <w:rPr>
-                <w:bCs/>
-              </w:rPr>
-            </w:pPr>
-            <w:r>
-              <w:rPr>
-                <w:bCs/>
+                <w:rFonts w:asciiTheme="minorHAnsi" w:hAnsiTheme="minorHAnsi" w:cstheme="minorHAnsi"/>
+                <w:bCs/>
+                <w:sz w:val="24"/>
+                <w:szCs w:val="24"/>
+              </w:rPr>
+            </w:pPr>
+            <w:r>
+              <w:rPr>
+                <w:rFonts w:asciiTheme="minorHAnsi" w:hAnsiTheme="minorHAnsi" w:cstheme="minorHAnsi"/>
+                <w:bCs/>
+                <w:sz w:val="24"/>
+                <w:szCs w:val="24"/>
               </w:rPr>
               <w:t xml:space="preserve">Es wird ein Kettentest durchgeführt. Hier wird das </w:t>
             </w:r>
             <w:proofErr w:type="spellStart"/>
             <w:r>
               <w:rPr>
-                <w:bCs/>
+                <w:rFonts w:asciiTheme="minorHAnsi" w:hAnsiTheme="minorHAnsi" w:cstheme="minorHAnsi"/>
+                <w:bCs/>
+                <w:sz w:val="24"/>
+                <w:szCs w:val="24"/>
               </w:rPr>
               <w:t>Strattegy</w:t>
             </w:r>
             <w:proofErr w:type="spellEnd"/>
             <w:r>
               <w:rPr>
-                <w:bCs/>
+                <w:rFonts w:asciiTheme="minorHAnsi" w:hAnsiTheme="minorHAnsi" w:cstheme="minorHAnsi"/>
+                <w:bCs/>
+                <w:sz w:val="24"/>
+                <w:szCs w:val="24"/>
               </w:rPr>
               <w:t>-Pattern bei FFT-Transformer getestet.</w:t>
             </w:r>
@@ -3093,12 +3943,18 @@
               </w:pBdr>
               <w:spacing w:line="240" w:lineRule="auto"/>
               <w:rPr>
-                <w:bCs/>
-              </w:rPr>
-            </w:pPr>
-            <w:r>
-              <w:rPr>
-                <w:bCs/>
+                <w:rFonts w:asciiTheme="minorHAnsi" w:hAnsiTheme="minorHAnsi" w:cstheme="minorHAnsi"/>
+                <w:bCs/>
+                <w:sz w:val="24"/>
+                <w:szCs w:val="24"/>
+              </w:rPr>
+            </w:pPr>
+            <w:r>
+              <w:rPr>
+                <w:rFonts w:asciiTheme="minorHAnsi" w:hAnsiTheme="minorHAnsi" w:cstheme="minorHAnsi"/>
+                <w:bCs/>
+                <w:sz w:val="24"/>
+                <w:szCs w:val="24"/>
               </w:rPr>
               <w:t>Vorbedingung</w:t>
             </w:r>
@@ -3127,12 +3983,18 @@
               </w:pBdr>
               <w:spacing w:line="240" w:lineRule="auto"/>
               <w:rPr>
-                <w:bCs/>
-              </w:rPr>
-            </w:pPr>
-            <w:r>
-              <w:rPr>
-                <w:bCs/>
+                <w:rFonts w:asciiTheme="minorHAnsi" w:hAnsiTheme="minorHAnsi" w:cstheme="minorHAnsi"/>
+                <w:bCs/>
+                <w:sz w:val="24"/>
+                <w:szCs w:val="24"/>
+              </w:rPr>
+            </w:pPr>
+            <w:r>
+              <w:rPr>
+                <w:rFonts w:asciiTheme="minorHAnsi" w:hAnsiTheme="minorHAnsi" w:cstheme="minorHAnsi"/>
+                <w:bCs/>
+                <w:sz w:val="24"/>
+                <w:szCs w:val="24"/>
               </w:rPr>
               <w:t xml:space="preserve">Alle getesteten Instanzen existieren. </w:t>
             </w:r>
@@ -3163,12 +4025,18 @@
               </w:pBdr>
               <w:spacing w:line="240" w:lineRule="auto"/>
               <w:rPr>
-                <w:bCs/>
-              </w:rPr>
-            </w:pPr>
-            <w:r>
-              <w:rPr>
-                <w:bCs/>
+                <w:rFonts w:asciiTheme="minorHAnsi" w:hAnsiTheme="minorHAnsi" w:cstheme="minorHAnsi"/>
+                <w:bCs/>
+                <w:sz w:val="24"/>
+                <w:szCs w:val="24"/>
+              </w:rPr>
+            </w:pPr>
+            <w:r>
+              <w:rPr>
+                <w:rFonts w:asciiTheme="minorHAnsi" w:hAnsiTheme="minorHAnsi" w:cstheme="minorHAnsi"/>
+                <w:bCs/>
+                <w:sz w:val="24"/>
+                <w:szCs w:val="24"/>
               </w:rPr>
               <w:t>Input</w:t>
             </w:r>
@@ -3197,13 +4065,19 @@
               </w:pBdr>
               <w:spacing w:line="240" w:lineRule="auto"/>
               <w:rPr>
-                <w:bCs/>
+                <w:rFonts w:asciiTheme="minorHAnsi" w:hAnsiTheme="minorHAnsi" w:cstheme="minorHAnsi"/>
+                <w:bCs/>
+                <w:sz w:val="24"/>
+                <w:szCs w:val="24"/>
                 <w:lang w:val="de-DE"/>
               </w:rPr>
             </w:pPr>
             <w:r>
               <w:rPr>
-                <w:bCs/>
+                <w:rFonts w:asciiTheme="minorHAnsi" w:hAnsiTheme="minorHAnsi" w:cstheme="minorHAnsi"/>
+                <w:bCs/>
+                <w:sz w:val="24"/>
+                <w:szCs w:val="24"/>
                 <w:lang w:val="de-DE"/>
               </w:rPr>
               <w:t xml:space="preserve">Signal-Array {0,100,-100,0} und </w:t>
@@ -3211,7 +4085,10 @@
             <w:proofErr w:type="spellStart"/>
             <w:r>
               <w:rPr>
-                <w:bCs/>
+                <w:rFonts w:asciiTheme="minorHAnsi" w:hAnsiTheme="minorHAnsi" w:cstheme="minorHAnsi"/>
+                <w:bCs/>
+                <w:sz w:val="24"/>
+                <w:szCs w:val="24"/>
                 <w:lang w:val="de-DE"/>
               </w:rPr>
               <w:t>SignalTransformer</w:t>
@@ -3219,7 +4096,10 @@
             <w:proofErr w:type="spellEnd"/>
             <w:r>
               <w:rPr>
-                <w:bCs/>
+                <w:rFonts w:asciiTheme="minorHAnsi" w:hAnsiTheme="minorHAnsi" w:cstheme="minorHAnsi"/>
+                <w:bCs/>
+                <w:sz w:val="24"/>
+                <w:szCs w:val="24"/>
                 <w:lang w:val="de-DE"/>
               </w:rPr>
               <w:t>(</w:t>
@@ -3227,7 +4107,10 @@
             <w:proofErr w:type="spellStart"/>
             <w:r>
               <w:rPr>
-                <w:bCs/>
+                <w:rFonts w:asciiTheme="minorHAnsi" w:hAnsiTheme="minorHAnsi" w:cstheme="minorHAnsi"/>
+                <w:bCs/>
+                <w:sz w:val="24"/>
+                <w:szCs w:val="24"/>
                 <w:lang w:val="de-DE"/>
               </w:rPr>
               <w:t>Mathnet.Numerics</w:t>
@@ -3235,7 +4118,10 @@
             <w:proofErr w:type="spellEnd"/>
             <w:r>
               <w:rPr>
-                <w:bCs/>
+                <w:rFonts w:asciiTheme="minorHAnsi" w:hAnsiTheme="minorHAnsi" w:cstheme="minorHAnsi"/>
+                <w:bCs/>
+                <w:sz w:val="24"/>
+                <w:szCs w:val="24"/>
                 <w:lang w:val="de-DE"/>
               </w:rPr>
               <w:t xml:space="preserve">) als </w:t>
@@ -3243,7 +4129,10 @@
             <w:proofErr w:type="spellStart"/>
             <w:r>
               <w:rPr>
-                <w:bCs/>
+                <w:rFonts w:asciiTheme="minorHAnsi" w:hAnsiTheme="minorHAnsi" w:cstheme="minorHAnsi"/>
+                <w:bCs/>
+                <w:sz w:val="24"/>
+                <w:szCs w:val="24"/>
                 <w:lang w:val="de-DE"/>
               </w:rPr>
               <w:t>Algorithm</w:t>
@@ -3251,7 +4140,10 @@
             <w:proofErr w:type="spellEnd"/>
             <w:r>
               <w:rPr>
-                <w:bCs/>
+                <w:rFonts w:asciiTheme="minorHAnsi" w:hAnsiTheme="minorHAnsi" w:cstheme="minorHAnsi"/>
+                <w:bCs/>
+                <w:sz w:val="24"/>
+                <w:szCs w:val="24"/>
                 <w:lang w:val="de-DE"/>
               </w:rPr>
               <w:t xml:space="preserve"> setzten.</w:t>
@@ -3283,12 +4175,18 @@
               </w:pBdr>
               <w:spacing w:line="240" w:lineRule="auto"/>
               <w:rPr>
-                <w:bCs/>
-              </w:rPr>
-            </w:pPr>
-            <w:r>
-              <w:rPr>
-                <w:bCs/>
+                <w:rFonts w:asciiTheme="minorHAnsi" w:hAnsiTheme="minorHAnsi" w:cstheme="minorHAnsi"/>
+                <w:bCs/>
+                <w:sz w:val="24"/>
+                <w:szCs w:val="24"/>
+              </w:rPr>
+            </w:pPr>
+            <w:r>
+              <w:rPr>
+                <w:rFonts w:asciiTheme="minorHAnsi" w:hAnsiTheme="minorHAnsi" w:cstheme="minorHAnsi"/>
+                <w:bCs/>
+                <w:sz w:val="24"/>
+                <w:szCs w:val="24"/>
               </w:rPr>
               <w:t>Output</w:t>
             </w:r>
@@ -3317,13 +4215,19 @@
               </w:pBdr>
               <w:spacing w:line="240" w:lineRule="auto"/>
               <w:rPr>
-                <w:bCs/>
+                <w:rFonts w:asciiTheme="minorHAnsi" w:hAnsiTheme="minorHAnsi" w:cstheme="minorHAnsi"/>
+                <w:bCs/>
+                <w:sz w:val="24"/>
+                <w:szCs w:val="24"/>
                 <w:lang w:val="de-DE"/>
               </w:rPr>
             </w:pPr>
             <w:r>
               <w:rPr>
-                <w:bCs/>
+                <w:rFonts w:asciiTheme="minorHAnsi" w:hAnsiTheme="minorHAnsi" w:cstheme="minorHAnsi"/>
+                <w:bCs/>
+                <w:sz w:val="24"/>
+                <w:szCs w:val="24"/>
                 <w:lang w:val="de-DE"/>
               </w:rPr>
               <w:t>Magnitude-Ergebnisse.</w:t>
@@ -3355,12 +4259,18 @@
               </w:pBdr>
               <w:spacing w:line="240" w:lineRule="auto"/>
               <w:rPr>
-                <w:bCs/>
-              </w:rPr>
-            </w:pPr>
-            <w:r>
-              <w:rPr>
-                <w:bCs/>
+                <w:rFonts w:asciiTheme="minorHAnsi" w:hAnsiTheme="minorHAnsi" w:cstheme="minorHAnsi"/>
+                <w:bCs/>
+                <w:sz w:val="24"/>
+                <w:szCs w:val="24"/>
+              </w:rPr>
+            </w:pPr>
+            <w:r>
+              <w:rPr>
+                <w:rFonts w:asciiTheme="minorHAnsi" w:hAnsiTheme="minorHAnsi" w:cstheme="minorHAnsi"/>
+                <w:bCs/>
+                <w:sz w:val="24"/>
+                <w:szCs w:val="24"/>
               </w:rPr>
               <w:t>Nachbedingung</w:t>
             </w:r>
@@ -3389,12 +4299,18 @@
               </w:pBdr>
               <w:spacing w:line="240" w:lineRule="auto"/>
               <w:rPr>
-                <w:bCs/>
-              </w:rPr>
-            </w:pPr>
-            <w:r>
-              <w:rPr>
-                <w:bCs/>
+                <w:rFonts w:asciiTheme="minorHAnsi" w:hAnsiTheme="minorHAnsi" w:cstheme="minorHAnsi"/>
+                <w:bCs/>
+                <w:sz w:val="24"/>
+                <w:szCs w:val="24"/>
+              </w:rPr>
+            </w:pPr>
+            <w:r>
+              <w:rPr>
+                <w:rFonts w:asciiTheme="minorHAnsi" w:hAnsiTheme="minorHAnsi" w:cstheme="minorHAnsi"/>
+                <w:bCs/>
+                <w:sz w:val="24"/>
+                <w:szCs w:val="24"/>
               </w:rPr>
               <w:t>-</w:t>
             </w:r>
@@ -3444,12 +4360,18 @@
               </w:pBdr>
               <w:spacing w:line="240" w:lineRule="auto"/>
               <w:rPr>
-                <w:bCs/>
-              </w:rPr>
-            </w:pPr>
-            <w:r>
-              <w:rPr>
-                <w:bCs/>
+                <w:rFonts w:asciiTheme="minorHAnsi" w:hAnsiTheme="minorHAnsi" w:cstheme="minorHAnsi"/>
+                <w:bCs/>
+                <w:sz w:val="24"/>
+                <w:szCs w:val="24"/>
+              </w:rPr>
+            </w:pPr>
+            <w:r>
+              <w:rPr>
+                <w:rFonts w:asciiTheme="minorHAnsi" w:hAnsiTheme="minorHAnsi" w:cstheme="minorHAnsi"/>
+                <w:bCs/>
+                <w:sz w:val="24"/>
+                <w:szCs w:val="24"/>
               </w:rPr>
               <w:t>ID</w:t>
             </w:r>
@@ -3478,20 +4400,20 @@
               </w:pBdr>
               <w:spacing w:line="240" w:lineRule="auto"/>
               <w:rPr>
-                <w:bCs/>
-              </w:rPr>
-            </w:pPr>
-            <w:r>
-              <w:rPr>
-                <w:bCs/>
-              </w:rPr>
-              <w:t>KT1.</w:t>
-            </w:r>
-            <w:r>
-              <w:rPr>
-                <w:bCs/>
-              </w:rPr>
-              <w:t>4</w:t>
+                <w:rFonts w:asciiTheme="minorHAnsi" w:hAnsiTheme="minorHAnsi" w:cstheme="minorHAnsi"/>
+                <w:bCs/>
+                <w:sz w:val="24"/>
+                <w:szCs w:val="24"/>
+              </w:rPr>
+            </w:pPr>
+            <w:r>
+              <w:rPr>
+                <w:rFonts w:asciiTheme="minorHAnsi" w:hAnsiTheme="minorHAnsi" w:cstheme="minorHAnsi"/>
+                <w:bCs/>
+                <w:sz w:val="24"/>
+                <w:szCs w:val="24"/>
+              </w:rPr>
+              <w:t>KT1.4</w:t>
             </w:r>
           </w:p>
         </w:tc>
@@ -3520,12 +4442,18 @@
               </w:pBdr>
               <w:spacing w:line="240" w:lineRule="auto"/>
               <w:rPr>
-                <w:bCs/>
-              </w:rPr>
-            </w:pPr>
-            <w:r>
-              <w:rPr>
-                <w:bCs/>
+                <w:rFonts w:asciiTheme="minorHAnsi" w:hAnsiTheme="minorHAnsi" w:cstheme="minorHAnsi"/>
+                <w:bCs/>
+                <w:sz w:val="24"/>
+                <w:szCs w:val="24"/>
+              </w:rPr>
+            </w:pPr>
+            <w:r>
+              <w:rPr>
+                <w:rFonts w:asciiTheme="minorHAnsi" w:hAnsiTheme="minorHAnsi" w:cstheme="minorHAnsi"/>
+                <w:bCs/>
+                <w:sz w:val="24"/>
+                <w:szCs w:val="24"/>
               </w:rPr>
               <w:t>Beschreibung</w:t>
             </w:r>
@@ -3554,26 +4482,38 @@
               </w:pBdr>
               <w:spacing w:line="240" w:lineRule="auto"/>
               <w:rPr>
-                <w:bCs/>
-              </w:rPr>
-            </w:pPr>
-            <w:r>
-              <w:rPr>
-                <w:bCs/>
+                <w:rFonts w:asciiTheme="minorHAnsi" w:hAnsiTheme="minorHAnsi" w:cstheme="minorHAnsi"/>
+                <w:bCs/>
+                <w:sz w:val="24"/>
+                <w:szCs w:val="24"/>
+              </w:rPr>
+            </w:pPr>
+            <w:r>
+              <w:rPr>
+                <w:rFonts w:asciiTheme="minorHAnsi" w:hAnsiTheme="minorHAnsi" w:cstheme="minorHAnsi"/>
+                <w:bCs/>
+                <w:sz w:val="24"/>
+                <w:szCs w:val="24"/>
               </w:rPr>
               <w:t xml:space="preserve">Es wird ein Kettentest durchgeführt. Hier wird das </w:t>
             </w:r>
             <w:proofErr w:type="spellStart"/>
             <w:r>
               <w:rPr>
-                <w:bCs/>
-              </w:rPr>
-              <w:t>Strattegy</w:t>
+                <w:rFonts w:asciiTheme="minorHAnsi" w:hAnsiTheme="minorHAnsi" w:cstheme="minorHAnsi"/>
+                <w:bCs/>
+                <w:sz w:val="24"/>
+                <w:szCs w:val="24"/>
+              </w:rPr>
+              <w:t>Strategy</w:t>
             </w:r>
             <w:proofErr w:type="spellEnd"/>
             <w:r>
               <w:rPr>
-                <w:bCs/>
+                <w:rFonts w:asciiTheme="minorHAnsi" w:hAnsiTheme="minorHAnsi" w:cstheme="minorHAnsi"/>
+                <w:bCs/>
+                <w:sz w:val="24"/>
+                <w:szCs w:val="24"/>
               </w:rPr>
               <w:t>-Pattern bei FFT-Transformer getestet.</w:t>
             </w:r>
@@ -3604,12 +4544,18 @@
               </w:pBdr>
               <w:spacing w:line="240" w:lineRule="auto"/>
               <w:rPr>
-                <w:bCs/>
-              </w:rPr>
-            </w:pPr>
-            <w:r>
-              <w:rPr>
-                <w:bCs/>
+                <w:rFonts w:asciiTheme="minorHAnsi" w:hAnsiTheme="minorHAnsi" w:cstheme="minorHAnsi"/>
+                <w:bCs/>
+                <w:sz w:val="24"/>
+                <w:szCs w:val="24"/>
+              </w:rPr>
+            </w:pPr>
+            <w:r>
+              <w:rPr>
+                <w:rFonts w:asciiTheme="minorHAnsi" w:hAnsiTheme="minorHAnsi" w:cstheme="minorHAnsi"/>
+                <w:bCs/>
+                <w:sz w:val="24"/>
+                <w:szCs w:val="24"/>
               </w:rPr>
               <w:t>Vorbedingung</w:t>
             </w:r>
@@ -3638,12 +4584,18 @@
               </w:pBdr>
               <w:spacing w:line="240" w:lineRule="auto"/>
               <w:rPr>
-                <w:bCs/>
-              </w:rPr>
-            </w:pPr>
-            <w:r>
-              <w:rPr>
-                <w:bCs/>
+                <w:rFonts w:asciiTheme="minorHAnsi" w:hAnsiTheme="minorHAnsi" w:cstheme="minorHAnsi"/>
+                <w:bCs/>
+                <w:sz w:val="24"/>
+                <w:szCs w:val="24"/>
+              </w:rPr>
+            </w:pPr>
+            <w:r>
+              <w:rPr>
+                <w:rFonts w:asciiTheme="minorHAnsi" w:hAnsiTheme="minorHAnsi" w:cstheme="minorHAnsi"/>
+                <w:bCs/>
+                <w:sz w:val="24"/>
+                <w:szCs w:val="24"/>
               </w:rPr>
               <w:t>Alle getesteten Instanzen existieren.</w:t>
             </w:r>
@@ -3674,12 +4626,18 @@
               </w:pBdr>
               <w:spacing w:line="240" w:lineRule="auto"/>
               <w:rPr>
-                <w:bCs/>
-              </w:rPr>
-            </w:pPr>
-            <w:r>
-              <w:rPr>
-                <w:bCs/>
+                <w:rFonts w:asciiTheme="minorHAnsi" w:hAnsiTheme="minorHAnsi" w:cstheme="minorHAnsi"/>
+                <w:bCs/>
+                <w:sz w:val="24"/>
+                <w:szCs w:val="24"/>
+              </w:rPr>
+            </w:pPr>
+            <w:r>
+              <w:rPr>
+                <w:rFonts w:asciiTheme="minorHAnsi" w:hAnsiTheme="minorHAnsi" w:cstheme="minorHAnsi"/>
+                <w:bCs/>
+                <w:sz w:val="24"/>
+                <w:szCs w:val="24"/>
               </w:rPr>
               <w:t>Input</w:t>
             </w:r>
@@ -3708,13 +4666,19 @@
               </w:pBdr>
               <w:spacing w:line="240" w:lineRule="auto"/>
               <w:rPr>
-                <w:bCs/>
+                <w:rFonts w:asciiTheme="minorHAnsi" w:hAnsiTheme="minorHAnsi" w:cstheme="minorHAnsi"/>
+                <w:bCs/>
+                <w:sz w:val="24"/>
+                <w:szCs w:val="24"/>
                 <w:lang w:val="de-DE"/>
               </w:rPr>
             </w:pPr>
             <w:r>
               <w:rPr>
-                <w:bCs/>
+                <w:rFonts w:asciiTheme="minorHAnsi" w:hAnsiTheme="minorHAnsi" w:cstheme="minorHAnsi"/>
+                <w:bCs/>
+                <w:sz w:val="24"/>
+                <w:szCs w:val="24"/>
                 <w:lang w:val="de-DE"/>
               </w:rPr>
               <w:t xml:space="preserve">Signal-Array {0,100,-100,0} und </w:t>
@@ -3722,64 +4686,68 @@
             <w:proofErr w:type="spellStart"/>
             <w:r>
               <w:rPr>
-                <w:bCs/>
+                <w:rFonts w:asciiTheme="minorHAnsi" w:hAnsiTheme="minorHAnsi" w:cstheme="minorHAnsi"/>
+                <w:bCs/>
+                <w:sz w:val="24"/>
+                <w:szCs w:val="24"/>
                 <w:lang w:val="de-DE"/>
               </w:rPr>
-              <w:t>Signal</w:t>
-            </w:r>
-            <w:r>
-              <w:rPr>
-                <w:bCs/>
+              <w:t>SignalFFTSharpTransformer</w:t>
+            </w:r>
+            <w:proofErr w:type="spellEnd"/>
+            <w:r>
+              <w:rPr>
+                <w:rFonts w:asciiTheme="minorHAnsi" w:hAnsiTheme="minorHAnsi" w:cstheme="minorHAnsi"/>
+                <w:bCs/>
+                <w:sz w:val="24"/>
+                <w:szCs w:val="24"/>
                 <w:lang w:val="de-DE"/>
               </w:rPr>
+              <w:t>(</w:t>
+            </w:r>
+            <w:proofErr w:type="spellStart"/>
+            <w:r>
+              <w:rPr>
+                <w:rFonts w:asciiTheme="minorHAnsi" w:hAnsiTheme="minorHAnsi" w:cstheme="minorHAnsi"/>
+                <w:bCs/>
+                <w:sz w:val="24"/>
+                <w:szCs w:val="24"/>
+                <w:lang w:val="de-DE"/>
+              </w:rPr>
               <w:t>FFTSharp</w:t>
             </w:r>
-            <w:r>
-              <w:rPr>
-                <w:bCs/>
+            <w:proofErr w:type="spellEnd"/>
+            <w:r>
+              <w:rPr>
+                <w:rFonts w:asciiTheme="minorHAnsi" w:hAnsiTheme="minorHAnsi" w:cstheme="minorHAnsi"/>
+                <w:bCs/>
+                <w:sz w:val="24"/>
+                <w:szCs w:val="24"/>
                 <w:lang w:val="de-DE"/>
               </w:rPr>
-              <w:t>Transformer</w:t>
+              <w:t xml:space="preserve">) als </w:t>
+            </w:r>
+            <w:proofErr w:type="spellStart"/>
+            <w:r>
+              <w:rPr>
+                <w:rFonts w:asciiTheme="minorHAnsi" w:hAnsiTheme="minorHAnsi" w:cstheme="minorHAnsi"/>
+                <w:bCs/>
+                <w:sz w:val="24"/>
+                <w:szCs w:val="24"/>
+                <w:lang w:val="de-DE"/>
+              </w:rPr>
+              <w:t>Algorithm</w:t>
             </w:r>
             <w:proofErr w:type="spellEnd"/>
             <w:r>
               <w:rPr>
-                <w:bCs/>
+                <w:rFonts w:asciiTheme="minorHAnsi" w:hAnsiTheme="minorHAnsi" w:cstheme="minorHAnsi"/>
+                <w:bCs/>
+                <w:sz w:val="24"/>
+                <w:szCs w:val="24"/>
                 <w:lang w:val="de-DE"/>
               </w:rPr>
-              <w:t>(</w:t>
-            </w:r>
-            <w:proofErr w:type="spellStart"/>
-            <w:r>
-              <w:rPr>
-                <w:bCs/>
-                <w:lang w:val="de-DE"/>
-              </w:rPr>
-              <w:t>FFTSharp</w:t>
-            </w:r>
-            <w:proofErr w:type="spellEnd"/>
-            <w:r>
-              <w:rPr>
-                <w:bCs/>
-                <w:lang w:val="de-DE"/>
-              </w:rPr>
-              <w:t xml:space="preserve">) als </w:t>
-            </w:r>
-            <w:proofErr w:type="spellStart"/>
-            <w:r>
-              <w:rPr>
-                <w:bCs/>
-                <w:lang w:val="de-DE"/>
-              </w:rPr>
-              <w:t>Algorithm</w:t>
-            </w:r>
-            <w:proofErr w:type="spellEnd"/>
-            <w:r>
-              <w:rPr>
-                <w:bCs/>
-                <w:lang w:val="de-DE"/>
-              </w:rPr>
-              <w:t xml:space="preserve"> setzten.</w:t>
+              <w:t xml:space="preserve"> setzen.</w:t>
             </w:r>
           </w:p>
         </w:tc>
@@ -3808,12 +4776,18 @@
               </w:pBdr>
               <w:spacing w:line="240" w:lineRule="auto"/>
               <w:rPr>
-                <w:bCs/>
-              </w:rPr>
-            </w:pPr>
-            <w:r>
-              <w:rPr>
-                <w:bCs/>
+                <w:rFonts w:asciiTheme="minorHAnsi" w:hAnsiTheme="minorHAnsi" w:cstheme="minorHAnsi"/>
+                <w:bCs/>
+                <w:sz w:val="24"/>
+                <w:szCs w:val="24"/>
+              </w:rPr>
+            </w:pPr>
+            <w:r>
+              <w:rPr>
+                <w:rFonts w:asciiTheme="minorHAnsi" w:hAnsiTheme="minorHAnsi" w:cstheme="minorHAnsi"/>
+                <w:bCs/>
+                <w:sz w:val="24"/>
+                <w:szCs w:val="24"/>
               </w:rPr>
               <w:t>Output</w:t>
             </w:r>
@@ -3842,13 +4816,19 @@
               </w:pBdr>
               <w:spacing w:line="240" w:lineRule="auto"/>
               <w:rPr>
-                <w:bCs/>
+                <w:rFonts w:asciiTheme="minorHAnsi" w:hAnsiTheme="minorHAnsi" w:cstheme="minorHAnsi"/>
+                <w:bCs/>
+                <w:sz w:val="24"/>
+                <w:szCs w:val="24"/>
                 <w:lang w:val="de-DE"/>
               </w:rPr>
             </w:pPr>
             <w:r>
               <w:rPr>
-                <w:bCs/>
+                <w:rFonts w:asciiTheme="minorHAnsi" w:hAnsiTheme="minorHAnsi" w:cstheme="minorHAnsi"/>
+                <w:bCs/>
+                <w:sz w:val="24"/>
+                <w:szCs w:val="24"/>
                 <w:lang w:val="de-DE"/>
               </w:rPr>
               <w:t>Magnitude-Ergebnisse.</w:t>
@@ -3880,12 +4860,18 @@
               </w:pBdr>
               <w:spacing w:line="240" w:lineRule="auto"/>
               <w:rPr>
-                <w:bCs/>
-              </w:rPr>
-            </w:pPr>
-            <w:r>
-              <w:rPr>
-                <w:bCs/>
+                <w:rFonts w:asciiTheme="minorHAnsi" w:hAnsiTheme="minorHAnsi" w:cstheme="minorHAnsi"/>
+                <w:bCs/>
+                <w:sz w:val="24"/>
+                <w:szCs w:val="24"/>
+              </w:rPr>
+            </w:pPr>
+            <w:r>
+              <w:rPr>
+                <w:rFonts w:asciiTheme="minorHAnsi" w:hAnsiTheme="minorHAnsi" w:cstheme="minorHAnsi"/>
+                <w:bCs/>
+                <w:sz w:val="24"/>
+                <w:szCs w:val="24"/>
               </w:rPr>
               <w:t>Nachbedingung</w:t>
             </w:r>
@@ -3914,12 +4900,18 @@
               </w:pBdr>
               <w:spacing w:line="240" w:lineRule="auto"/>
               <w:rPr>
-                <w:bCs/>
-              </w:rPr>
-            </w:pPr>
-            <w:r>
-              <w:rPr>
-                <w:bCs/>
+                <w:rFonts w:asciiTheme="minorHAnsi" w:hAnsiTheme="minorHAnsi" w:cstheme="minorHAnsi"/>
+                <w:bCs/>
+                <w:sz w:val="24"/>
+                <w:szCs w:val="24"/>
+              </w:rPr>
+            </w:pPr>
+            <w:r>
+              <w:rPr>
+                <w:rFonts w:asciiTheme="minorHAnsi" w:hAnsiTheme="minorHAnsi" w:cstheme="minorHAnsi"/>
+                <w:bCs/>
+                <w:sz w:val="24"/>
+                <w:szCs w:val="24"/>
               </w:rPr>
               <w:t>-</w:t>
             </w:r>
@@ -3927,8 +4919,24 @@
         </w:tc>
       </w:tr>
     </w:tbl>
-    <w:p/>
-    <w:p/>
+    <w:p>
+      <w:pPr>
+        <w:rPr>
+          <w:rFonts w:asciiTheme="minorHAnsi" w:hAnsiTheme="minorHAnsi" w:cstheme="minorHAnsi"/>
+          <w:sz w:val="24"/>
+          <w:szCs w:val="24"/>
+        </w:rPr>
+      </w:pPr>
+    </w:p>
+    <w:p>
+      <w:pPr>
+        <w:rPr>
+          <w:rFonts w:asciiTheme="minorHAnsi" w:hAnsiTheme="minorHAnsi" w:cstheme="minorHAnsi"/>
+          <w:sz w:val="24"/>
+          <w:szCs w:val="24"/>
+        </w:rPr>
+      </w:pPr>
+    </w:p>
     <w:tbl>
       <w:tblPr>
         <w:tblW w:w="8970" w:type="dxa"/>
@@ -3971,12 +4979,18 @@
               </w:pBdr>
               <w:spacing w:line="240" w:lineRule="auto"/>
               <w:rPr>
-                <w:bCs/>
-              </w:rPr>
-            </w:pPr>
-            <w:r>
-              <w:rPr>
-                <w:bCs/>
+                <w:rFonts w:asciiTheme="minorHAnsi" w:hAnsiTheme="minorHAnsi" w:cstheme="minorHAnsi"/>
+                <w:bCs/>
+                <w:sz w:val="24"/>
+                <w:szCs w:val="24"/>
+              </w:rPr>
+            </w:pPr>
+            <w:r>
+              <w:rPr>
+                <w:rFonts w:asciiTheme="minorHAnsi" w:hAnsiTheme="minorHAnsi" w:cstheme="minorHAnsi"/>
+                <w:bCs/>
+                <w:sz w:val="24"/>
+                <w:szCs w:val="24"/>
               </w:rPr>
               <w:t>ID</w:t>
             </w:r>
@@ -4005,20 +5019,20 @@
               </w:pBdr>
               <w:spacing w:line="240" w:lineRule="auto"/>
               <w:rPr>
-                <w:bCs/>
-              </w:rPr>
-            </w:pPr>
-            <w:r>
-              <w:rPr>
-                <w:bCs/>
-              </w:rPr>
-              <w:t>KT1.</w:t>
-            </w:r>
-            <w:r>
-              <w:rPr>
-                <w:bCs/>
-              </w:rPr>
-              <w:t>5</w:t>
+                <w:rFonts w:asciiTheme="minorHAnsi" w:hAnsiTheme="minorHAnsi" w:cstheme="minorHAnsi"/>
+                <w:bCs/>
+                <w:sz w:val="24"/>
+                <w:szCs w:val="24"/>
+              </w:rPr>
+            </w:pPr>
+            <w:r>
+              <w:rPr>
+                <w:rFonts w:asciiTheme="minorHAnsi" w:hAnsiTheme="minorHAnsi" w:cstheme="minorHAnsi"/>
+                <w:bCs/>
+                <w:sz w:val="24"/>
+                <w:szCs w:val="24"/>
+              </w:rPr>
+              <w:t>KT1.5</w:t>
             </w:r>
           </w:p>
         </w:tc>
@@ -4047,12 +5061,18 @@
               </w:pBdr>
               <w:spacing w:line="240" w:lineRule="auto"/>
               <w:rPr>
-                <w:bCs/>
-              </w:rPr>
-            </w:pPr>
-            <w:r>
-              <w:rPr>
-                <w:bCs/>
+                <w:rFonts w:asciiTheme="minorHAnsi" w:hAnsiTheme="minorHAnsi" w:cstheme="minorHAnsi"/>
+                <w:bCs/>
+                <w:sz w:val="24"/>
+                <w:szCs w:val="24"/>
+              </w:rPr>
+            </w:pPr>
+            <w:r>
+              <w:rPr>
+                <w:rFonts w:asciiTheme="minorHAnsi" w:hAnsiTheme="minorHAnsi" w:cstheme="minorHAnsi"/>
+                <w:bCs/>
+                <w:sz w:val="24"/>
+                <w:szCs w:val="24"/>
               </w:rPr>
               <w:t>Beschreibung</w:t>
             </w:r>
@@ -4081,13 +5101,19 @@
               </w:pBdr>
               <w:spacing w:line="240" w:lineRule="auto"/>
               <w:rPr>
-                <w:bCs/>
+                <w:rFonts w:asciiTheme="minorHAnsi" w:hAnsiTheme="minorHAnsi" w:cstheme="minorHAnsi"/>
+                <w:bCs/>
+                <w:sz w:val="24"/>
+                <w:szCs w:val="24"/>
                 <w:lang w:val="de-DE"/>
               </w:rPr>
             </w:pPr>
             <w:r>
               <w:rPr>
-                <w:bCs/>
+                <w:rFonts w:asciiTheme="minorHAnsi" w:hAnsiTheme="minorHAnsi" w:cstheme="minorHAnsi"/>
+                <w:bCs/>
+                <w:sz w:val="24"/>
+                <w:szCs w:val="24"/>
                 <w:lang w:val="de-DE"/>
               </w:rPr>
               <w:t>Extraktion von MFCC-Koeffizienten aus einem kurzen Audiosignal.</w:t>
@@ -4119,12 +5145,18 @@
               </w:pBdr>
               <w:spacing w:line="240" w:lineRule="auto"/>
               <w:rPr>
-                <w:bCs/>
-              </w:rPr>
-            </w:pPr>
-            <w:r>
-              <w:rPr>
-                <w:bCs/>
+                <w:rFonts w:asciiTheme="minorHAnsi" w:hAnsiTheme="minorHAnsi" w:cstheme="minorHAnsi"/>
+                <w:bCs/>
+                <w:sz w:val="24"/>
+                <w:szCs w:val="24"/>
+              </w:rPr>
+            </w:pPr>
+            <w:r>
+              <w:rPr>
+                <w:rFonts w:asciiTheme="minorHAnsi" w:hAnsiTheme="minorHAnsi" w:cstheme="minorHAnsi"/>
+                <w:bCs/>
+                <w:sz w:val="24"/>
+                <w:szCs w:val="24"/>
               </w:rPr>
               <w:t>Vorbedingung</w:t>
             </w:r>
@@ -4153,34 +5185,49 @@
               </w:pBdr>
               <w:spacing w:line="240" w:lineRule="auto"/>
               <w:rPr>
-                <w:bCs/>
+                <w:rFonts w:asciiTheme="minorHAnsi" w:hAnsiTheme="minorHAnsi" w:cstheme="minorHAnsi"/>
+                <w:bCs/>
+                <w:sz w:val="24"/>
+                <w:szCs w:val="24"/>
               </w:rPr>
             </w:pPr>
             <w:proofErr w:type="spellStart"/>
             <w:r>
               <w:rPr>
-                <w:bCs/>
+                <w:rFonts w:asciiTheme="minorHAnsi" w:hAnsiTheme="minorHAnsi" w:cstheme="minorHAnsi"/>
+                <w:bCs/>
+                <w:sz w:val="24"/>
+                <w:szCs w:val="24"/>
               </w:rPr>
               <w:t>InputToMfcc</w:t>
             </w:r>
             <w:proofErr w:type="spellEnd"/>
             <w:r>
               <w:rPr>
-                <w:bCs/>
+                <w:rFonts w:asciiTheme="minorHAnsi" w:hAnsiTheme="minorHAnsi" w:cstheme="minorHAnsi"/>
+                <w:bCs/>
+                <w:sz w:val="24"/>
+                <w:szCs w:val="24"/>
               </w:rPr>
               <w:t xml:space="preserve"> konfiguriert mit </w:t>
             </w:r>
             <w:proofErr w:type="spellStart"/>
             <w:r>
               <w:rPr>
-                <w:bCs/>
+                <w:rFonts w:asciiTheme="minorHAnsi" w:hAnsiTheme="minorHAnsi" w:cstheme="minorHAnsi"/>
+                <w:bCs/>
+                <w:sz w:val="24"/>
+                <w:szCs w:val="24"/>
               </w:rPr>
               <w:t>samplingRate</w:t>
             </w:r>
             <w:proofErr w:type="spellEnd"/>
             <w:r>
               <w:rPr>
-                <w:bCs/>
+                <w:rFonts w:asciiTheme="minorHAnsi" w:hAnsiTheme="minorHAnsi" w:cstheme="minorHAnsi"/>
+                <w:bCs/>
+                <w:sz w:val="24"/>
+                <w:szCs w:val="24"/>
               </w:rPr>
               <w:t xml:space="preserve"> = 44100 Hz und Anzahl von Werte 13.</w:t>
             </w:r>
@@ -4211,12 +5258,18 @@
               </w:pBdr>
               <w:spacing w:line="240" w:lineRule="auto"/>
               <w:rPr>
-                <w:bCs/>
-              </w:rPr>
-            </w:pPr>
-            <w:r>
-              <w:rPr>
-                <w:bCs/>
+                <w:rFonts w:asciiTheme="minorHAnsi" w:hAnsiTheme="minorHAnsi" w:cstheme="minorHAnsi"/>
+                <w:bCs/>
+                <w:sz w:val="24"/>
+                <w:szCs w:val="24"/>
+              </w:rPr>
+            </w:pPr>
+            <w:r>
+              <w:rPr>
+                <w:rFonts w:asciiTheme="minorHAnsi" w:hAnsiTheme="minorHAnsi" w:cstheme="minorHAnsi"/>
+                <w:bCs/>
+                <w:sz w:val="24"/>
+                <w:szCs w:val="24"/>
               </w:rPr>
               <w:t>Input</w:t>
             </w:r>
@@ -4245,13 +5298,19 @@
               </w:pBdr>
               <w:spacing w:line="240" w:lineRule="auto"/>
               <w:rPr>
-                <w:bCs/>
+                <w:rFonts w:asciiTheme="minorHAnsi" w:hAnsiTheme="minorHAnsi" w:cstheme="minorHAnsi"/>
+                <w:bCs/>
+                <w:sz w:val="24"/>
+                <w:szCs w:val="24"/>
                 <w:lang w:val="de-DE"/>
               </w:rPr>
             </w:pPr>
             <w:r>
               <w:rPr>
-                <w:bCs/>
+                <w:rFonts w:asciiTheme="minorHAnsi" w:hAnsiTheme="minorHAnsi" w:cstheme="minorHAnsi"/>
+                <w:bCs/>
+                <w:sz w:val="24"/>
+                <w:szCs w:val="24"/>
                 <w:lang w:val="de-DE"/>
               </w:rPr>
               <w:t xml:space="preserve">Signal-Array {0,100,-100,0} </w:t>
@@ -4283,12 +5342,18 @@
               </w:pBdr>
               <w:spacing w:line="240" w:lineRule="auto"/>
               <w:rPr>
-                <w:bCs/>
-              </w:rPr>
-            </w:pPr>
-            <w:r>
-              <w:rPr>
-                <w:bCs/>
+                <w:rFonts w:asciiTheme="minorHAnsi" w:hAnsiTheme="minorHAnsi" w:cstheme="minorHAnsi"/>
+                <w:bCs/>
+                <w:sz w:val="24"/>
+                <w:szCs w:val="24"/>
+              </w:rPr>
+            </w:pPr>
+            <w:r>
+              <w:rPr>
+                <w:rFonts w:asciiTheme="minorHAnsi" w:hAnsiTheme="minorHAnsi" w:cstheme="minorHAnsi"/>
+                <w:bCs/>
+                <w:sz w:val="24"/>
+                <w:szCs w:val="24"/>
               </w:rPr>
               <w:t>Output</w:t>
             </w:r>
@@ -4321,13 +5386,19 @@
               </w:pBdr>
               <w:spacing w:line="240" w:lineRule="auto"/>
               <w:rPr>
-                <w:bCs/>
+                <w:rFonts w:asciiTheme="minorHAnsi" w:hAnsiTheme="minorHAnsi" w:cstheme="minorHAnsi"/>
+                <w:bCs/>
+                <w:sz w:val="24"/>
+                <w:szCs w:val="24"/>
                 <w:lang w:val="de-DE"/>
               </w:rPr>
             </w:pPr>
             <w:r>
               <w:rPr>
-                <w:bCs/>
+                <w:rFonts w:asciiTheme="minorHAnsi" w:hAnsiTheme="minorHAnsi" w:cstheme="minorHAnsi"/>
+                <w:bCs/>
+                <w:sz w:val="24"/>
+                <w:szCs w:val="24"/>
                 <w:lang w:val="de-DE"/>
               </w:rPr>
               <w:t>Rückgabe eines double[] der Länge 13</w:t>
@@ -4346,7 +5417,10 @@
               <w:spacing w:line="240" w:lineRule="auto"/>
               <w:ind w:left="720"/>
               <w:rPr>
-                <w:bCs/>
+                <w:rFonts w:asciiTheme="minorHAnsi" w:hAnsiTheme="minorHAnsi" w:cstheme="minorHAnsi"/>
+                <w:bCs/>
+                <w:sz w:val="24"/>
+                <w:szCs w:val="24"/>
                 <w:lang w:val="de-DE"/>
               </w:rPr>
             </w:pPr>
@@ -6416,6 +7490,7 @@
   <w:style w:type="character" w:default="1" w:styleId="Absatz-Standardschriftart">
     <w:name w:val="Default Paragraph Font"/>
     <w:uiPriority w:val="1"/>
+    <w:semiHidden/>
     <w:unhideWhenUsed/>
   </w:style>
   <w:style w:type="table" w:default="1" w:styleId="NormaleTabelle">

--- a/Project-organisation/Testfälle_Komponententest_1.docx
+++ b/Project-organisation/Testfälle_Komponententest_1.docx
@@ -441,7 +441,23 @@
                 <w:sz w:val="24"/>
                 <w:szCs w:val="24"/>
               </w:rPr>
-              <w:t>23.06.2025</w:t>
+              <w:t>2</w:t>
+            </w:r>
+            <w:r>
+              <w:rPr>
+                <w:rFonts w:asciiTheme="minorHAnsi" w:hAnsiTheme="minorHAnsi" w:cstheme="minorHAnsi"/>
+                <w:sz w:val="24"/>
+                <w:szCs w:val="24"/>
+              </w:rPr>
+              <w:t>8</w:t>
+            </w:r>
+            <w:r>
+              <w:rPr>
+                <w:rFonts w:asciiTheme="minorHAnsi" w:hAnsiTheme="minorHAnsi" w:cstheme="minorHAnsi"/>
+                <w:sz w:val="24"/>
+                <w:szCs w:val="24"/>
+              </w:rPr>
+              <w:t>.06.2025</w:t>
             </w:r>
           </w:p>
         </w:tc>
@@ -1150,6 +1166,163 @@
           </w:p>
         </w:tc>
       </w:tr>
+      <w:tr>
+        <w:trPr>
+          <w:trHeight w:val="335"/>
+        </w:trPr>
+        <w:tc>
+          <w:tcPr>
+            <w:tcW w:w="1457" w:type="dxa"/>
+            <w:shd w:val="clear" w:color="auto" w:fill="auto"/>
+            <w:tcMar>
+              <w:top w:w="100" w:type="dxa"/>
+              <w:left w:w="100" w:type="dxa"/>
+              <w:bottom w:w="100" w:type="dxa"/>
+              <w:right w:w="100" w:type="dxa"/>
+            </w:tcMar>
+          </w:tcPr>
+          <w:p>
+            <w:pPr>
+              <w:widowControl w:val="0"/>
+              <w:pBdr>
+                <w:top w:val="nil"/>
+                <w:left w:val="nil"/>
+                <w:bottom w:val="nil"/>
+                <w:right w:val="nil"/>
+                <w:between w:val="nil"/>
+              </w:pBdr>
+              <w:spacing w:line="240" w:lineRule="auto"/>
+              <w:rPr>
+                <w:rFonts w:asciiTheme="minorHAnsi" w:hAnsiTheme="minorHAnsi" w:cstheme="minorHAnsi"/>
+                <w:sz w:val="24"/>
+                <w:szCs w:val="24"/>
+              </w:rPr>
+            </w:pPr>
+            <w:r>
+              <w:rPr>
+                <w:rFonts w:asciiTheme="minorHAnsi" w:hAnsiTheme="minorHAnsi" w:cstheme="minorHAnsi"/>
+                <w:sz w:val="24"/>
+                <w:szCs w:val="24"/>
+              </w:rPr>
+              <w:t>1.3</w:t>
+            </w:r>
+          </w:p>
+        </w:tc>
+        <w:tc>
+          <w:tcPr>
+            <w:tcW w:w="1697" w:type="dxa"/>
+            <w:shd w:val="clear" w:color="auto" w:fill="auto"/>
+            <w:tcMar>
+              <w:top w:w="100" w:type="dxa"/>
+              <w:left w:w="100" w:type="dxa"/>
+              <w:bottom w:w="100" w:type="dxa"/>
+              <w:right w:w="100" w:type="dxa"/>
+            </w:tcMar>
+          </w:tcPr>
+          <w:p>
+            <w:pPr>
+              <w:widowControl w:val="0"/>
+              <w:pBdr>
+                <w:top w:val="nil"/>
+                <w:left w:val="nil"/>
+                <w:bottom w:val="nil"/>
+                <w:right w:val="nil"/>
+                <w:between w:val="nil"/>
+              </w:pBdr>
+              <w:spacing w:line="240" w:lineRule="auto"/>
+              <w:rPr>
+                <w:rFonts w:asciiTheme="minorHAnsi" w:hAnsiTheme="minorHAnsi" w:cstheme="minorHAnsi"/>
+                <w:sz w:val="24"/>
+                <w:szCs w:val="24"/>
+              </w:rPr>
+            </w:pPr>
+            <w:r>
+              <w:rPr>
+                <w:rFonts w:asciiTheme="minorHAnsi" w:hAnsiTheme="minorHAnsi" w:cstheme="minorHAnsi"/>
+                <w:sz w:val="24"/>
+                <w:szCs w:val="24"/>
+              </w:rPr>
+              <w:t>28.06.2025</w:t>
+            </w:r>
+          </w:p>
+        </w:tc>
+        <w:tc>
+          <w:tcPr>
+            <w:tcW w:w="2103" w:type="dxa"/>
+            <w:shd w:val="clear" w:color="auto" w:fill="auto"/>
+            <w:tcMar>
+              <w:top w:w="100" w:type="dxa"/>
+              <w:left w:w="100" w:type="dxa"/>
+              <w:bottom w:w="100" w:type="dxa"/>
+              <w:right w:w="100" w:type="dxa"/>
+            </w:tcMar>
+          </w:tcPr>
+          <w:p>
+            <w:pPr>
+              <w:widowControl w:val="0"/>
+              <w:pBdr>
+                <w:top w:val="nil"/>
+                <w:left w:val="nil"/>
+                <w:bottom w:val="nil"/>
+                <w:right w:val="nil"/>
+                <w:between w:val="nil"/>
+              </w:pBdr>
+              <w:spacing w:line="240" w:lineRule="auto"/>
+              <w:rPr>
+                <w:rFonts w:asciiTheme="minorHAnsi" w:hAnsiTheme="minorHAnsi" w:cstheme="minorHAnsi"/>
+                <w:sz w:val="24"/>
+                <w:szCs w:val="24"/>
+              </w:rPr>
+            </w:pPr>
+            <w:r>
+              <w:rPr>
+                <w:rFonts w:asciiTheme="minorHAnsi" w:hAnsiTheme="minorHAnsi" w:cstheme="minorHAnsi"/>
+                <w:sz w:val="24"/>
+                <w:szCs w:val="24"/>
+              </w:rPr>
+              <w:t>Donart Bazaj</w:t>
+            </w:r>
+          </w:p>
+        </w:tc>
+        <w:tc>
+          <w:tcPr>
+            <w:tcW w:w="3756" w:type="dxa"/>
+            <w:shd w:val="clear" w:color="auto" w:fill="auto"/>
+            <w:tcMar>
+              <w:top w:w="100" w:type="dxa"/>
+              <w:left w:w="100" w:type="dxa"/>
+              <w:bottom w:w="100" w:type="dxa"/>
+              <w:right w:w="100" w:type="dxa"/>
+            </w:tcMar>
+          </w:tcPr>
+          <w:p>
+            <w:pPr>
+              <w:widowControl w:val="0"/>
+              <w:pBdr>
+                <w:top w:val="nil"/>
+                <w:left w:val="nil"/>
+                <w:bottom w:val="nil"/>
+                <w:right w:val="nil"/>
+                <w:between w:val="nil"/>
+              </w:pBdr>
+              <w:spacing w:line="240" w:lineRule="auto"/>
+              <w:rPr>
+                <w:rFonts w:asciiTheme="minorHAnsi" w:hAnsiTheme="minorHAnsi" w:cstheme="minorHAnsi"/>
+                <w:sz w:val="24"/>
+                <w:szCs w:val="24"/>
+              </w:rPr>
+            </w:pPr>
+            <w:r>
+              <w:rPr>
+                <w:rFonts w:asciiTheme="minorHAnsi" w:hAnsiTheme="minorHAnsi" w:cstheme="minorHAnsi"/>
+                <w:sz w:val="24"/>
+                <w:szCs w:val="24"/>
+              </w:rPr>
+              <w:t>Erweiterung und Anpassung</w:t>
+            </w:r>
+          </w:p>
+        </w:tc>
+      </w:tr>
     </w:tbl>
     <w:p>
       <w:pPr>
@@ -2439,7 +2612,6 @@
                 <w:bCs/>
                 <w:sz w:val="24"/>
                 <w:szCs w:val="24"/>
-                <w:lang w:val="de-DE"/>
               </w:rPr>
               <w:t>Simulierte Audiodaten durchlaufen das Mikrofon</w:t>
             </w:r>
@@ -2449,10 +2621,19 @@
                 <w:bCs/>
                 <w:sz w:val="24"/>
                 <w:szCs w:val="24"/>
-                <w:lang w:val="de-DE"/>
               </w:rPr>
               <w:noBreakHyphen/>
-              <w:t>Modul, werden per FFT transformiert und mit vordefinierten Referenzwerten verglichen.</w:t>
+              <w:t>Modul, werden in MFCC</w:t>
+            </w:r>
+            <w:r>
+              <w:rPr>
+                <w:rFonts w:asciiTheme="minorHAnsi" w:hAnsiTheme="minorHAnsi" w:cstheme="minorHAnsi"/>
+                <w:bCs/>
+                <w:sz w:val="24"/>
+                <w:szCs w:val="24"/>
+              </w:rPr>
+              <w:noBreakHyphen/>
+              <w:t>Vektoren umgewandelt und anschließend mit vordefinierten Referenzdaten verglichen.</w:t>
             </w:r>
           </w:p>
         </w:tc>
@@ -2511,10 +2692,11 @@
           </w:tcPr>
           <w:p>
             <w:pPr>
+              <w:pStyle w:val="Listenabsatz"/>
               <w:widowControl w:val="0"/>
               <w:numPr>
                 <w:ilvl w:val="0"/>
-                <w:numId w:val="6"/>
+                <w:numId w:val="10"/>
               </w:numPr>
               <w:pBdr>
                 <w:top w:val="nil"/>
@@ -2551,31 +2733,37 @@
                 <w:lang w:val="de-DE"/>
               </w:rPr>
               <w:noBreakHyphen/>
-              <w:t xml:space="preserve">Modul und </w:t>
+              <w:t xml:space="preserve">Modul und das Skript </w:t>
             </w:r>
             <w:proofErr w:type="spellStart"/>
             <w:r>
               <w:rPr>
                 <w:rFonts w:asciiTheme="minorHAnsi" w:hAnsiTheme="minorHAnsi" w:cstheme="minorHAnsi"/>
-                <w:bCs/>
                 <w:sz w:val="24"/>
                 <w:szCs w:val="24"/>
                 <w:lang w:val="de-DE"/>
               </w:rPr>
-              <w:t>FFTTransformer</w:t>
+              <w:t>InputToM</w:t>
+            </w:r>
+            <w:r>
+              <w:rPr>
+                <w:rFonts w:asciiTheme="minorHAnsi" w:hAnsiTheme="minorHAnsi" w:cstheme="minorHAnsi"/>
+                <w:sz w:val="24"/>
+                <w:szCs w:val="24"/>
+                <w:lang w:val="de-DE"/>
+              </w:rPr>
+              <w:t>fcc</w:t>
             </w:r>
             <w:proofErr w:type="spellEnd"/>
             <w:r>
               <w:rPr>
                 <w:rFonts w:asciiTheme="minorHAnsi" w:hAnsiTheme="minorHAnsi" w:cstheme="minorHAnsi"/>
-                <w:bCs/>
                 <w:sz w:val="24"/>
                 <w:szCs w:val="24"/>
                 <w:lang w:val="de-DE"/>
               </w:rPr>
               <w:t xml:space="preserve"> </w:t>
             </w:r>
-            <w:proofErr w:type="spellStart"/>
             <w:r>
               <w:rPr>
                 <w:rFonts w:asciiTheme="minorHAnsi" w:hAnsiTheme="minorHAnsi" w:cstheme="minorHAnsi"/>
@@ -2584,16 +2772,26 @@
                 <w:szCs w:val="24"/>
                 <w:lang w:val="de-DE"/>
               </w:rPr>
-              <w:t>instanziert</w:t>
-            </w:r>
-            <w:proofErr w:type="spellEnd"/>
-          </w:p>
-          <w:p>
-            <w:pPr>
+              <w:t>sind verfügbar</w:t>
+            </w:r>
+            <w:r>
+              <w:rPr>
+                <w:rFonts w:asciiTheme="minorHAnsi" w:hAnsiTheme="minorHAnsi" w:cstheme="minorHAnsi"/>
+                <w:bCs/>
+                <w:sz w:val="24"/>
+                <w:szCs w:val="24"/>
+                <w:lang w:val="de-DE"/>
+              </w:rPr>
+              <w:t>.</w:t>
+            </w:r>
+          </w:p>
+          <w:p>
+            <w:pPr>
+              <w:pStyle w:val="Listenabsatz"/>
               <w:widowControl w:val="0"/>
               <w:numPr>
                 <w:ilvl w:val="0"/>
-                <w:numId w:val="6"/>
+                <w:numId w:val="10"/>
               </w:numPr>
               <w:pBdr>
                 <w:top w:val="nil"/>
@@ -2630,7 +2828,7 @@
                 <w:lang w:val="de-DE"/>
               </w:rPr>
               <w:noBreakHyphen/>
-              <w:t>FFT</w:t>
+              <w:t>MFCC</w:t>
             </w:r>
             <w:r>
               <w:rPr>
@@ -2641,7 +2839,17 @@
                 <w:lang w:val="de-DE"/>
               </w:rPr>
               <w:noBreakHyphen/>
-              <w:t>Daten verfügbar</w:t>
+              <w:t>Daten liegen vor</w:t>
+            </w:r>
+            <w:r>
+              <w:rPr>
+                <w:rFonts w:asciiTheme="minorHAnsi" w:hAnsiTheme="minorHAnsi" w:cstheme="minorHAnsi"/>
+                <w:bCs/>
+                <w:sz w:val="24"/>
+                <w:szCs w:val="24"/>
+                <w:lang w:val="de-DE"/>
+              </w:rPr>
+              <w:t>.</w:t>
             </w:r>
           </w:p>
         </w:tc>
@@ -2750,7 +2958,27 @@
                 <w:szCs w:val="24"/>
                 <w:lang w:val="de-DE"/>
               </w:rPr>
-              <w:t>{ 0,54, 145, 230, 170, 124,34, 0 }.</w:t>
+              <w:t xml:space="preserve">{ </w:t>
+            </w:r>
+            <w:r>
+              <w:rPr>
+                <w:rFonts w:asciiTheme="minorHAnsi" w:hAnsiTheme="minorHAnsi" w:cstheme="minorHAnsi"/>
+                <w:bCs/>
+                <w:sz w:val="24"/>
+                <w:szCs w:val="24"/>
+                <w:lang w:val="de-DE"/>
+              </w:rPr>
+              <w:t>-1,0,3,8,15,24, usw.</w:t>
+            </w:r>
+            <w:r>
+              <w:rPr>
+                <w:rFonts w:asciiTheme="minorHAnsi" w:hAnsiTheme="minorHAnsi" w:cstheme="minorHAnsi"/>
+                <w:bCs/>
+                <w:sz w:val="24"/>
+                <w:szCs w:val="24"/>
+                <w:lang w:val="de-DE"/>
+              </w:rPr>
+              <w:t xml:space="preserve"> }.</w:t>
             </w:r>
           </w:p>
           <w:p>
@@ -2796,7 +3024,6 @@
               </w:rPr>
               <w:noBreakHyphen/>
             </w:r>
-            <w:proofErr w:type="spellStart"/>
             <w:r>
               <w:rPr>
                 <w:rFonts w:asciiTheme="minorHAnsi" w:hAnsiTheme="minorHAnsi" w:cstheme="minorHAnsi"/>
@@ -2805,9 +3032,18 @@
                 <w:szCs w:val="24"/>
                 <w:lang w:val="de-DE"/>
               </w:rPr>
-              <w:t>Magnitudes</w:t>
-            </w:r>
-            <w:proofErr w:type="spellEnd"/>
+              <w:t>Magnituden</w:t>
+            </w:r>
+            <w:r>
+              <w:rPr>
+                <w:rFonts w:asciiTheme="minorHAnsi" w:hAnsiTheme="minorHAnsi" w:cstheme="minorHAnsi"/>
+                <w:bCs/>
+                <w:sz w:val="24"/>
+                <w:szCs w:val="24"/>
+                <w:lang w:val="de-DE"/>
+              </w:rPr>
+              <w:t>(MFCC)</w:t>
+            </w:r>
             <w:r>
               <w:rPr>
                 <w:rFonts w:asciiTheme="minorHAnsi" w:hAnsiTheme="minorHAnsi" w:cstheme="minorHAnsi"/>
@@ -2875,7 +3111,12 @@
           </w:tcPr>
           <w:p>
             <w:pPr>
-              <w:widowControl w:val="0"/>
+              <w:pStyle w:val="Listenabsatz"/>
+              <w:widowControl w:val="0"/>
+              <w:numPr>
+                <w:ilvl w:val="0"/>
+                <w:numId w:val="11"/>
+              </w:numPr>
               <w:pBdr>
                 <w:top w:val="nil"/>
                 <w:left w:val="nil"/>
@@ -2900,8 +3141,84 @@
                 <w:szCs w:val="24"/>
                 <w:lang w:val="de-DE"/>
               </w:rPr>
-              <w:t>FFT-Ergebnis weicht nicht mehr als 0.003 von den Referenzwerten ab.</w:t>
-            </w:r>
+              <w:t>Gleichheit</w:t>
+            </w:r>
+            <w:r>
+              <w:rPr>
+                <w:rFonts w:asciiTheme="minorHAnsi" w:hAnsiTheme="minorHAnsi" w:cstheme="minorHAnsi"/>
+                <w:bCs/>
+                <w:sz w:val="24"/>
+                <w:szCs w:val="24"/>
+                <w:lang w:val="de-DE"/>
+              </w:rPr>
+              <w:t xml:space="preserve"> gegenüber den Referenzwerten ≥ 0,6</w:t>
+            </w:r>
+          </w:p>
+          <w:p>
+            <w:pPr>
+              <w:pStyle w:val="Listenabsatz"/>
+              <w:widowControl w:val="0"/>
+              <w:numPr>
+                <w:ilvl w:val="0"/>
+                <w:numId w:val="11"/>
+              </w:numPr>
+              <w:pBdr>
+                <w:top w:val="nil"/>
+                <w:left w:val="nil"/>
+                <w:bottom w:val="nil"/>
+                <w:right w:val="nil"/>
+                <w:between w:val="nil"/>
+              </w:pBdr>
+              <w:spacing w:line="240" w:lineRule="auto"/>
+              <w:rPr>
+                <w:rFonts w:asciiTheme="minorHAnsi" w:hAnsiTheme="minorHAnsi" w:cstheme="minorHAnsi"/>
+                <w:bCs/>
+                <w:sz w:val="24"/>
+                <w:szCs w:val="24"/>
+                <w:lang w:val="de-DE"/>
+              </w:rPr>
+            </w:pPr>
+            <w:r>
+              <w:rPr>
+                <w:rFonts w:asciiTheme="minorHAnsi" w:hAnsiTheme="minorHAnsi" w:cstheme="minorHAnsi"/>
+                <w:bCs/>
+                <w:sz w:val="24"/>
+                <w:szCs w:val="24"/>
+                <w:lang w:val="de-DE"/>
+              </w:rPr>
+              <w:t xml:space="preserve">Erkannter Befehl: </w:t>
+            </w:r>
+            <w:r>
+              <w:rPr>
+                <w:rFonts w:asciiTheme="minorHAnsi" w:hAnsiTheme="minorHAnsi" w:cstheme="minorHAnsi"/>
+                <w:b/>
+                <w:bCs/>
+                <w:sz w:val="24"/>
+                <w:szCs w:val="24"/>
+                <w:lang w:val="de-DE"/>
+              </w:rPr>
+              <w:t>7</w:t>
+            </w:r>
+          </w:p>
+          <w:p>
+            <w:pPr>
+              <w:widowControl w:val="0"/>
+              <w:pBdr>
+                <w:top w:val="nil"/>
+                <w:left w:val="nil"/>
+                <w:bottom w:val="nil"/>
+                <w:right w:val="nil"/>
+                <w:between w:val="nil"/>
+              </w:pBdr>
+              <w:spacing w:line="240" w:lineRule="auto"/>
+              <w:rPr>
+                <w:rFonts w:asciiTheme="minorHAnsi" w:hAnsiTheme="minorHAnsi" w:cstheme="minorHAnsi"/>
+                <w:bCs/>
+                <w:sz w:val="24"/>
+                <w:szCs w:val="24"/>
+                <w:lang w:val="de-DE"/>
+              </w:rPr>
+            </w:pPr>
           </w:p>
         </w:tc>
       </w:tr>
@@ -3042,1883 +3359,6 @@
         </w:rPr>
       </w:pPr>
     </w:p>
-    <w:p>
-      <w:pPr>
-        <w:rPr>
-          <w:rFonts w:asciiTheme="minorHAnsi" w:hAnsiTheme="minorHAnsi" w:cstheme="minorHAnsi"/>
-          <w:sz w:val="24"/>
-          <w:szCs w:val="24"/>
-        </w:rPr>
-      </w:pPr>
-    </w:p>
-    <w:p>
-      <w:pPr>
-        <w:rPr>
-          <w:rFonts w:asciiTheme="minorHAnsi" w:hAnsiTheme="minorHAnsi" w:cstheme="minorHAnsi"/>
-          <w:sz w:val="24"/>
-          <w:szCs w:val="24"/>
-        </w:rPr>
-      </w:pPr>
-    </w:p>
-    <w:p>
-      <w:pPr>
-        <w:rPr>
-          <w:rFonts w:asciiTheme="minorHAnsi" w:hAnsiTheme="minorHAnsi" w:cstheme="minorHAnsi"/>
-          <w:sz w:val="24"/>
-          <w:szCs w:val="24"/>
-        </w:rPr>
-      </w:pPr>
-    </w:p>
-    <w:p>
-      <w:pPr>
-        <w:rPr>
-          <w:rFonts w:asciiTheme="minorHAnsi" w:hAnsiTheme="minorHAnsi" w:cstheme="minorHAnsi"/>
-          <w:sz w:val="24"/>
-          <w:szCs w:val="24"/>
-        </w:rPr>
-      </w:pPr>
-    </w:p>
-    <w:p>
-      <w:pPr>
-        <w:rPr>
-          <w:rFonts w:asciiTheme="minorHAnsi" w:hAnsiTheme="minorHAnsi" w:cstheme="minorHAnsi"/>
-          <w:sz w:val="24"/>
-          <w:szCs w:val="24"/>
-        </w:rPr>
-      </w:pPr>
-    </w:p>
-    <w:p>
-      <w:pPr>
-        <w:rPr>
-          <w:rFonts w:asciiTheme="minorHAnsi" w:hAnsiTheme="minorHAnsi" w:cstheme="minorHAnsi"/>
-          <w:sz w:val="24"/>
-          <w:szCs w:val="24"/>
-        </w:rPr>
-      </w:pPr>
-    </w:p>
-    <w:p>
-      <w:pPr>
-        <w:rPr>
-          <w:rFonts w:asciiTheme="minorHAnsi" w:hAnsiTheme="minorHAnsi" w:cstheme="minorHAnsi"/>
-          <w:sz w:val="24"/>
-          <w:szCs w:val="24"/>
-        </w:rPr>
-      </w:pPr>
-    </w:p>
-    <w:tbl>
-      <w:tblPr>
-        <w:tblpPr w:leftFromText="141" w:rightFromText="141" w:horzAnchor="margin" w:tblpY="466"/>
-        <w:tblW w:w="8970" w:type="dxa"/>
-        <w:tblBorders>
-          <w:top w:val="single" w:sz="8" w:space="0" w:color="000000"/>
-          <w:left w:val="single" w:sz="8" w:space="0" w:color="000000"/>
-          <w:bottom w:val="single" w:sz="8" w:space="0" w:color="000000"/>
-          <w:right w:val="single" w:sz="8" w:space="0" w:color="000000"/>
-          <w:insideH w:val="single" w:sz="8" w:space="0" w:color="000000"/>
-          <w:insideV w:val="single" w:sz="8" w:space="0" w:color="000000"/>
-        </w:tblBorders>
-        <w:tblLayout w:type="fixed"/>
-        <w:tblLook w:val="0600" w:firstRow="0" w:lastRow="0" w:firstColumn="0" w:lastColumn="0" w:noHBand="1" w:noVBand="1"/>
-      </w:tblPr>
-      <w:tblGrid>
-        <w:gridCol w:w="1975"/>
-        <w:gridCol w:w="6995"/>
-      </w:tblGrid>
-      <w:tr>
-        <w:tc>
-          <w:tcPr>
-            <w:tcW w:w="1975" w:type="dxa"/>
-            <w:shd w:val="clear" w:color="auto" w:fill="auto"/>
-            <w:tcMar>
-              <w:top w:w="100" w:type="dxa"/>
-              <w:left w:w="100" w:type="dxa"/>
-              <w:bottom w:w="100" w:type="dxa"/>
-              <w:right w:w="100" w:type="dxa"/>
-            </w:tcMar>
-          </w:tcPr>
-          <w:p>
-            <w:pPr>
-              <w:widowControl w:val="0"/>
-              <w:pBdr>
-                <w:top w:val="nil"/>
-                <w:left w:val="nil"/>
-                <w:bottom w:val="nil"/>
-                <w:right w:val="nil"/>
-                <w:between w:val="nil"/>
-              </w:pBdr>
-              <w:spacing w:line="240" w:lineRule="auto"/>
-              <w:rPr>
-                <w:rFonts w:asciiTheme="minorHAnsi" w:hAnsiTheme="minorHAnsi" w:cstheme="minorHAnsi"/>
-                <w:bCs/>
-                <w:sz w:val="24"/>
-                <w:szCs w:val="24"/>
-              </w:rPr>
-            </w:pPr>
-            <w:r>
-              <w:rPr>
-                <w:rFonts w:asciiTheme="minorHAnsi" w:hAnsiTheme="minorHAnsi" w:cstheme="minorHAnsi"/>
-                <w:bCs/>
-                <w:sz w:val="24"/>
-                <w:szCs w:val="24"/>
-              </w:rPr>
-              <w:t>ID</w:t>
-            </w:r>
-          </w:p>
-        </w:tc>
-        <w:tc>
-          <w:tcPr>
-            <w:tcW w:w="6995" w:type="dxa"/>
-            <w:shd w:val="clear" w:color="auto" w:fill="auto"/>
-            <w:tcMar>
-              <w:top w:w="100" w:type="dxa"/>
-              <w:left w:w="100" w:type="dxa"/>
-              <w:bottom w:w="100" w:type="dxa"/>
-              <w:right w:w="100" w:type="dxa"/>
-            </w:tcMar>
-          </w:tcPr>
-          <w:p>
-            <w:pPr>
-              <w:widowControl w:val="0"/>
-              <w:pBdr>
-                <w:top w:val="nil"/>
-                <w:left w:val="nil"/>
-                <w:bottom w:val="nil"/>
-                <w:right w:val="nil"/>
-                <w:between w:val="nil"/>
-              </w:pBdr>
-              <w:spacing w:line="240" w:lineRule="auto"/>
-              <w:rPr>
-                <w:rFonts w:asciiTheme="minorHAnsi" w:hAnsiTheme="minorHAnsi" w:cstheme="minorHAnsi"/>
-                <w:bCs/>
-                <w:sz w:val="24"/>
-                <w:szCs w:val="24"/>
-              </w:rPr>
-            </w:pPr>
-            <w:r>
-              <w:rPr>
-                <w:rFonts w:asciiTheme="minorHAnsi" w:hAnsiTheme="minorHAnsi" w:cstheme="minorHAnsi"/>
-                <w:bCs/>
-                <w:sz w:val="24"/>
-                <w:szCs w:val="24"/>
-              </w:rPr>
-              <w:t>KT1.3</w:t>
-            </w:r>
-          </w:p>
-        </w:tc>
-      </w:tr>
-      <w:tr>
-        <w:tc>
-          <w:tcPr>
-            <w:tcW w:w="1975" w:type="dxa"/>
-            <w:shd w:val="clear" w:color="auto" w:fill="auto"/>
-            <w:tcMar>
-              <w:top w:w="100" w:type="dxa"/>
-              <w:left w:w="100" w:type="dxa"/>
-              <w:bottom w:w="100" w:type="dxa"/>
-              <w:right w:w="100" w:type="dxa"/>
-            </w:tcMar>
-          </w:tcPr>
-          <w:p>
-            <w:pPr>
-              <w:widowControl w:val="0"/>
-              <w:pBdr>
-                <w:top w:val="nil"/>
-                <w:left w:val="nil"/>
-                <w:bottom w:val="nil"/>
-                <w:right w:val="nil"/>
-                <w:between w:val="nil"/>
-              </w:pBdr>
-              <w:spacing w:line="240" w:lineRule="auto"/>
-              <w:rPr>
-                <w:rFonts w:asciiTheme="minorHAnsi" w:hAnsiTheme="minorHAnsi" w:cstheme="minorHAnsi"/>
-                <w:bCs/>
-                <w:sz w:val="24"/>
-                <w:szCs w:val="24"/>
-              </w:rPr>
-            </w:pPr>
-            <w:r>
-              <w:rPr>
-                <w:rFonts w:asciiTheme="minorHAnsi" w:hAnsiTheme="minorHAnsi" w:cstheme="minorHAnsi"/>
-                <w:bCs/>
-                <w:sz w:val="24"/>
-                <w:szCs w:val="24"/>
-              </w:rPr>
-              <w:t>Beschreibung</w:t>
-            </w:r>
-          </w:p>
-        </w:tc>
-        <w:tc>
-          <w:tcPr>
-            <w:tcW w:w="6995" w:type="dxa"/>
-            <w:shd w:val="clear" w:color="auto" w:fill="auto"/>
-            <w:tcMar>
-              <w:top w:w="100" w:type="dxa"/>
-              <w:left w:w="100" w:type="dxa"/>
-              <w:bottom w:w="100" w:type="dxa"/>
-              <w:right w:w="100" w:type="dxa"/>
-            </w:tcMar>
-          </w:tcPr>
-          <w:p>
-            <w:pPr>
-              <w:widowControl w:val="0"/>
-              <w:pBdr>
-                <w:top w:val="nil"/>
-                <w:left w:val="nil"/>
-                <w:bottom w:val="nil"/>
-                <w:right w:val="nil"/>
-                <w:between w:val="nil"/>
-              </w:pBdr>
-              <w:spacing w:line="240" w:lineRule="auto"/>
-              <w:rPr>
-                <w:rFonts w:asciiTheme="minorHAnsi" w:hAnsiTheme="minorHAnsi" w:cstheme="minorHAnsi"/>
-                <w:bCs/>
-                <w:sz w:val="24"/>
-                <w:szCs w:val="24"/>
-              </w:rPr>
-            </w:pPr>
-            <w:r>
-              <w:rPr>
-                <w:rFonts w:asciiTheme="minorHAnsi" w:hAnsiTheme="minorHAnsi" w:cstheme="minorHAnsi"/>
-                <w:bCs/>
-                <w:sz w:val="24"/>
-                <w:szCs w:val="24"/>
-              </w:rPr>
-              <w:t xml:space="preserve">Es wird ein Kettentest durchgeführt. Hier wird das </w:t>
-            </w:r>
-            <w:proofErr w:type="spellStart"/>
-            <w:r>
-              <w:rPr>
-                <w:rFonts w:asciiTheme="minorHAnsi" w:hAnsiTheme="minorHAnsi" w:cstheme="minorHAnsi"/>
-                <w:bCs/>
-                <w:sz w:val="24"/>
-                <w:szCs w:val="24"/>
-              </w:rPr>
-              <w:t>Strattegy</w:t>
-            </w:r>
-            <w:proofErr w:type="spellEnd"/>
-            <w:r>
-              <w:rPr>
-                <w:rFonts w:asciiTheme="minorHAnsi" w:hAnsiTheme="minorHAnsi" w:cstheme="minorHAnsi"/>
-                <w:bCs/>
-                <w:sz w:val="24"/>
-                <w:szCs w:val="24"/>
-              </w:rPr>
-              <w:t>-Pattern bei FFT-Transformer getestet.</w:t>
-            </w:r>
-          </w:p>
-        </w:tc>
-      </w:tr>
-      <w:tr>
-        <w:tc>
-          <w:tcPr>
-            <w:tcW w:w="1975" w:type="dxa"/>
-            <w:shd w:val="clear" w:color="auto" w:fill="auto"/>
-            <w:tcMar>
-              <w:top w:w="100" w:type="dxa"/>
-              <w:left w:w="100" w:type="dxa"/>
-              <w:bottom w:w="100" w:type="dxa"/>
-              <w:right w:w="100" w:type="dxa"/>
-            </w:tcMar>
-          </w:tcPr>
-          <w:p>
-            <w:pPr>
-              <w:widowControl w:val="0"/>
-              <w:pBdr>
-                <w:top w:val="nil"/>
-                <w:left w:val="nil"/>
-                <w:bottom w:val="nil"/>
-                <w:right w:val="nil"/>
-                <w:between w:val="nil"/>
-              </w:pBdr>
-              <w:spacing w:line="240" w:lineRule="auto"/>
-              <w:rPr>
-                <w:rFonts w:asciiTheme="minorHAnsi" w:hAnsiTheme="minorHAnsi" w:cstheme="minorHAnsi"/>
-                <w:bCs/>
-                <w:sz w:val="24"/>
-                <w:szCs w:val="24"/>
-              </w:rPr>
-            </w:pPr>
-            <w:r>
-              <w:rPr>
-                <w:rFonts w:asciiTheme="minorHAnsi" w:hAnsiTheme="minorHAnsi" w:cstheme="minorHAnsi"/>
-                <w:bCs/>
-                <w:sz w:val="24"/>
-                <w:szCs w:val="24"/>
-              </w:rPr>
-              <w:t>Vorbedingung</w:t>
-            </w:r>
-          </w:p>
-        </w:tc>
-        <w:tc>
-          <w:tcPr>
-            <w:tcW w:w="6995" w:type="dxa"/>
-            <w:shd w:val="clear" w:color="auto" w:fill="auto"/>
-            <w:tcMar>
-              <w:top w:w="100" w:type="dxa"/>
-              <w:left w:w="100" w:type="dxa"/>
-              <w:bottom w:w="100" w:type="dxa"/>
-              <w:right w:w="100" w:type="dxa"/>
-            </w:tcMar>
-          </w:tcPr>
-          <w:p>
-            <w:pPr>
-              <w:widowControl w:val="0"/>
-              <w:pBdr>
-                <w:top w:val="nil"/>
-                <w:left w:val="nil"/>
-                <w:bottom w:val="nil"/>
-                <w:right w:val="nil"/>
-                <w:between w:val="nil"/>
-              </w:pBdr>
-              <w:spacing w:line="240" w:lineRule="auto"/>
-              <w:rPr>
-                <w:rFonts w:asciiTheme="minorHAnsi" w:hAnsiTheme="minorHAnsi" w:cstheme="minorHAnsi"/>
-                <w:bCs/>
-                <w:sz w:val="24"/>
-                <w:szCs w:val="24"/>
-              </w:rPr>
-            </w:pPr>
-            <w:r>
-              <w:rPr>
-                <w:rFonts w:asciiTheme="minorHAnsi" w:hAnsiTheme="minorHAnsi" w:cstheme="minorHAnsi"/>
-                <w:bCs/>
-                <w:sz w:val="24"/>
-                <w:szCs w:val="24"/>
-              </w:rPr>
-              <w:t xml:space="preserve">Alle getesteten Instanzen existieren. </w:t>
-            </w:r>
-          </w:p>
-        </w:tc>
-      </w:tr>
-      <w:tr>
-        <w:tc>
-          <w:tcPr>
-            <w:tcW w:w="1975" w:type="dxa"/>
-            <w:shd w:val="clear" w:color="auto" w:fill="auto"/>
-            <w:tcMar>
-              <w:top w:w="100" w:type="dxa"/>
-              <w:left w:w="100" w:type="dxa"/>
-              <w:bottom w:w="100" w:type="dxa"/>
-              <w:right w:w="100" w:type="dxa"/>
-            </w:tcMar>
-          </w:tcPr>
-          <w:p>
-            <w:pPr>
-              <w:widowControl w:val="0"/>
-              <w:pBdr>
-                <w:top w:val="nil"/>
-                <w:left w:val="nil"/>
-                <w:bottom w:val="nil"/>
-                <w:right w:val="nil"/>
-                <w:between w:val="nil"/>
-              </w:pBdr>
-              <w:spacing w:line="240" w:lineRule="auto"/>
-              <w:rPr>
-                <w:rFonts w:asciiTheme="minorHAnsi" w:hAnsiTheme="minorHAnsi" w:cstheme="minorHAnsi"/>
-                <w:bCs/>
-                <w:sz w:val="24"/>
-                <w:szCs w:val="24"/>
-              </w:rPr>
-            </w:pPr>
-            <w:r>
-              <w:rPr>
-                <w:rFonts w:asciiTheme="minorHAnsi" w:hAnsiTheme="minorHAnsi" w:cstheme="minorHAnsi"/>
-                <w:bCs/>
-                <w:sz w:val="24"/>
-                <w:szCs w:val="24"/>
-              </w:rPr>
-              <w:t>Input</w:t>
-            </w:r>
-          </w:p>
-        </w:tc>
-        <w:tc>
-          <w:tcPr>
-            <w:tcW w:w="6995" w:type="dxa"/>
-            <w:shd w:val="clear" w:color="auto" w:fill="auto"/>
-            <w:tcMar>
-              <w:top w:w="100" w:type="dxa"/>
-              <w:left w:w="100" w:type="dxa"/>
-              <w:bottom w:w="100" w:type="dxa"/>
-              <w:right w:w="100" w:type="dxa"/>
-            </w:tcMar>
-          </w:tcPr>
-          <w:p>
-            <w:pPr>
-              <w:widowControl w:val="0"/>
-              <w:pBdr>
-                <w:top w:val="nil"/>
-                <w:left w:val="nil"/>
-                <w:bottom w:val="nil"/>
-                <w:right w:val="nil"/>
-                <w:between w:val="nil"/>
-              </w:pBdr>
-              <w:spacing w:line="240" w:lineRule="auto"/>
-              <w:rPr>
-                <w:rFonts w:asciiTheme="minorHAnsi" w:hAnsiTheme="minorHAnsi" w:cstheme="minorHAnsi"/>
-                <w:bCs/>
-                <w:sz w:val="24"/>
-                <w:szCs w:val="24"/>
-                <w:lang w:val="de-DE"/>
-              </w:rPr>
-            </w:pPr>
-            <w:r>
-              <w:rPr>
-                <w:rFonts w:asciiTheme="minorHAnsi" w:hAnsiTheme="minorHAnsi" w:cstheme="minorHAnsi"/>
-                <w:bCs/>
-                <w:sz w:val="24"/>
-                <w:szCs w:val="24"/>
-                <w:lang w:val="de-DE"/>
-              </w:rPr>
-              <w:t xml:space="preserve">Signal-Array {0,100,-100,0} und </w:t>
-            </w:r>
-            <w:proofErr w:type="spellStart"/>
-            <w:r>
-              <w:rPr>
-                <w:rFonts w:asciiTheme="minorHAnsi" w:hAnsiTheme="minorHAnsi" w:cstheme="minorHAnsi"/>
-                <w:bCs/>
-                <w:sz w:val="24"/>
-                <w:szCs w:val="24"/>
-                <w:lang w:val="de-DE"/>
-              </w:rPr>
-              <w:t>SignalTransformer</w:t>
-            </w:r>
-            <w:proofErr w:type="spellEnd"/>
-            <w:r>
-              <w:rPr>
-                <w:rFonts w:asciiTheme="minorHAnsi" w:hAnsiTheme="minorHAnsi" w:cstheme="minorHAnsi"/>
-                <w:bCs/>
-                <w:sz w:val="24"/>
-                <w:szCs w:val="24"/>
-                <w:lang w:val="de-DE"/>
-              </w:rPr>
-              <w:t>(</w:t>
-            </w:r>
-            <w:proofErr w:type="spellStart"/>
-            <w:r>
-              <w:rPr>
-                <w:rFonts w:asciiTheme="minorHAnsi" w:hAnsiTheme="minorHAnsi" w:cstheme="minorHAnsi"/>
-                <w:bCs/>
-                <w:sz w:val="24"/>
-                <w:szCs w:val="24"/>
-                <w:lang w:val="de-DE"/>
-              </w:rPr>
-              <w:t>Mathnet.Numerics</w:t>
-            </w:r>
-            <w:proofErr w:type="spellEnd"/>
-            <w:r>
-              <w:rPr>
-                <w:rFonts w:asciiTheme="minorHAnsi" w:hAnsiTheme="minorHAnsi" w:cstheme="minorHAnsi"/>
-                <w:bCs/>
-                <w:sz w:val="24"/>
-                <w:szCs w:val="24"/>
-                <w:lang w:val="de-DE"/>
-              </w:rPr>
-              <w:t xml:space="preserve">) als </w:t>
-            </w:r>
-            <w:proofErr w:type="spellStart"/>
-            <w:r>
-              <w:rPr>
-                <w:rFonts w:asciiTheme="minorHAnsi" w:hAnsiTheme="minorHAnsi" w:cstheme="minorHAnsi"/>
-                <w:bCs/>
-                <w:sz w:val="24"/>
-                <w:szCs w:val="24"/>
-                <w:lang w:val="de-DE"/>
-              </w:rPr>
-              <w:t>Algorithm</w:t>
-            </w:r>
-            <w:proofErr w:type="spellEnd"/>
-            <w:r>
-              <w:rPr>
-                <w:rFonts w:asciiTheme="minorHAnsi" w:hAnsiTheme="minorHAnsi" w:cstheme="minorHAnsi"/>
-                <w:bCs/>
-                <w:sz w:val="24"/>
-                <w:szCs w:val="24"/>
-                <w:lang w:val="de-DE"/>
-              </w:rPr>
-              <w:t xml:space="preserve"> setzten.</w:t>
-            </w:r>
-          </w:p>
-        </w:tc>
-      </w:tr>
-      <w:tr>
-        <w:tc>
-          <w:tcPr>
-            <w:tcW w:w="1975" w:type="dxa"/>
-            <w:shd w:val="clear" w:color="auto" w:fill="auto"/>
-            <w:tcMar>
-              <w:top w:w="100" w:type="dxa"/>
-              <w:left w:w="100" w:type="dxa"/>
-              <w:bottom w:w="100" w:type="dxa"/>
-              <w:right w:w="100" w:type="dxa"/>
-            </w:tcMar>
-          </w:tcPr>
-          <w:p>
-            <w:pPr>
-              <w:widowControl w:val="0"/>
-              <w:pBdr>
-                <w:top w:val="nil"/>
-                <w:left w:val="nil"/>
-                <w:bottom w:val="nil"/>
-                <w:right w:val="nil"/>
-                <w:between w:val="nil"/>
-              </w:pBdr>
-              <w:spacing w:line="240" w:lineRule="auto"/>
-              <w:rPr>
-                <w:rFonts w:asciiTheme="minorHAnsi" w:hAnsiTheme="minorHAnsi" w:cstheme="minorHAnsi"/>
-                <w:bCs/>
-                <w:sz w:val="24"/>
-                <w:szCs w:val="24"/>
-              </w:rPr>
-            </w:pPr>
-            <w:r>
-              <w:rPr>
-                <w:rFonts w:asciiTheme="minorHAnsi" w:hAnsiTheme="minorHAnsi" w:cstheme="minorHAnsi"/>
-                <w:bCs/>
-                <w:sz w:val="24"/>
-                <w:szCs w:val="24"/>
-              </w:rPr>
-              <w:t>Output</w:t>
-            </w:r>
-          </w:p>
-        </w:tc>
-        <w:tc>
-          <w:tcPr>
-            <w:tcW w:w="6995" w:type="dxa"/>
-            <w:shd w:val="clear" w:color="auto" w:fill="auto"/>
-            <w:tcMar>
-              <w:top w:w="100" w:type="dxa"/>
-              <w:left w:w="100" w:type="dxa"/>
-              <w:bottom w:w="100" w:type="dxa"/>
-              <w:right w:w="100" w:type="dxa"/>
-            </w:tcMar>
-          </w:tcPr>
-          <w:p>
-            <w:pPr>
-              <w:widowControl w:val="0"/>
-              <w:pBdr>
-                <w:top w:val="nil"/>
-                <w:left w:val="nil"/>
-                <w:bottom w:val="nil"/>
-                <w:right w:val="nil"/>
-                <w:between w:val="nil"/>
-              </w:pBdr>
-              <w:spacing w:line="240" w:lineRule="auto"/>
-              <w:rPr>
-                <w:rFonts w:asciiTheme="minorHAnsi" w:hAnsiTheme="minorHAnsi" w:cstheme="minorHAnsi"/>
-                <w:bCs/>
-                <w:sz w:val="24"/>
-                <w:szCs w:val="24"/>
-                <w:lang w:val="de-DE"/>
-              </w:rPr>
-            </w:pPr>
-            <w:r>
-              <w:rPr>
-                <w:rFonts w:asciiTheme="minorHAnsi" w:hAnsiTheme="minorHAnsi" w:cstheme="minorHAnsi"/>
-                <w:bCs/>
-                <w:sz w:val="24"/>
-                <w:szCs w:val="24"/>
-                <w:lang w:val="de-DE"/>
-              </w:rPr>
-              <w:t>Magnitude-Ergebnisse.</w:t>
-            </w:r>
-          </w:p>
-        </w:tc>
-      </w:tr>
-      <w:tr>
-        <w:tc>
-          <w:tcPr>
-            <w:tcW w:w="1975" w:type="dxa"/>
-            <w:shd w:val="clear" w:color="auto" w:fill="auto"/>
-            <w:tcMar>
-              <w:top w:w="100" w:type="dxa"/>
-              <w:left w:w="100" w:type="dxa"/>
-              <w:bottom w:w="100" w:type="dxa"/>
-              <w:right w:w="100" w:type="dxa"/>
-            </w:tcMar>
-          </w:tcPr>
-          <w:p>
-            <w:pPr>
-              <w:widowControl w:val="0"/>
-              <w:pBdr>
-                <w:top w:val="nil"/>
-                <w:left w:val="nil"/>
-                <w:bottom w:val="nil"/>
-                <w:right w:val="nil"/>
-                <w:between w:val="nil"/>
-              </w:pBdr>
-              <w:spacing w:line="240" w:lineRule="auto"/>
-              <w:rPr>
-                <w:rFonts w:asciiTheme="minorHAnsi" w:hAnsiTheme="minorHAnsi" w:cstheme="minorHAnsi"/>
-                <w:bCs/>
-                <w:sz w:val="24"/>
-                <w:szCs w:val="24"/>
-              </w:rPr>
-            </w:pPr>
-            <w:r>
-              <w:rPr>
-                <w:rFonts w:asciiTheme="minorHAnsi" w:hAnsiTheme="minorHAnsi" w:cstheme="minorHAnsi"/>
-                <w:bCs/>
-                <w:sz w:val="24"/>
-                <w:szCs w:val="24"/>
-              </w:rPr>
-              <w:t>Nachbedingung</w:t>
-            </w:r>
-          </w:p>
-        </w:tc>
-        <w:tc>
-          <w:tcPr>
-            <w:tcW w:w="6995" w:type="dxa"/>
-            <w:shd w:val="clear" w:color="auto" w:fill="auto"/>
-            <w:tcMar>
-              <w:top w:w="100" w:type="dxa"/>
-              <w:left w:w="100" w:type="dxa"/>
-              <w:bottom w:w="100" w:type="dxa"/>
-              <w:right w:w="100" w:type="dxa"/>
-            </w:tcMar>
-          </w:tcPr>
-          <w:p>
-            <w:pPr>
-              <w:widowControl w:val="0"/>
-              <w:pBdr>
-                <w:top w:val="nil"/>
-                <w:left w:val="nil"/>
-                <w:bottom w:val="nil"/>
-                <w:right w:val="nil"/>
-                <w:between w:val="nil"/>
-              </w:pBdr>
-              <w:spacing w:line="240" w:lineRule="auto"/>
-              <w:rPr>
-                <w:rFonts w:asciiTheme="minorHAnsi" w:hAnsiTheme="minorHAnsi" w:cstheme="minorHAnsi"/>
-                <w:bCs/>
-                <w:sz w:val="24"/>
-                <w:szCs w:val="24"/>
-              </w:rPr>
-            </w:pPr>
-            <w:r>
-              <w:rPr>
-                <w:rFonts w:asciiTheme="minorHAnsi" w:hAnsiTheme="minorHAnsi" w:cstheme="minorHAnsi"/>
-                <w:bCs/>
-                <w:sz w:val="24"/>
-                <w:szCs w:val="24"/>
-              </w:rPr>
-              <w:t>-</w:t>
-            </w:r>
-          </w:p>
-        </w:tc>
-      </w:tr>
-    </w:tbl>
-    <w:p>
-      <w:pPr>
-        <w:rPr>
-          <w:rFonts w:asciiTheme="minorHAnsi" w:hAnsiTheme="minorHAnsi" w:cstheme="minorHAnsi"/>
-          <w:sz w:val="24"/>
-          <w:szCs w:val="24"/>
-        </w:rPr>
-      </w:pPr>
-    </w:p>
-    <w:tbl>
-      <w:tblPr>
-        <w:tblpPr w:leftFromText="141" w:rightFromText="141" w:horzAnchor="margin" w:tblpY="466"/>
-        <w:tblW w:w="8970" w:type="dxa"/>
-        <w:tblBorders>
-          <w:top w:val="single" w:sz="8" w:space="0" w:color="000000"/>
-          <w:left w:val="single" w:sz="8" w:space="0" w:color="000000"/>
-          <w:bottom w:val="single" w:sz="8" w:space="0" w:color="000000"/>
-          <w:right w:val="single" w:sz="8" w:space="0" w:color="000000"/>
-          <w:insideH w:val="single" w:sz="8" w:space="0" w:color="000000"/>
-          <w:insideV w:val="single" w:sz="8" w:space="0" w:color="000000"/>
-        </w:tblBorders>
-        <w:tblLayout w:type="fixed"/>
-        <w:tblLook w:val="0600" w:firstRow="0" w:lastRow="0" w:firstColumn="0" w:lastColumn="0" w:noHBand="1" w:noVBand="1"/>
-      </w:tblPr>
-      <w:tblGrid>
-        <w:gridCol w:w="1975"/>
-        <w:gridCol w:w="6995"/>
-      </w:tblGrid>
-      <w:tr>
-        <w:tc>
-          <w:tcPr>
-            <w:tcW w:w="1975" w:type="dxa"/>
-            <w:shd w:val="clear" w:color="auto" w:fill="E7E6E6" w:themeFill="background2"/>
-            <w:tcMar>
-              <w:top w:w="100" w:type="dxa"/>
-              <w:left w:w="100" w:type="dxa"/>
-              <w:bottom w:w="100" w:type="dxa"/>
-              <w:right w:w="100" w:type="dxa"/>
-            </w:tcMar>
-          </w:tcPr>
-          <w:p>
-            <w:pPr>
-              <w:widowControl w:val="0"/>
-              <w:pBdr>
-                <w:top w:val="nil"/>
-                <w:left w:val="nil"/>
-                <w:bottom w:val="nil"/>
-                <w:right w:val="nil"/>
-                <w:between w:val="nil"/>
-              </w:pBdr>
-              <w:spacing w:line="240" w:lineRule="auto"/>
-              <w:rPr>
-                <w:rFonts w:asciiTheme="minorHAnsi" w:hAnsiTheme="minorHAnsi" w:cstheme="minorHAnsi"/>
-                <w:bCs/>
-                <w:sz w:val="24"/>
-                <w:szCs w:val="24"/>
-              </w:rPr>
-            </w:pPr>
-            <w:r>
-              <w:rPr>
-                <w:rFonts w:asciiTheme="minorHAnsi" w:hAnsiTheme="minorHAnsi" w:cstheme="minorHAnsi"/>
-                <w:bCs/>
-                <w:sz w:val="24"/>
-                <w:szCs w:val="24"/>
-              </w:rPr>
-              <w:t>ID</w:t>
-            </w:r>
-          </w:p>
-        </w:tc>
-        <w:tc>
-          <w:tcPr>
-            <w:tcW w:w="6995" w:type="dxa"/>
-            <w:shd w:val="clear" w:color="auto" w:fill="E7E6E6" w:themeFill="background2"/>
-            <w:tcMar>
-              <w:top w:w="100" w:type="dxa"/>
-              <w:left w:w="100" w:type="dxa"/>
-              <w:bottom w:w="100" w:type="dxa"/>
-              <w:right w:w="100" w:type="dxa"/>
-            </w:tcMar>
-          </w:tcPr>
-          <w:p>
-            <w:pPr>
-              <w:widowControl w:val="0"/>
-              <w:pBdr>
-                <w:top w:val="nil"/>
-                <w:left w:val="nil"/>
-                <w:bottom w:val="nil"/>
-                <w:right w:val="nil"/>
-                <w:between w:val="nil"/>
-              </w:pBdr>
-              <w:spacing w:line="240" w:lineRule="auto"/>
-              <w:rPr>
-                <w:rFonts w:asciiTheme="minorHAnsi" w:hAnsiTheme="minorHAnsi" w:cstheme="minorHAnsi"/>
-                <w:bCs/>
-                <w:sz w:val="24"/>
-                <w:szCs w:val="24"/>
-              </w:rPr>
-            </w:pPr>
-            <w:r>
-              <w:rPr>
-                <w:rFonts w:asciiTheme="minorHAnsi" w:hAnsiTheme="minorHAnsi" w:cstheme="minorHAnsi"/>
-                <w:bCs/>
-                <w:sz w:val="24"/>
-                <w:szCs w:val="24"/>
-              </w:rPr>
-              <w:t>KT1.3</w:t>
-            </w:r>
-          </w:p>
-        </w:tc>
-      </w:tr>
-      <w:tr>
-        <w:tc>
-          <w:tcPr>
-            <w:tcW w:w="1975" w:type="dxa"/>
-            <w:shd w:val="clear" w:color="auto" w:fill="auto"/>
-            <w:tcMar>
-              <w:top w:w="100" w:type="dxa"/>
-              <w:left w:w="100" w:type="dxa"/>
-              <w:bottom w:w="100" w:type="dxa"/>
-              <w:right w:w="100" w:type="dxa"/>
-            </w:tcMar>
-          </w:tcPr>
-          <w:p>
-            <w:pPr>
-              <w:widowControl w:val="0"/>
-              <w:pBdr>
-                <w:top w:val="nil"/>
-                <w:left w:val="nil"/>
-                <w:bottom w:val="nil"/>
-                <w:right w:val="nil"/>
-                <w:between w:val="nil"/>
-              </w:pBdr>
-              <w:spacing w:line="240" w:lineRule="auto"/>
-              <w:rPr>
-                <w:rFonts w:asciiTheme="minorHAnsi" w:hAnsiTheme="minorHAnsi" w:cstheme="minorHAnsi"/>
-                <w:bCs/>
-                <w:sz w:val="24"/>
-                <w:szCs w:val="24"/>
-              </w:rPr>
-            </w:pPr>
-            <w:r>
-              <w:rPr>
-                <w:rFonts w:asciiTheme="minorHAnsi" w:hAnsiTheme="minorHAnsi" w:cstheme="minorHAnsi"/>
-                <w:bCs/>
-                <w:sz w:val="24"/>
-                <w:szCs w:val="24"/>
-              </w:rPr>
-              <w:t>Beschreibung</w:t>
-            </w:r>
-          </w:p>
-        </w:tc>
-        <w:tc>
-          <w:tcPr>
-            <w:tcW w:w="6995" w:type="dxa"/>
-            <w:shd w:val="clear" w:color="auto" w:fill="auto"/>
-            <w:tcMar>
-              <w:top w:w="100" w:type="dxa"/>
-              <w:left w:w="100" w:type="dxa"/>
-              <w:bottom w:w="100" w:type="dxa"/>
-              <w:right w:w="100" w:type="dxa"/>
-            </w:tcMar>
-          </w:tcPr>
-          <w:p>
-            <w:pPr>
-              <w:widowControl w:val="0"/>
-              <w:pBdr>
-                <w:top w:val="nil"/>
-                <w:left w:val="nil"/>
-                <w:bottom w:val="nil"/>
-                <w:right w:val="nil"/>
-                <w:between w:val="nil"/>
-              </w:pBdr>
-              <w:spacing w:line="240" w:lineRule="auto"/>
-              <w:rPr>
-                <w:rFonts w:asciiTheme="minorHAnsi" w:hAnsiTheme="minorHAnsi" w:cstheme="minorHAnsi"/>
-                <w:bCs/>
-                <w:sz w:val="24"/>
-                <w:szCs w:val="24"/>
-              </w:rPr>
-            </w:pPr>
-            <w:r>
-              <w:rPr>
-                <w:rFonts w:asciiTheme="minorHAnsi" w:hAnsiTheme="minorHAnsi" w:cstheme="minorHAnsi"/>
-                <w:bCs/>
-                <w:sz w:val="24"/>
-                <w:szCs w:val="24"/>
-              </w:rPr>
-              <w:t xml:space="preserve">Es wird ein Kettentest durchgeführt. Hier wird das </w:t>
-            </w:r>
-            <w:proofErr w:type="spellStart"/>
-            <w:r>
-              <w:rPr>
-                <w:rFonts w:asciiTheme="minorHAnsi" w:hAnsiTheme="minorHAnsi" w:cstheme="minorHAnsi"/>
-                <w:bCs/>
-                <w:sz w:val="24"/>
-                <w:szCs w:val="24"/>
-              </w:rPr>
-              <w:t>Strattegy</w:t>
-            </w:r>
-            <w:proofErr w:type="spellEnd"/>
-            <w:r>
-              <w:rPr>
-                <w:rFonts w:asciiTheme="minorHAnsi" w:hAnsiTheme="minorHAnsi" w:cstheme="minorHAnsi"/>
-                <w:bCs/>
-                <w:sz w:val="24"/>
-                <w:szCs w:val="24"/>
-              </w:rPr>
-              <w:t>-Pattern bei FFT-Transformer getestet.</w:t>
-            </w:r>
-          </w:p>
-        </w:tc>
-      </w:tr>
-      <w:tr>
-        <w:tc>
-          <w:tcPr>
-            <w:tcW w:w="1975" w:type="dxa"/>
-            <w:shd w:val="clear" w:color="auto" w:fill="auto"/>
-            <w:tcMar>
-              <w:top w:w="100" w:type="dxa"/>
-              <w:left w:w="100" w:type="dxa"/>
-              <w:bottom w:w="100" w:type="dxa"/>
-              <w:right w:w="100" w:type="dxa"/>
-            </w:tcMar>
-          </w:tcPr>
-          <w:p>
-            <w:pPr>
-              <w:widowControl w:val="0"/>
-              <w:pBdr>
-                <w:top w:val="nil"/>
-                <w:left w:val="nil"/>
-                <w:bottom w:val="nil"/>
-                <w:right w:val="nil"/>
-                <w:between w:val="nil"/>
-              </w:pBdr>
-              <w:spacing w:line="240" w:lineRule="auto"/>
-              <w:rPr>
-                <w:rFonts w:asciiTheme="minorHAnsi" w:hAnsiTheme="minorHAnsi" w:cstheme="minorHAnsi"/>
-                <w:bCs/>
-                <w:sz w:val="24"/>
-                <w:szCs w:val="24"/>
-              </w:rPr>
-            </w:pPr>
-            <w:r>
-              <w:rPr>
-                <w:rFonts w:asciiTheme="minorHAnsi" w:hAnsiTheme="minorHAnsi" w:cstheme="minorHAnsi"/>
-                <w:bCs/>
-                <w:sz w:val="24"/>
-                <w:szCs w:val="24"/>
-              </w:rPr>
-              <w:t>Vorbedingung</w:t>
-            </w:r>
-          </w:p>
-        </w:tc>
-        <w:tc>
-          <w:tcPr>
-            <w:tcW w:w="6995" w:type="dxa"/>
-            <w:shd w:val="clear" w:color="auto" w:fill="auto"/>
-            <w:tcMar>
-              <w:top w:w="100" w:type="dxa"/>
-              <w:left w:w="100" w:type="dxa"/>
-              <w:bottom w:w="100" w:type="dxa"/>
-              <w:right w:w="100" w:type="dxa"/>
-            </w:tcMar>
-          </w:tcPr>
-          <w:p>
-            <w:pPr>
-              <w:widowControl w:val="0"/>
-              <w:pBdr>
-                <w:top w:val="nil"/>
-                <w:left w:val="nil"/>
-                <w:bottom w:val="nil"/>
-                <w:right w:val="nil"/>
-                <w:between w:val="nil"/>
-              </w:pBdr>
-              <w:spacing w:line="240" w:lineRule="auto"/>
-              <w:rPr>
-                <w:rFonts w:asciiTheme="minorHAnsi" w:hAnsiTheme="minorHAnsi" w:cstheme="minorHAnsi"/>
-                <w:bCs/>
-                <w:sz w:val="24"/>
-                <w:szCs w:val="24"/>
-              </w:rPr>
-            </w:pPr>
-            <w:r>
-              <w:rPr>
-                <w:rFonts w:asciiTheme="minorHAnsi" w:hAnsiTheme="minorHAnsi" w:cstheme="minorHAnsi"/>
-                <w:bCs/>
-                <w:sz w:val="24"/>
-                <w:szCs w:val="24"/>
-              </w:rPr>
-              <w:t xml:space="preserve">Alle getesteten Instanzen existieren. </w:t>
-            </w:r>
-          </w:p>
-        </w:tc>
-      </w:tr>
-      <w:tr>
-        <w:tc>
-          <w:tcPr>
-            <w:tcW w:w="1975" w:type="dxa"/>
-            <w:shd w:val="clear" w:color="auto" w:fill="auto"/>
-            <w:tcMar>
-              <w:top w:w="100" w:type="dxa"/>
-              <w:left w:w="100" w:type="dxa"/>
-              <w:bottom w:w="100" w:type="dxa"/>
-              <w:right w:w="100" w:type="dxa"/>
-            </w:tcMar>
-          </w:tcPr>
-          <w:p>
-            <w:pPr>
-              <w:widowControl w:val="0"/>
-              <w:pBdr>
-                <w:top w:val="nil"/>
-                <w:left w:val="nil"/>
-                <w:bottom w:val="nil"/>
-                <w:right w:val="nil"/>
-                <w:between w:val="nil"/>
-              </w:pBdr>
-              <w:spacing w:line="240" w:lineRule="auto"/>
-              <w:rPr>
-                <w:rFonts w:asciiTheme="minorHAnsi" w:hAnsiTheme="minorHAnsi" w:cstheme="minorHAnsi"/>
-                <w:bCs/>
-                <w:sz w:val="24"/>
-                <w:szCs w:val="24"/>
-              </w:rPr>
-            </w:pPr>
-            <w:r>
-              <w:rPr>
-                <w:rFonts w:asciiTheme="minorHAnsi" w:hAnsiTheme="minorHAnsi" w:cstheme="minorHAnsi"/>
-                <w:bCs/>
-                <w:sz w:val="24"/>
-                <w:szCs w:val="24"/>
-              </w:rPr>
-              <w:t>Input</w:t>
-            </w:r>
-          </w:p>
-        </w:tc>
-        <w:tc>
-          <w:tcPr>
-            <w:tcW w:w="6995" w:type="dxa"/>
-            <w:shd w:val="clear" w:color="auto" w:fill="auto"/>
-            <w:tcMar>
-              <w:top w:w="100" w:type="dxa"/>
-              <w:left w:w="100" w:type="dxa"/>
-              <w:bottom w:w="100" w:type="dxa"/>
-              <w:right w:w="100" w:type="dxa"/>
-            </w:tcMar>
-          </w:tcPr>
-          <w:p>
-            <w:pPr>
-              <w:widowControl w:val="0"/>
-              <w:pBdr>
-                <w:top w:val="nil"/>
-                <w:left w:val="nil"/>
-                <w:bottom w:val="nil"/>
-                <w:right w:val="nil"/>
-                <w:between w:val="nil"/>
-              </w:pBdr>
-              <w:spacing w:line="240" w:lineRule="auto"/>
-              <w:rPr>
-                <w:rFonts w:asciiTheme="minorHAnsi" w:hAnsiTheme="minorHAnsi" w:cstheme="minorHAnsi"/>
-                <w:bCs/>
-                <w:sz w:val="24"/>
-                <w:szCs w:val="24"/>
-                <w:lang w:val="de-DE"/>
-              </w:rPr>
-            </w:pPr>
-            <w:r>
-              <w:rPr>
-                <w:rFonts w:asciiTheme="minorHAnsi" w:hAnsiTheme="minorHAnsi" w:cstheme="minorHAnsi"/>
-                <w:bCs/>
-                <w:sz w:val="24"/>
-                <w:szCs w:val="24"/>
-                <w:lang w:val="de-DE"/>
-              </w:rPr>
-              <w:t xml:space="preserve">Signal-Array {0,100,-100,0} und </w:t>
-            </w:r>
-            <w:proofErr w:type="spellStart"/>
-            <w:r>
-              <w:rPr>
-                <w:rFonts w:asciiTheme="minorHAnsi" w:hAnsiTheme="minorHAnsi" w:cstheme="minorHAnsi"/>
-                <w:bCs/>
-                <w:sz w:val="24"/>
-                <w:szCs w:val="24"/>
-                <w:lang w:val="de-DE"/>
-              </w:rPr>
-              <w:t>SignalTransformer</w:t>
-            </w:r>
-            <w:proofErr w:type="spellEnd"/>
-            <w:r>
-              <w:rPr>
-                <w:rFonts w:asciiTheme="minorHAnsi" w:hAnsiTheme="minorHAnsi" w:cstheme="minorHAnsi"/>
-                <w:bCs/>
-                <w:sz w:val="24"/>
-                <w:szCs w:val="24"/>
-                <w:lang w:val="de-DE"/>
-              </w:rPr>
-              <w:t>(</w:t>
-            </w:r>
-            <w:proofErr w:type="spellStart"/>
-            <w:r>
-              <w:rPr>
-                <w:rFonts w:asciiTheme="minorHAnsi" w:hAnsiTheme="minorHAnsi" w:cstheme="minorHAnsi"/>
-                <w:bCs/>
-                <w:sz w:val="24"/>
-                <w:szCs w:val="24"/>
-                <w:lang w:val="de-DE"/>
-              </w:rPr>
-              <w:t>Mathnet.Numerics</w:t>
-            </w:r>
-            <w:proofErr w:type="spellEnd"/>
-            <w:r>
-              <w:rPr>
-                <w:rFonts w:asciiTheme="minorHAnsi" w:hAnsiTheme="minorHAnsi" w:cstheme="minorHAnsi"/>
-                <w:bCs/>
-                <w:sz w:val="24"/>
-                <w:szCs w:val="24"/>
-                <w:lang w:val="de-DE"/>
-              </w:rPr>
-              <w:t xml:space="preserve">) als </w:t>
-            </w:r>
-            <w:proofErr w:type="spellStart"/>
-            <w:r>
-              <w:rPr>
-                <w:rFonts w:asciiTheme="minorHAnsi" w:hAnsiTheme="minorHAnsi" w:cstheme="minorHAnsi"/>
-                <w:bCs/>
-                <w:sz w:val="24"/>
-                <w:szCs w:val="24"/>
-                <w:lang w:val="de-DE"/>
-              </w:rPr>
-              <w:t>Algorithm</w:t>
-            </w:r>
-            <w:proofErr w:type="spellEnd"/>
-            <w:r>
-              <w:rPr>
-                <w:rFonts w:asciiTheme="minorHAnsi" w:hAnsiTheme="minorHAnsi" w:cstheme="minorHAnsi"/>
-                <w:bCs/>
-                <w:sz w:val="24"/>
-                <w:szCs w:val="24"/>
-                <w:lang w:val="de-DE"/>
-              </w:rPr>
-              <w:t xml:space="preserve"> setzten.</w:t>
-            </w:r>
-          </w:p>
-        </w:tc>
-      </w:tr>
-      <w:tr>
-        <w:tc>
-          <w:tcPr>
-            <w:tcW w:w="1975" w:type="dxa"/>
-            <w:shd w:val="clear" w:color="auto" w:fill="auto"/>
-            <w:tcMar>
-              <w:top w:w="100" w:type="dxa"/>
-              <w:left w:w="100" w:type="dxa"/>
-              <w:bottom w:w="100" w:type="dxa"/>
-              <w:right w:w="100" w:type="dxa"/>
-            </w:tcMar>
-          </w:tcPr>
-          <w:p>
-            <w:pPr>
-              <w:widowControl w:val="0"/>
-              <w:pBdr>
-                <w:top w:val="nil"/>
-                <w:left w:val="nil"/>
-                <w:bottom w:val="nil"/>
-                <w:right w:val="nil"/>
-                <w:between w:val="nil"/>
-              </w:pBdr>
-              <w:spacing w:line="240" w:lineRule="auto"/>
-              <w:rPr>
-                <w:rFonts w:asciiTheme="minorHAnsi" w:hAnsiTheme="minorHAnsi" w:cstheme="minorHAnsi"/>
-                <w:bCs/>
-                <w:sz w:val="24"/>
-                <w:szCs w:val="24"/>
-              </w:rPr>
-            </w:pPr>
-            <w:r>
-              <w:rPr>
-                <w:rFonts w:asciiTheme="minorHAnsi" w:hAnsiTheme="minorHAnsi" w:cstheme="minorHAnsi"/>
-                <w:bCs/>
-                <w:sz w:val="24"/>
-                <w:szCs w:val="24"/>
-              </w:rPr>
-              <w:t>Output</w:t>
-            </w:r>
-          </w:p>
-        </w:tc>
-        <w:tc>
-          <w:tcPr>
-            <w:tcW w:w="6995" w:type="dxa"/>
-            <w:shd w:val="clear" w:color="auto" w:fill="auto"/>
-            <w:tcMar>
-              <w:top w:w="100" w:type="dxa"/>
-              <w:left w:w="100" w:type="dxa"/>
-              <w:bottom w:w="100" w:type="dxa"/>
-              <w:right w:w="100" w:type="dxa"/>
-            </w:tcMar>
-          </w:tcPr>
-          <w:p>
-            <w:pPr>
-              <w:widowControl w:val="0"/>
-              <w:pBdr>
-                <w:top w:val="nil"/>
-                <w:left w:val="nil"/>
-                <w:bottom w:val="nil"/>
-                <w:right w:val="nil"/>
-                <w:between w:val="nil"/>
-              </w:pBdr>
-              <w:spacing w:line="240" w:lineRule="auto"/>
-              <w:rPr>
-                <w:rFonts w:asciiTheme="minorHAnsi" w:hAnsiTheme="minorHAnsi" w:cstheme="minorHAnsi"/>
-                <w:bCs/>
-                <w:sz w:val="24"/>
-                <w:szCs w:val="24"/>
-                <w:lang w:val="de-DE"/>
-              </w:rPr>
-            </w:pPr>
-            <w:r>
-              <w:rPr>
-                <w:rFonts w:asciiTheme="minorHAnsi" w:hAnsiTheme="minorHAnsi" w:cstheme="minorHAnsi"/>
-                <w:bCs/>
-                <w:sz w:val="24"/>
-                <w:szCs w:val="24"/>
-                <w:lang w:val="de-DE"/>
-              </w:rPr>
-              <w:t>Magnitude-Ergebnisse.</w:t>
-            </w:r>
-          </w:p>
-        </w:tc>
-      </w:tr>
-      <w:tr>
-        <w:tc>
-          <w:tcPr>
-            <w:tcW w:w="1975" w:type="dxa"/>
-            <w:shd w:val="clear" w:color="auto" w:fill="auto"/>
-            <w:tcMar>
-              <w:top w:w="100" w:type="dxa"/>
-              <w:left w:w="100" w:type="dxa"/>
-              <w:bottom w:w="100" w:type="dxa"/>
-              <w:right w:w="100" w:type="dxa"/>
-            </w:tcMar>
-          </w:tcPr>
-          <w:p>
-            <w:pPr>
-              <w:widowControl w:val="0"/>
-              <w:pBdr>
-                <w:top w:val="nil"/>
-                <w:left w:val="nil"/>
-                <w:bottom w:val="nil"/>
-                <w:right w:val="nil"/>
-                <w:between w:val="nil"/>
-              </w:pBdr>
-              <w:spacing w:line="240" w:lineRule="auto"/>
-              <w:rPr>
-                <w:rFonts w:asciiTheme="minorHAnsi" w:hAnsiTheme="minorHAnsi" w:cstheme="minorHAnsi"/>
-                <w:bCs/>
-                <w:sz w:val="24"/>
-                <w:szCs w:val="24"/>
-              </w:rPr>
-            </w:pPr>
-            <w:r>
-              <w:rPr>
-                <w:rFonts w:asciiTheme="minorHAnsi" w:hAnsiTheme="minorHAnsi" w:cstheme="minorHAnsi"/>
-                <w:bCs/>
-                <w:sz w:val="24"/>
-                <w:szCs w:val="24"/>
-              </w:rPr>
-              <w:t>Nachbedingung</w:t>
-            </w:r>
-          </w:p>
-        </w:tc>
-        <w:tc>
-          <w:tcPr>
-            <w:tcW w:w="6995" w:type="dxa"/>
-            <w:shd w:val="clear" w:color="auto" w:fill="auto"/>
-            <w:tcMar>
-              <w:top w:w="100" w:type="dxa"/>
-              <w:left w:w="100" w:type="dxa"/>
-              <w:bottom w:w="100" w:type="dxa"/>
-              <w:right w:w="100" w:type="dxa"/>
-            </w:tcMar>
-          </w:tcPr>
-          <w:p>
-            <w:pPr>
-              <w:widowControl w:val="0"/>
-              <w:pBdr>
-                <w:top w:val="nil"/>
-                <w:left w:val="nil"/>
-                <w:bottom w:val="nil"/>
-                <w:right w:val="nil"/>
-                <w:between w:val="nil"/>
-              </w:pBdr>
-              <w:spacing w:line="240" w:lineRule="auto"/>
-              <w:rPr>
-                <w:rFonts w:asciiTheme="minorHAnsi" w:hAnsiTheme="minorHAnsi" w:cstheme="minorHAnsi"/>
-                <w:bCs/>
-                <w:sz w:val="24"/>
-                <w:szCs w:val="24"/>
-              </w:rPr>
-            </w:pPr>
-            <w:r>
-              <w:rPr>
-                <w:rFonts w:asciiTheme="minorHAnsi" w:hAnsiTheme="minorHAnsi" w:cstheme="minorHAnsi"/>
-                <w:bCs/>
-                <w:sz w:val="24"/>
-                <w:szCs w:val="24"/>
-              </w:rPr>
-              <w:t>-</w:t>
-            </w:r>
-          </w:p>
-        </w:tc>
-      </w:tr>
-    </w:tbl>
-    <w:tbl>
-      <w:tblPr>
-        <w:tblW w:w="8970" w:type="dxa"/>
-        <w:tblBorders>
-          <w:top w:val="single" w:sz="8" w:space="0" w:color="000000"/>
-          <w:left w:val="single" w:sz="8" w:space="0" w:color="000000"/>
-          <w:bottom w:val="single" w:sz="8" w:space="0" w:color="000000"/>
-          <w:right w:val="single" w:sz="8" w:space="0" w:color="000000"/>
-          <w:insideH w:val="single" w:sz="8" w:space="0" w:color="000000"/>
-          <w:insideV w:val="single" w:sz="8" w:space="0" w:color="000000"/>
-        </w:tblBorders>
-        <w:tblLayout w:type="fixed"/>
-        <w:tblLook w:val="0600" w:firstRow="0" w:lastRow="0" w:firstColumn="0" w:lastColumn="0" w:noHBand="1" w:noVBand="1"/>
-      </w:tblPr>
-      <w:tblGrid>
-        <w:gridCol w:w="1975"/>
-        <w:gridCol w:w="6995"/>
-      </w:tblGrid>
-      <w:tr>
-        <w:tc>
-          <w:tcPr>
-            <w:tcW w:w="1975" w:type="dxa"/>
-            <w:shd w:val="clear" w:color="auto" w:fill="E7E6E6" w:themeFill="background2"/>
-            <w:tcMar>
-              <w:top w:w="100" w:type="dxa"/>
-              <w:left w:w="100" w:type="dxa"/>
-              <w:bottom w:w="100" w:type="dxa"/>
-              <w:right w:w="100" w:type="dxa"/>
-            </w:tcMar>
-          </w:tcPr>
-          <w:p>
-            <w:pPr>
-              <w:widowControl w:val="0"/>
-              <w:pBdr>
-                <w:top w:val="nil"/>
-                <w:left w:val="nil"/>
-                <w:bottom w:val="nil"/>
-                <w:right w:val="nil"/>
-                <w:between w:val="nil"/>
-              </w:pBdr>
-              <w:spacing w:line="240" w:lineRule="auto"/>
-              <w:rPr>
-                <w:rFonts w:asciiTheme="minorHAnsi" w:hAnsiTheme="minorHAnsi" w:cstheme="minorHAnsi"/>
-                <w:bCs/>
-                <w:sz w:val="24"/>
-                <w:szCs w:val="24"/>
-              </w:rPr>
-            </w:pPr>
-            <w:r>
-              <w:rPr>
-                <w:rFonts w:asciiTheme="minorHAnsi" w:hAnsiTheme="minorHAnsi" w:cstheme="minorHAnsi"/>
-                <w:bCs/>
-                <w:sz w:val="24"/>
-                <w:szCs w:val="24"/>
-              </w:rPr>
-              <w:t>ID</w:t>
-            </w:r>
-          </w:p>
-        </w:tc>
-        <w:tc>
-          <w:tcPr>
-            <w:tcW w:w="6995" w:type="dxa"/>
-            <w:shd w:val="clear" w:color="auto" w:fill="E7E6E6" w:themeFill="background2"/>
-            <w:tcMar>
-              <w:top w:w="100" w:type="dxa"/>
-              <w:left w:w="100" w:type="dxa"/>
-              <w:bottom w:w="100" w:type="dxa"/>
-              <w:right w:w="100" w:type="dxa"/>
-            </w:tcMar>
-          </w:tcPr>
-          <w:p>
-            <w:pPr>
-              <w:widowControl w:val="0"/>
-              <w:pBdr>
-                <w:top w:val="nil"/>
-                <w:left w:val="nil"/>
-                <w:bottom w:val="nil"/>
-                <w:right w:val="nil"/>
-                <w:between w:val="nil"/>
-              </w:pBdr>
-              <w:spacing w:line="240" w:lineRule="auto"/>
-              <w:rPr>
-                <w:rFonts w:asciiTheme="minorHAnsi" w:hAnsiTheme="minorHAnsi" w:cstheme="minorHAnsi"/>
-                <w:bCs/>
-                <w:sz w:val="24"/>
-                <w:szCs w:val="24"/>
-              </w:rPr>
-            </w:pPr>
-            <w:r>
-              <w:rPr>
-                <w:rFonts w:asciiTheme="minorHAnsi" w:hAnsiTheme="minorHAnsi" w:cstheme="minorHAnsi"/>
-                <w:bCs/>
-                <w:sz w:val="24"/>
-                <w:szCs w:val="24"/>
-              </w:rPr>
-              <w:t>KT1.4</w:t>
-            </w:r>
-          </w:p>
-        </w:tc>
-      </w:tr>
-      <w:tr>
-        <w:tc>
-          <w:tcPr>
-            <w:tcW w:w="1975" w:type="dxa"/>
-            <w:shd w:val="clear" w:color="auto" w:fill="auto"/>
-            <w:tcMar>
-              <w:top w:w="100" w:type="dxa"/>
-              <w:left w:w="100" w:type="dxa"/>
-              <w:bottom w:w="100" w:type="dxa"/>
-              <w:right w:w="100" w:type="dxa"/>
-            </w:tcMar>
-          </w:tcPr>
-          <w:p>
-            <w:pPr>
-              <w:widowControl w:val="0"/>
-              <w:pBdr>
-                <w:top w:val="nil"/>
-                <w:left w:val="nil"/>
-                <w:bottom w:val="nil"/>
-                <w:right w:val="nil"/>
-                <w:between w:val="nil"/>
-              </w:pBdr>
-              <w:spacing w:line="240" w:lineRule="auto"/>
-              <w:rPr>
-                <w:rFonts w:asciiTheme="minorHAnsi" w:hAnsiTheme="minorHAnsi" w:cstheme="minorHAnsi"/>
-                <w:bCs/>
-                <w:sz w:val="24"/>
-                <w:szCs w:val="24"/>
-              </w:rPr>
-            </w:pPr>
-            <w:r>
-              <w:rPr>
-                <w:rFonts w:asciiTheme="minorHAnsi" w:hAnsiTheme="minorHAnsi" w:cstheme="minorHAnsi"/>
-                <w:bCs/>
-                <w:sz w:val="24"/>
-                <w:szCs w:val="24"/>
-              </w:rPr>
-              <w:t>Beschreibung</w:t>
-            </w:r>
-          </w:p>
-        </w:tc>
-        <w:tc>
-          <w:tcPr>
-            <w:tcW w:w="6995" w:type="dxa"/>
-            <w:shd w:val="clear" w:color="auto" w:fill="auto"/>
-            <w:tcMar>
-              <w:top w:w="100" w:type="dxa"/>
-              <w:left w:w="100" w:type="dxa"/>
-              <w:bottom w:w="100" w:type="dxa"/>
-              <w:right w:w="100" w:type="dxa"/>
-            </w:tcMar>
-          </w:tcPr>
-          <w:p>
-            <w:pPr>
-              <w:widowControl w:val="0"/>
-              <w:pBdr>
-                <w:top w:val="nil"/>
-                <w:left w:val="nil"/>
-                <w:bottom w:val="nil"/>
-                <w:right w:val="nil"/>
-                <w:between w:val="nil"/>
-              </w:pBdr>
-              <w:spacing w:line="240" w:lineRule="auto"/>
-              <w:rPr>
-                <w:rFonts w:asciiTheme="minorHAnsi" w:hAnsiTheme="minorHAnsi" w:cstheme="minorHAnsi"/>
-                <w:bCs/>
-                <w:sz w:val="24"/>
-                <w:szCs w:val="24"/>
-              </w:rPr>
-            </w:pPr>
-            <w:r>
-              <w:rPr>
-                <w:rFonts w:asciiTheme="minorHAnsi" w:hAnsiTheme="minorHAnsi" w:cstheme="minorHAnsi"/>
-                <w:bCs/>
-                <w:sz w:val="24"/>
-                <w:szCs w:val="24"/>
-              </w:rPr>
-              <w:t xml:space="preserve">Es wird ein Kettentest durchgeführt. Hier wird das </w:t>
-            </w:r>
-            <w:proofErr w:type="spellStart"/>
-            <w:r>
-              <w:rPr>
-                <w:rFonts w:asciiTheme="minorHAnsi" w:hAnsiTheme="minorHAnsi" w:cstheme="minorHAnsi"/>
-                <w:bCs/>
-                <w:sz w:val="24"/>
-                <w:szCs w:val="24"/>
-              </w:rPr>
-              <w:t>Strategy</w:t>
-            </w:r>
-            <w:proofErr w:type="spellEnd"/>
-            <w:r>
-              <w:rPr>
-                <w:rFonts w:asciiTheme="minorHAnsi" w:hAnsiTheme="minorHAnsi" w:cstheme="minorHAnsi"/>
-                <w:bCs/>
-                <w:sz w:val="24"/>
-                <w:szCs w:val="24"/>
-              </w:rPr>
-              <w:t>-Pattern bei FFT-Transformer getestet.</w:t>
-            </w:r>
-          </w:p>
-        </w:tc>
-      </w:tr>
-      <w:tr>
-        <w:tc>
-          <w:tcPr>
-            <w:tcW w:w="1975" w:type="dxa"/>
-            <w:shd w:val="clear" w:color="auto" w:fill="auto"/>
-            <w:tcMar>
-              <w:top w:w="100" w:type="dxa"/>
-              <w:left w:w="100" w:type="dxa"/>
-              <w:bottom w:w="100" w:type="dxa"/>
-              <w:right w:w="100" w:type="dxa"/>
-            </w:tcMar>
-          </w:tcPr>
-          <w:p>
-            <w:pPr>
-              <w:widowControl w:val="0"/>
-              <w:pBdr>
-                <w:top w:val="nil"/>
-                <w:left w:val="nil"/>
-                <w:bottom w:val="nil"/>
-                <w:right w:val="nil"/>
-                <w:between w:val="nil"/>
-              </w:pBdr>
-              <w:spacing w:line="240" w:lineRule="auto"/>
-              <w:rPr>
-                <w:rFonts w:asciiTheme="minorHAnsi" w:hAnsiTheme="minorHAnsi" w:cstheme="minorHAnsi"/>
-                <w:bCs/>
-                <w:sz w:val="24"/>
-                <w:szCs w:val="24"/>
-              </w:rPr>
-            </w:pPr>
-            <w:r>
-              <w:rPr>
-                <w:rFonts w:asciiTheme="minorHAnsi" w:hAnsiTheme="minorHAnsi" w:cstheme="minorHAnsi"/>
-                <w:bCs/>
-                <w:sz w:val="24"/>
-                <w:szCs w:val="24"/>
-              </w:rPr>
-              <w:t>Vorbedingung</w:t>
-            </w:r>
-          </w:p>
-        </w:tc>
-        <w:tc>
-          <w:tcPr>
-            <w:tcW w:w="6995" w:type="dxa"/>
-            <w:shd w:val="clear" w:color="auto" w:fill="auto"/>
-            <w:tcMar>
-              <w:top w:w="100" w:type="dxa"/>
-              <w:left w:w="100" w:type="dxa"/>
-              <w:bottom w:w="100" w:type="dxa"/>
-              <w:right w:w="100" w:type="dxa"/>
-            </w:tcMar>
-          </w:tcPr>
-          <w:p>
-            <w:pPr>
-              <w:widowControl w:val="0"/>
-              <w:pBdr>
-                <w:top w:val="nil"/>
-                <w:left w:val="nil"/>
-                <w:bottom w:val="nil"/>
-                <w:right w:val="nil"/>
-                <w:between w:val="nil"/>
-              </w:pBdr>
-              <w:spacing w:line="240" w:lineRule="auto"/>
-              <w:rPr>
-                <w:rFonts w:asciiTheme="minorHAnsi" w:hAnsiTheme="minorHAnsi" w:cstheme="minorHAnsi"/>
-                <w:bCs/>
-                <w:sz w:val="24"/>
-                <w:szCs w:val="24"/>
-              </w:rPr>
-            </w:pPr>
-            <w:r>
-              <w:rPr>
-                <w:rFonts w:asciiTheme="minorHAnsi" w:hAnsiTheme="minorHAnsi" w:cstheme="minorHAnsi"/>
-                <w:bCs/>
-                <w:sz w:val="24"/>
-                <w:szCs w:val="24"/>
-              </w:rPr>
-              <w:t>Alle getesteten Instanzen existieren.</w:t>
-            </w:r>
-          </w:p>
-        </w:tc>
-      </w:tr>
-      <w:tr>
-        <w:tc>
-          <w:tcPr>
-            <w:tcW w:w="1975" w:type="dxa"/>
-            <w:shd w:val="clear" w:color="auto" w:fill="auto"/>
-            <w:tcMar>
-              <w:top w:w="100" w:type="dxa"/>
-              <w:left w:w="100" w:type="dxa"/>
-              <w:bottom w:w="100" w:type="dxa"/>
-              <w:right w:w="100" w:type="dxa"/>
-            </w:tcMar>
-          </w:tcPr>
-          <w:p>
-            <w:pPr>
-              <w:widowControl w:val="0"/>
-              <w:pBdr>
-                <w:top w:val="nil"/>
-                <w:left w:val="nil"/>
-                <w:bottom w:val="nil"/>
-                <w:right w:val="nil"/>
-                <w:between w:val="nil"/>
-              </w:pBdr>
-              <w:spacing w:line="240" w:lineRule="auto"/>
-              <w:rPr>
-                <w:rFonts w:asciiTheme="minorHAnsi" w:hAnsiTheme="minorHAnsi" w:cstheme="minorHAnsi"/>
-                <w:bCs/>
-                <w:sz w:val="24"/>
-                <w:szCs w:val="24"/>
-              </w:rPr>
-            </w:pPr>
-            <w:r>
-              <w:rPr>
-                <w:rFonts w:asciiTheme="minorHAnsi" w:hAnsiTheme="minorHAnsi" w:cstheme="minorHAnsi"/>
-                <w:bCs/>
-                <w:sz w:val="24"/>
-                <w:szCs w:val="24"/>
-              </w:rPr>
-              <w:t>Input</w:t>
-            </w:r>
-          </w:p>
-        </w:tc>
-        <w:tc>
-          <w:tcPr>
-            <w:tcW w:w="6995" w:type="dxa"/>
-            <w:shd w:val="clear" w:color="auto" w:fill="auto"/>
-            <w:tcMar>
-              <w:top w:w="100" w:type="dxa"/>
-              <w:left w:w="100" w:type="dxa"/>
-              <w:bottom w:w="100" w:type="dxa"/>
-              <w:right w:w="100" w:type="dxa"/>
-            </w:tcMar>
-          </w:tcPr>
-          <w:p>
-            <w:pPr>
-              <w:widowControl w:val="0"/>
-              <w:pBdr>
-                <w:top w:val="nil"/>
-                <w:left w:val="nil"/>
-                <w:bottom w:val="nil"/>
-                <w:right w:val="nil"/>
-                <w:between w:val="nil"/>
-              </w:pBdr>
-              <w:spacing w:line="240" w:lineRule="auto"/>
-              <w:rPr>
-                <w:rFonts w:asciiTheme="minorHAnsi" w:hAnsiTheme="minorHAnsi" w:cstheme="minorHAnsi"/>
-                <w:bCs/>
-                <w:sz w:val="24"/>
-                <w:szCs w:val="24"/>
-                <w:lang w:val="de-DE"/>
-              </w:rPr>
-            </w:pPr>
-            <w:r>
-              <w:rPr>
-                <w:rFonts w:asciiTheme="minorHAnsi" w:hAnsiTheme="minorHAnsi" w:cstheme="minorHAnsi"/>
-                <w:bCs/>
-                <w:sz w:val="24"/>
-                <w:szCs w:val="24"/>
-                <w:lang w:val="de-DE"/>
-              </w:rPr>
-              <w:t xml:space="preserve">Signal-Array {0,100,-100,0} und </w:t>
-            </w:r>
-            <w:proofErr w:type="spellStart"/>
-            <w:r>
-              <w:rPr>
-                <w:rFonts w:asciiTheme="minorHAnsi" w:hAnsiTheme="minorHAnsi" w:cstheme="minorHAnsi"/>
-                <w:bCs/>
-                <w:sz w:val="24"/>
-                <w:szCs w:val="24"/>
-                <w:lang w:val="de-DE"/>
-              </w:rPr>
-              <w:t>SignalFFTSharpTransformer</w:t>
-            </w:r>
-            <w:proofErr w:type="spellEnd"/>
-            <w:r>
-              <w:rPr>
-                <w:rFonts w:asciiTheme="minorHAnsi" w:hAnsiTheme="minorHAnsi" w:cstheme="minorHAnsi"/>
-                <w:bCs/>
-                <w:sz w:val="24"/>
-                <w:szCs w:val="24"/>
-                <w:lang w:val="de-DE"/>
-              </w:rPr>
-              <w:t>(</w:t>
-            </w:r>
-            <w:proofErr w:type="spellStart"/>
-            <w:r>
-              <w:rPr>
-                <w:rFonts w:asciiTheme="minorHAnsi" w:hAnsiTheme="minorHAnsi" w:cstheme="minorHAnsi"/>
-                <w:bCs/>
-                <w:sz w:val="24"/>
-                <w:szCs w:val="24"/>
-                <w:lang w:val="de-DE"/>
-              </w:rPr>
-              <w:t>FFTSharp</w:t>
-            </w:r>
-            <w:proofErr w:type="spellEnd"/>
-            <w:r>
-              <w:rPr>
-                <w:rFonts w:asciiTheme="minorHAnsi" w:hAnsiTheme="minorHAnsi" w:cstheme="minorHAnsi"/>
-                <w:bCs/>
-                <w:sz w:val="24"/>
-                <w:szCs w:val="24"/>
-                <w:lang w:val="de-DE"/>
-              </w:rPr>
-              <w:t xml:space="preserve">) als </w:t>
-            </w:r>
-            <w:proofErr w:type="spellStart"/>
-            <w:r>
-              <w:rPr>
-                <w:rFonts w:asciiTheme="minorHAnsi" w:hAnsiTheme="minorHAnsi" w:cstheme="minorHAnsi"/>
-                <w:bCs/>
-                <w:sz w:val="24"/>
-                <w:szCs w:val="24"/>
-                <w:lang w:val="de-DE"/>
-              </w:rPr>
-              <w:t>Algorithm</w:t>
-            </w:r>
-            <w:proofErr w:type="spellEnd"/>
-            <w:r>
-              <w:rPr>
-                <w:rFonts w:asciiTheme="minorHAnsi" w:hAnsiTheme="minorHAnsi" w:cstheme="minorHAnsi"/>
-                <w:bCs/>
-                <w:sz w:val="24"/>
-                <w:szCs w:val="24"/>
-                <w:lang w:val="de-DE"/>
-              </w:rPr>
-              <w:t xml:space="preserve"> setzen.</w:t>
-            </w:r>
-          </w:p>
-        </w:tc>
-      </w:tr>
-      <w:tr>
-        <w:tc>
-          <w:tcPr>
-            <w:tcW w:w="1975" w:type="dxa"/>
-            <w:shd w:val="clear" w:color="auto" w:fill="auto"/>
-            <w:tcMar>
-              <w:top w:w="100" w:type="dxa"/>
-              <w:left w:w="100" w:type="dxa"/>
-              <w:bottom w:w="100" w:type="dxa"/>
-              <w:right w:w="100" w:type="dxa"/>
-            </w:tcMar>
-          </w:tcPr>
-          <w:p>
-            <w:pPr>
-              <w:widowControl w:val="0"/>
-              <w:pBdr>
-                <w:top w:val="nil"/>
-                <w:left w:val="nil"/>
-                <w:bottom w:val="nil"/>
-                <w:right w:val="nil"/>
-                <w:between w:val="nil"/>
-              </w:pBdr>
-              <w:spacing w:line="240" w:lineRule="auto"/>
-              <w:rPr>
-                <w:rFonts w:asciiTheme="minorHAnsi" w:hAnsiTheme="minorHAnsi" w:cstheme="minorHAnsi"/>
-                <w:bCs/>
-                <w:sz w:val="24"/>
-                <w:szCs w:val="24"/>
-              </w:rPr>
-            </w:pPr>
-            <w:r>
-              <w:rPr>
-                <w:rFonts w:asciiTheme="minorHAnsi" w:hAnsiTheme="minorHAnsi" w:cstheme="minorHAnsi"/>
-                <w:bCs/>
-                <w:sz w:val="24"/>
-                <w:szCs w:val="24"/>
-              </w:rPr>
-              <w:t>Output</w:t>
-            </w:r>
-          </w:p>
-        </w:tc>
-        <w:tc>
-          <w:tcPr>
-            <w:tcW w:w="6995" w:type="dxa"/>
-            <w:shd w:val="clear" w:color="auto" w:fill="auto"/>
-            <w:tcMar>
-              <w:top w:w="100" w:type="dxa"/>
-              <w:left w:w="100" w:type="dxa"/>
-              <w:bottom w:w="100" w:type="dxa"/>
-              <w:right w:w="100" w:type="dxa"/>
-            </w:tcMar>
-          </w:tcPr>
-          <w:p>
-            <w:pPr>
-              <w:widowControl w:val="0"/>
-              <w:pBdr>
-                <w:top w:val="nil"/>
-                <w:left w:val="nil"/>
-                <w:bottom w:val="nil"/>
-                <w:right w:val="nil"/>
-                <w:between w:val="nil"/>
-              </w:pBdr>
-              <w:spacing w:line="240" w:lineRule="auto"/>
-              <w:rPr>
-                <w:rFonts w:asciiTheme="minorHAnsi" w:hAnsiTheme="minorHAnsi" w:cstheme="minorHAnsi"/>
-                <w:bCs/>
-                <w:sz w:val="24"/>
-                <w:szCs w:val="24"/>
-                <w:lang w:val="de-DE"/>
-              </w:rPr>
-            </w:pPr>
-            <w:r>
-              <w:rPr>
-                <w:rFonts w:asciiTheme="minorHAnsi" w:hAnsiTheme="minorHAnsi" w:cstheme="minorHAnsi"/>
-                <w:bCs/>
-                <w:sz w:val="24"/>
-                <w:szCs w:val="24"/>
-                <w:lang w:val="de-DE"/>
-              </w:rPr>
-              <w:t>Magnitude-Ergebnisse.</w:t>
-            </w:r>
-          </w:p>
-        </w:tc>
-      </w:tr>
-      <w:tr>
-        <w:tc>
-          <w:tcPr>
-            <w:tcW w:w="1975" w:type="dxa"/>
-            <w:shd w:val="clear" w:color="auto" w:fill="auto"/>
-            <w:tcMar>
-              <w:top w:w="100" w:type="dxa"/>
-              <w:left w:w="100" w:type="dxa"/>
-              <w:bottom w:w="100" w:type="dxa"/>
-              <w:right w:w="100" w:type="dxa"/>
-            </w:tcMar>
-          </w:tcPr>
-          <w:p>
-            <w:pPr>
-              <w:widowControl w:val="0"/>
-              <w:pBdr>
-                <w:top w:val="nil"/>
-                <w:left w:val="nil"/>
-                <w:bottom w:val="nil"/>
-                <w:right w:val="nil"/>
-                <w:between w:val="nil"/>
-              </w:pBdr>
-              <w:spacing w:line="240" w:lineRule="auto"/>
-              <w:rPr>
-                <w:rFonts w:asciiTheme="minorHAnsi" w:hAnsiTheme="minorHAnsi" w:cstheme="minorHAnsi"/>
-                <w:bCs/>
-                <w:sz w:val="24"/>
-                <w:szCs w:val="24"/>
-              </w:rPr>
-            </w:pPr>
-            <w:r>
-              <w:rPr>
-                <w:rFonts w:asciiTheme="minorHAnsi" w:hAnsiTheme="minorHAnsi" w:cstheme="minorHAnsi"/>
-                <w:bCs/>
-                <w:sz w:val="24"/>
-                <w:szCs w:val="24"/>
-              </w:rPr>
-              <w:t>Nachbedingung</w:t>
-            </w:r>
-          </w:p>
-        </w:tc>
-        <w:tc>
-          <w:tcPr>
-            <w:tcW w:w="6995" w:type="dxa"/>
-            <w:shd w:val="clear" w:color="auto" w:fill="auto"/>
-            <w:tcMar>
-              <w:top w:w="100" w:type="dxa"/>
-              <w:left w:w="100" w:type="dxa"/>
-              <w:bottom w:w="100" w:type="dxa"/>
-              <w:right w:w="100" w:type="dxa"/>
-            </w:tcMar>
-          </w:tcPr>
-          <w:p>
-            <w:pPr>
-              <w:widowControl w:val="0"/>
-              <w:pBdr>
-                <w:top w:val="nil"/>
-                <w:left w:val="nil"/>
-                <w:bottom w:val="nil"/>
-                <w:right w:val="nil"/>
-                <w:between w:val="nil"/>
-              </w:pBdr>
-              <w:spacing w:line="240" w:lineRule="auto"/>
-              <w:rPr>
-                <w:rFonts w:asciiTheme="minorHAnsi" w:hAnsiTheme="minorHAnsi" w:cstheme="minorHAnsi"/>
-                <w:bCs/>
-                <w:sz w:val="24"/>
-                <w:szCs w:val="24"/>
-              </w:rPr>
-            </w:pPr>
-            <w:r>
-              <w:rPr>
-                <w:rFonts w:asciiTheme="minorHAnsi" w:hAnsiTheme="minorHAnsi" w:cstheme="minorHAnsi"/>
-                <w:bCs/>
-                <w:sz w:val="24"/>
-                <w:szCs w:val="24"/>
-              </w:rPr>
-              <w:t>-</w:t>
-            </w:r>
-          </w:p>
-        </w:tc>
-      </w:tr>
-    </w:tbl>
     <w:p>
       <w:pPr>
         <w:rPr>
@@ -5032,7 +3472,16 @@
                 <w:sz w:val="24"/>
                 <w:szCs w:val="24"/>
               </w:rPr>
-              <w:t>KT1.5</w:t>
+              <w:t>KT1.</w:t>
+            </w:r>
+            <w:r>
+              <w:rPr>
+                <w:rFonts w:asciiTheme="minorHAnsi" w:hAnsiTheme="minorHAnsi" w:cstheme="minorHAnsi"/>
+                <w:bCs/>
+                <w:sz w:val="24"/>
+                <w:szCs w:val="24"/>
+              </w:rPr>
+              <w:t>3</w:t>
             </w:r>
           </w:p>
         </w:tc>
@@ -5105,18 +3554,36 @@
                 <w:bCs/>
                 <w:sz w:val="24"/>
                 <w:szCs w:val="24"/>
-                <w:lang w:val="de-DE"/>
-              </w:rPr>
-            </w:pPr>
-            <w:r>
-              <w:rPr>
-                <w:rFonts w:asciiTheme="minorHAnsi" w:hAnsiTheme="minorHAnsi" w:cstheme="minorHAnsi"/>
-                <w:bCs/>
-                <w:sz w:val="24"/>
-                <w:szCs w:val="24"/>
-                <w:lang w:val="de-DE"/>
-              </w:rPr>
-              <w:t>Extraktion von MFCC-Koeffizienten aus einem kurzen Audiosignal.</w:t>
+              </w:rPr>
+            </w:pPr>
+            <w:r>
+              <w:rPr>
+                <w:rFonts w:asciiTheme="minorHAnsi" w:hAnsiTheme="minorHAnsi" w:cstheme="minorHAnsi"/>
+                <w:bCs/>
+                <w:sz w:val="24"/>
+                <w:szCs w:val="24"/>
+              </w:rPr>
+              <w:t xml:space="preserve">Es wird ein Kettentest durchgeführt. Hier wird das </w:t>
+            </w:r>
+            <w:proofErr w:type="spellStart"/>
+            <w:r>
+              <w:rPr>
+                <w:rFonts w:asciiTheme="minorHAnsi" w:hAnsiTheme="minorHAnsi" w:cstheme="minorHAnsi"/>
+                <w:bCs/>
+                <w:sz w:val="24"/>
+                <w:szCs w:val="24"/>
+              </w:rPr>
+              <w:t>Strategy</w:t>
+            </w:r>
+            <w:proofErr w:type="spellEnd"/>
+            <w:r>
+              <w:rPr>
+                <w:rFonts w:asciiTheme="minorHAnsi" w:hAnsiTheme="minorHAnsi" w:cstheme="minorHAnsi"/>
+                <w:bCs/>
+                <w:sz w:val="24"/>
+                <w:szCs w:val="24"/>
+              </w:rPr>
+              <w:t>-Pattern bei FFT-Transformer getestet.</w:t>
             </w:r>
           </w:p>
         </w:tc>
@@ -5175,22 +3642,84 @@
           </w:tcPr>
           <w:p>
             <w:pPr>
-              <w:widowControl w:val="0"/>
-              <w:pBdr>
-                <w:top w:val="nil"/>
-                <w:left w:val="nil"/>
-                <w:bottom w:val="nil"/>
-                <w:right w:val="nil"/>
-                <w:between w:val="nil"/>
-              </w:pBdr>
-              <w:spacing w:line="240" w:lineRule="auto"/>
-              <w:rPr>
-                <w:rFonts w:asciiTheme="minorHAnsi" w:hAnsiTheme="minorHAnsi" w:cstheme="minorHAnsi"/>
-                <w:bCs/>
-                <w:sz w:val="24"/>
-                <w:szCs w:val="24"/>
-              </w:rPr>
-            </w:pPr>
+              <w:pStyle w:val="Listenabsatz"/>
+              <w:widowControl w:val="0"/>
+              <w:numPr>
+                <w:ilvl w:val="0"/>
+                <w:numId w:val="13"/>
+              </w:numPr>
+              <w:pBdr>
+                <w:top w:val="nil"/>
+                <w:left w:val="nil"/>
+                <w:bottom w:val="nil"/>
+                <w:right w:val="nil"/>
+                <w:between w:val="nil"/>
+              </w:pBdr>
+              <w:spacing w:line="240" w:lineRule="auto"/>
+              <w:rPr>
+                <w:rFonts w:asciiTheme="minorHAnsi" w:hAnsiTheme="minorHAnsi" w:cstheme="minorHAnsi"/>
+                <w:bCs/>
+                <w:sz w:val="24"/>
+                <w:szCs w:val="24"/>
+                <w:lang w:val="de-DE"/>
+              </w:rPr>
+            </w:pPr>
+            <w:r>
+              <w:rPr>
+                <w:rFonts w:asciiTheme="minorHAnsi" w:hAnsiTheme="minorHAnsi" w:cstheme="minorHAnsi"/>
+                <w:bCs/>
+                <w:sz w:val="24"/>
+                <w:szCs w:val="24"/>
+                <w:lang w:val="de-DE"/>
+              </w:rPr>
+              <w:t>Alle erforderlichen Transformer</w:t>
+            </w:r>
+            <w:r>
+              <w:rPr>
+                <w:rFonts w:asciiTheme="minorHAnsi" w:hAnsiTheme="minorHAnsi" w:cstheme="minorHAnsi"/>
+                <w:bCs/>
+                <w:sz w:val="24"/>
+                <w:szCs w:val="24"/>
+                <w:lang w:val="de-DE"/>
+              </w:rPr>
+              <w:noBreakHyphen/>
+              <w:t>Instanzen sind implementiert und verfügbar.</w:t>
+            </w:r>
+          </w:p>
+          <w:p>
+            <w:pPr>
+              <w:pStyle w:val="Listenabsatz"/>
+              <w:widowControl w:val="0"/>
+              <w:numPr>
+                <w:ilvl w:val="0"/>
+                <w:numId w:val="13"/>
+              </w:numPr>
+              <w:pBdr>
+                <w:top w:val="nil"/>
+                <w:left w:val="nil"/>
+                <w:bottom w:val="nil"/>
+                <w:right w:val="nil"/>
+                <w:between w:val="nil"/>
+              </w:pBdr>
+              <w:spacing w:line="240" w:lineRule="auto"/>
+              <w:rPr>
+                <w:rFonts w:asciiTheme="minorHAnsi" w:hAnsiTheme="minorHAnsi" w:cstheme="minorHAnsi"/>
+                <w:bCs/>
+                <w:sz w:val="24"/>
+                <w:szCs w:val="24"/>
+                <w:lang w:val="de-DE"/>
+              </w:rPr>
+            </w:pPr>
+            <w:r>
+              <w:rPr>
+                <w:rFonts w:asciiTheme="minorHAnsi" w:hAnsiTheme="minorHAnsi" w:cstheme="minorHAnsi"/>
+                <w:bCs/>
+                <w:sz w:val="24"/>
+                <w:szCs w:val="24"/>
+                <w:lang w:val="de-DE"/>
+              </w:rPr>
+              <w:t xml:space="preserve">Das </w:t>
+            </w:r>
             <w:proofErr w:type="spellStart"/>
             <w:r>
               <w:rPr>
@@ -5198,8 +3727,9 @@
                 <w:bCs/>
                 <w:sz w:val="24"/>
                 <w:szCs w:val="24"/>
-              </w:rPr>
-              <w:t>InputToMfcc</w:t>
+                <w:lang w:val="de-DE"/>
+              </w:rPr>
+              <w:t>Strategy</w:t>
             </w:r>
             <w:proofErr w:type="spellEnd"/>
             <w:r>
@@ -5208,28 +3738,10 @@
                 <w:bCs/>
                 <w:sz w:val="24"/>
                 <w:szCs w:val="24"/>
-              </w:rPr>
-              <w:t xml:space="preserve"> konfiguriert mit </w:t>
-            </w:r>
-            <w:proofErr w:type="spellStart"/>
-            <w:r>
-              <w:rPr>
-                <w:rFonts w:asciiTheme="minorHAnsi" w:hAnsiTheme="minorHAnsi" w:cstheme="minorHAnsi"/>
-                <w:bCs/>
-                <w:sz w:val="24"/>
-                <w:szCs w:val="24"/>
-              </w:rPr>
-              <w:t>samplingRate</w:t>
-            </w:r>
-            <w:proofErr w:type="spellEnd"/>
-            <w:r>
-              <w:rPr>
-                <w:rFonts w:asciiTheme="minorHAnsi" w:hAnsiTheme="minorHAnsi" w:cstheme="minorHAnsi"/>
-                <w:bCs/>
-                <w:sz w:val="24"/>
-                <w:szCs w:val="24"/>
-              </w:rPr>
-              <w:t xml:space="preserve"> = 44100 Hz und Anzahl von Werte 13.</w:t>
+                <w:lang w:val="de-DE"/>
+              </w:rPr>
+              <w:noBreakHyphen/>
+              <w:t>Pattern ist im Code korrekt konfiguriert.</w:t>
             </w:r>
           </w:p>
         </w:tc>
@@ -5288,7 +3800,12 @@
           </w:tcPr>
           <w:p>
             <w:pPr>
-              <w:widowControl w:val="0"/>
+              <w:pStyle w:val="Listenabsatz"/>
+              <w:widowControl w:val="0"/>
+              <w:numPr>
+                <w:ilvl w:val="0"/>
+                <w:numId w:val="14"/>
+              </w:numPr>
               <w:pBdr>
                 <w:top w:val="nil"/>
                 <w:left w:val="nil"/>
@@ -5314,6 +3831,101 @@
                 <w:lang w:val="de-DE"/>
               </w:rPr>
               <w:t xml:space="preserve">Signal-Array {0,100,-100,0} </w:t>
+            </w:r>
+          </w:p>
+          <w:p>
+            <w:pPr>
+              <w:pStyle w:val="Listenabsatz"/>
+              <w:widowControl w:val="0"/>
+              <w:numPr>
+                <w:ilvl w:val="0"/>
+                <w:numId w:val="14"/>
+              </w:numPr>
+              <w:pBdr>
+                <w:top w:val="nil"/>
+                <w:left w:val="nil"/>
+                <w:bottom w:val="nil"/>
+                <w:right w:val="nil"/>
+                <w:between w:val="nil"/>
+              </w:pBdr>
+              <w:spacing w:line="240" w:lineRule="auto"/>
+              <w:rPr>
+                <w:rFonts w:asciiTheme="minorHAnsi" w:hAnsiTheme="minorHAnsi" w:cstheme="minorHAnsi"/>
+                <w:bCs/>
+                <w:sz w:val="24"/>
+                <w:szCs w:val="24"/>
+                <w:lang w:val="de-DE"/>
+              </w:rPr>
+            </w:pPr>
+            <w:r>
+              <w:rPr>
+                <w:rFonts w:asciiTheme="minorHAnsi" w:hAnsiTheme="minorHAnsi" w:cstheme="minorHAnsi"/>
+                <w:bCs/>
+                <w:sz w:val="24"/>
+                <w:szCs w:val="24"/>
+              </w:rPr>
+              <w:t xml:space="preserve">Zu verwendende </w:t>
+            </w:r>
+            <w:proofErr w:type="spellStart"/>
+            <w:r>
+              <w:rPr>
+                <w:rFonts w:asciiTheme="minorHAnsi" w:hAnsiTheme="minorHAnsi" w:cstheme="minorHAnsi"/>
+                <w:bCs/>
+                <w:sz w:val="24"/>
+                <w:szCs w:val="24"/>
+              </w:rPr>
+              <w:t>Strategy</w:t>
+            </w:r>
+            <w:proofErr w:type="spellEnd"/>
+            <w:r>
+              <w:rPr>
+                <w:rFonts w:asciiTheme="minorHAnsi" w:hAnsiTheme="minorHAnsi" w:cstheme="minorHAnsi"/>
+                <w:bCs/>
+                <w:sz w:val="24"/>
+                <w:szCs w:val="24"/>
+              </w:rPr>
+              <w:noBreakHyphen/>
+              <w:t xml:space="preserve">Implementierung: </w:t>
+            </w:r>
+            <w:proofErr w:type="spellStart"/>
+            <w:r>
+              <w:rPr>
+                <w:rFonts w:asciiTheme="minorHAnsi" w:hAnsiTheme="minorHAnsi" w:cstheme="minorHAnsi"/>
+                <w:bCs/>
+                <w:sz w:val="24"/>
+                <w:szCs w:val="24"/>
+              </w:rPr>
+              <w:t>SignalTransformer</w:t>
+            </w:r>
+            <w:proofErr w:type="spellEnd"/>
+            <w:r>
+              <w:rPr>
+                <w:rFonts w:asciiTheme="minorHAnsi" w:hAnsiTheme="minorHAnsi" w:cstheme="minorHAnsi"/>
+                <w:bCs/>
+                <w:sz w:val="24"/>
+                <w:szCs w:val="24"/>
+              </w:rPr>
+              <w:t xml:space="preserve"> (</w:t>
+            </w:r>
+            <w:proofErr w:type="spellStart"/>
+            <w:r>
+              <w:rPr>
+                <w:rFonts w:asciiTheme="minorHAnsi" w:hAnsiTheme="minorHAnsi" w:cstheme="minorHAnsi"/>
+                <w:bCs/>
+                <w:sz w:val="24"/>
+                <w:szCs w:val="24"/>
+              </w:rPr>
+              <w:t>MathNet.Numerics</w:t>
+            </w:r>
+            <w:proofErr w:type="spellEnd"/>
+            <w:r>
+              <w:rPr>
+                <w:rFonts w:asciiTheme="minorHAnsi" w:hAnsiTheme="minorHAnsi" w:cstheme="minorHAnsi"/>
+                <w:bCs/>
+                <w:sz w:val="24"/>
+                <w:szCs w:val="24"/>
+              </w:rPr>
+              <w:t>)</w:t>
             </w:r>
           </w:p>
         </w:tc>
@@ -5373,9 +3985,433 @@
           <w:p>
             <w:pPr>
               <w:widowControl w:val="0"/>
+              <w:pBdr>
+                <w:top w:val="nil"/>
+                <w:left w:val="nil"/>
+                <w:bottom w:val="nil"/>
+                <w:right w:val="nil"/>
+                <w:between w:val="nil"/>
+              </w:pBdr>
+              <w:spacing w:line="240" w:lineRule="auto"/>
+              <w:rPr>
+                <w:rFonts w:asciiTheme="minorHAnsi" w:hAnsiTheme="minorHAnsi" w:cstheme="minorHAnsi"/>
+                <w:bCs/>
+                <w:sz w:val="24"/>
+                <w:szCs w:val="24"/>
+                <w:lang w:val="de-DE"/>
+              </w:rPr>
+            </w:pPr>
+            <w:r>
+              <w:rPr>
+                <w:rFonts w:asciiTheme="minorHAnsi" w:hAnsiTheme="minorHAnsi" w:cstheme="minorHAnsi"/>
+                <w:bCs/>
+                <w:sz w:val="24"/>
+                <w:szCs w:val="24"/>
+              </w:rPr>
+              <w:t>Array mit Magnituden Werten des FFT</w:t>
+            </w:r>
+            <w:r>
+              <w:rPr>
+                <w:rFonts w:asciiTheme="minorHAnsi" w:hAnsiTheme="minorHAnsi" w:cstheme="minorHAnsi"/>
+                <w:bCs/>
+                <w:sz w:val="24"/>
+                <w:szCs w:val="24"/>
+              </w:rPr>
+              <w:noBreakHyphen/>
+              <w:t>Transforms</w:t>
+            </w:r>
+            <w:r>
+              <w:rPr>
+                <w:rFonts w:asciiTheme="minorHAnsi" w:hAnsiTheme="minorHAnsi" w:cstheme="minorHAnsi"/>
+                <w:bCs/>
+                <w:sz w:val="24"/>
+                <w:szCs w:val="24"/>
+              </w:rPr>
+              <w:t>.</w:t>
+            </w:r>
+          </w:p>
+        </w:tc>
+      </w:tr>
+      <w:tr>
+        <w:tc>
+          <w:tcPr>
+            <w:tcW w:w="1975" w:type="dxa"/>
+            <w:shd w:val="clear" w:color="auto" w:fill="auto"/>
+            <w:tcMar>
+              <w:top w:w="100" w:type="dxa"/>
+              <w:left w:w="100" w:type="dxa"/>
+              <w:bottom w:w="100" w:type="dxa"/>
+              <w:right w:w="100" w:type="dxa"/>
+            </w:tcMar>
+          </w:tcPr>
+          <w:p>
+            <w:pPr>
+              <w:widowControl w:val="0"/>
+              <w:pBdr>
+                <w:top w:val="nil"/>
+                <w:left w:val="nil"/>
+                <w:bottom w:val="nil"/>
+                <w:right w:val="nil"/>
+                <w:between w:val="nil"/>
+              </w:pBdr>
+              <w:spacing w:line="240" w:lineRule="auto"/>
+              <w:rPr>
+                <w:rFonts w:asciiTheme="minorHAnsi" w:hAnsiTheme="minorHAnsi" w:cstheme="minorHAnsi"/>
+                <w:bCs/>
+                <w:sz w:val="24"/>
+                <w:szCs w:val="24"/>
+              </w:rPr>
+            </w:pPr>
+            <w:r>
+              <w:rPr>
+                <w:rFonts w:asciiTheme="minorHAnsi" w:hAnsiTheme="minorHAnsi" w:cstheme="minorHAnsi"/>
+                <w:bCs/>
+                <w:sz w:val="24"/>
+                <w:szCs w:val="24"/>
+              </w:rPr>
+              <w:t>Nachbedingung</w:t>
+            </w:r>
+          </w:p>
+        </w:tc>
+        <w:tc>
+          <w:tcPr>
+            <w:tcW w:w="6995" w:type="dxa"/>
+            <w:shd w:val="clear" w:color="auto" w:fill="auto"/>
+            <w:tcMar>
+              <w:top w:w="100" w:type="dxa"/>
+              <w:left w:w="100" w:type="dxa"/>
+              <w:bottom w:w="100" w:type="dxa"/>
+              <w:right w:w="100" w:type="dxa"/>
+            </w:tcMar>
+          </w:tcPr>
+          <w:p>
+            <w:pPr>
+              <w:widowControl w:val="0"/>
+              <w:pBdr>
+                <w:top w:val="nil"/>
+                <w:left w:val="nil"/>
+                <w:bottom w:val="nil"/>
+                <w:right w:val="nil"/>
+                <w:between w:val="nil"/>
+              </w:pBdr>
+              <w:spacing w:line="240" w:lineRule="auto"/>
+              <w:rPr>
+                <w:rFonts w:asciiTheme="minorHAnsi" w:hAnsiTheme="minorHAnsi" w:cstheme="minorHAnsi"/>
+                <w:bCs/>
+                <w:sz w:val="24"/>
+                <w:szCs w:val="24"/>
+              </w:rPr>
+            </w:pPr>
+            <w:r>
+              <w:rPr>
+                <w:rFonts w:asciiTheme="minorHAnsi" w:hAnsiTheme="minorHAnsi" w:cstheme="minorHAnsi"/>
+                <w:bCs/>
+                <w:sz w:val="24"/>
+                <w:szCs w:val="24"/>
+              </w:rPr>
+              <w:t>-</w:t>
+            </w:r>
+          </w:p>
+        </w:tc>
+      </w:tr>
+    </w:tbl>
+    <w:p>
+      <w:pPr>
+        <w:rPr>
+          <w:rFonts w:asciiTheme="minorHAnsi" w:hAnsiTheme="minorHAnsi" w:cstheme="minorHAnsi"/>
+          <w:sz w:val="24"/>
+          <w:szCs w:val="24"/>
+        </w:rPr>
+      </w:pPr>
+    </w:p>
+    <w:p>
+      <w:pPr>
+        <w:rPr>
+          <w:rFonts w:asciiTheme="minorHAnsi" w:hAnsiTheme="minorHAnsi" w:cstheme="minorHAnsi"/>
+          <w:sz w:val="24"/>
+          <w:szCs w:val="24"/>
+        </w:rPr>
+      </w:pPr>
+    </w:p>
+    <w:p>
+      <w:pPr>
+        <w:rPr>
+          <w:rFonts w:asciiTheme="minorHAnsi" w:hAnsiTheme="minorHAnsi" w:cstheme="minorHAnsi"/>
+          <w:sz w:val="24"/>
+          <w:szCs w:val="24"/>
+        </w:rPr>
+      </w:pPr>
+    </w:p>
+    <w:p>
+      <w:pPr>
+        <w:rPr>
+          <w:rFonts w:asciiTheme="minorHAnsi" w:hAnsiTheme="minorHAnsi" w:cstheme="minorHAnsi"/>
+          <w:sz w:val="24"/>
+          <w:szCs w:val="24"/>
+        </w:rPr>
+      </w:pPr>
+    </w:p>
+    <w:tbl>
+      <w:tblPr>
+        <w:tblW w:w="8970" w:type="dxa"/>
+        <w:tblBorders>
+          <w:top w:val="single" w:sz="8" w:space="0" w:color="000000"/>
+          <w:left w:val="single" w:sz="8" w:space="0" w:color="000000"/>
+          <w:bottom w:val="single" w:sz="8" w:space="0" w:color="000000"/>
+          <w:right w:val="single" w:sz="8" w:space="0" w:color="000000"/>
+          <w:insideH w:val="single" w:sz="8" w:space="0" w:color="000000"/>
+          <w:insideV w:val="single" w:sz="8" w:space="0" w:color="000000"/>
+        </w:tblBorders>
+        <w:tblLayout w:type="fixed"/>
+        <w:tblLook w:val="0600" w:firstRow="0" w:lastRow="0" w:firstColumn="0" w:lastColumn="0" w:noHBand="1" w:noVBand="1"/>
+      </w:tblPr>
+      <w:tblGrid>
+        <w:gridCol w:w="1975"/>
+        <w:gridCol w:w="6995"/>
+      </w:tblGrid>
+      <w:tr>
+        <w:tc>
+          <w:tcPr>
+            <w:tcW w:w="1975" w:type="dxa"/>
+            <w:shd w:val="clear" w:color="auto" w:fill="E7E6E6" w:themeFill="background2"/>
+            <w:tcMar>
+              <w:top w:w="100" w:type="dxa"/>
+              <w:left w:w="100" w:type="dxa"/>
+              <w:bottom w:w="100" w:type="dxa"/>
+              <w:right w:w="100" w:type="dxa"/>
+            </w:tcMar>
+          </w:tcPr>
+          <w:p>
+            <w:pPr>
+              <w:widowControl w:val="0"/>
+              <w:pBdr>
+                <w:top w:val="nil"/>
+                <w:left w:val="nil"/>
+                <w:bottom w:val="nil"/>
+                <w:right w:val="nil"/>
+                <w:between w:val="nil"/>
+              </w:pBdr>
+              <w:spacing w:line="240" w:lineRule="auto"/>
+              <w:rPr>
+                <w:rFonts w:asciiTheme="minorHAnsi" w:hAnsiTheme="minorHAnsi" w:cstheme="minorHAnsi"/>
+                <w:bCs/>
+                <w:sz w:val="24"/>
+                <w:szCs w:val="24"/>
+              </w:rPr>
+            </w:pPr>
+            <w:r>
+              <w:rPr>
+                <w:rFonts w:asciiTheme="minorHAnsi" w:hAnsiTheme="minorHAnsi" w:cstheme="minorHAnsi"/>
+                <w:bCs/>
+                <w:sz w:val="24"/>
+                <w:szCs w:val="24"/>
+              </w:rPr>
+              <w:t>ID</w:t>
+            </w:r>
+          </w:p>
+        </w:tc>
+        <w:tc>
+          <w:tcPr>
+            <w:tcW w:w="6995" w:type="dxa"/>
+            <w:shd w:val="clear" w:color="auto" w:fill="E7E6E6" w:themeFill="background2"/>
+            <w:tcMar>
+              <w:top w:w="100" w:type="dxa"/>
+              <w:left w:w="100" w:type="dxa"/>
+              <w:bottom w:w="100" w:type="dxa"/>
+              <w:right w:w="100" w:type="dxa"/>
+            </w:tcMar>
+          </w:tcPr>
+          <w:p>
+            <w:pPr>
+              <w:widowControl w:val="0"/>
+              <w:pBdr>
+                <w:top w:val="nil"/>
+                <w:left w:val="nil"/>
+                <w:bottom w:val="nil"/>
+                <w:right w:val="nil"/>
+                <w:between w:val="nil"/>
+              </w:pBdr>
+              <w:spacing w:line="240" w:lineRule="auto"/>
+              <w:rPr>
+                <w:rFonts w:asciiTheme="minorHAnsi" w:hAnsiTheme="minorHAnsi" w:cstheme="minorHAnsi"/>
+                <w:bCs/>
+                <w:sz w:val="24"/>
+                <w:szCs w:val="24"/>
+              </w:rPr>
+            </w:pPr>
+            <w:r>
+              <w:rPr>
+                <w:rFonts w:asciiTheme="minorHAnsi" w:hAnsiTheme="minorHAnsi" w:cstheme="minorHAnsi"/>
+                <w:bCs/>
+                <w:sz w:val="24"/>
+                <w:szCs w:val="24"/>
+              </w:rPr>
+              <w:t>KT1.4</w:t>
+            </w:r>
+          </w:p>
+        </w:tc>
+      </w:tr>
+      <w:tr>
+        <w:tc>
+          <w:tcPr>
+            <w:tcW w:w="1975" w:type="dxa"/>
+            <w:shd w:val="clear" w:color="auto" w:fill="auto"/>
+            <w:tcMar>
+              <w:top w:w="100" w:type="dxa"/>
+              <w:left w:w="100" w:type="dxa"/>
+              <w:bottom w:w="100" w:type="dxa"/>
+              <w:right w:w="100" w:type="dxa"/>
+            </w:tcMar>
+          </w:tcPr>
+          <w:p>
+            <w:pPr>
+              <w:widowControl w:val="0"/>
+              <w:pBdr>
+                <w:top w:val="nil"/>
+                <w:left w:val="nil"/>
+                <w:bottom w:val="nil"/>
+                <w:right w:val="nil"/>
+                <w:between w:val="nil"/>
+              </w:pBdr>
+              <w:spacing w:line="240" w:lineRule="auto"/>
+              <w:rPr>
+                <w:rFonts w:asciiTheme="minorHAnsi" w:hAnsiTheme="minorHAnsi" w:cstheme="minorHAnsi"/>
+                <w:bCs/>
+                <w:sz w:val="24"/>
+                <w:szCs w:val="24"/>
+              </w:rPr>
+            </w:pPr>
+            <w:r>
+              <w:rPr>
+                <w:rFonts w:asciiTheme="minorHAnsi" w:hAnsiTheme="minorHAnsi" w:cstheme="minorHAnsi"/>
+                <w:bCs/>
+                <w:sz w:val="24"/>
+                <w:szCs w:val="24"/>
+              </w:rPr>
+              <w:t>Beschreibung</w:t>
+            </w:r>
+          </w:p>
+        </w:tc>
+        <w:tc>
+          <w:tcPr>
+            <w:tcW w:w="6995" w:type="dxa"/>
+            <w:shd w:val="clear" w:color="auto" w:fill="auto"/>
+            <w:tcMar>
+              <w:top w:w="100" w:type="dxa"/>
+              <w:left w:w="100" w:type="dxa"/>
+              <w:bottom w:w="100" w:type="dxa"/>
+              <w:right w:w="100" w:type="dxa"/>
+            </w:tcMar>
+          </w:tcPr>
+          <w:p>
+            <w:pPr>
+              <w:widowControl w:val="0"/>
+              <w:pBdr>
+                <w:top w:val="nil"/>
+                <w:left w:val="nil"/>
+                <w:bottom w:val="nil"/>
+                <w:right w:val="nil"/>
+                <w:between w:val="nil"/>
+              </w:pBdr>
+              <w:spacing w:line="240" w:lineRule="auto"/>
+              <w:rPr>
+                <w:rFonts w:asciiTheme="minorHAnsi" w:hAnsiTheme="minorHAnsi" w:cstheme="minorHAnsi"/>
+                <w:bCs/>
+                <w:sz w:val="24"/>
+                <w:szCs w:val="24"/>
+              </w:rPr>
+            </w:pPr>
+            <w:r>
+              <w:rPr>
+                <w:rFonts w:asciiTheme="minorHAnsi" w:hAnsiTheme="minorHAnsi" w:cstheme="minorHAnsi"/>
+                <w:bCs/>
+                <w:sz w:val="24"/>
+                <w:szCs w:val="24"/>
+              </w:rPr>
+              <w:t xml:space="preserve">Es wird ein Kettentest durchgeführt. Hier wird das </w:t>
+            </w:r>
+            <w:proofErr w:type="spellStart"/>
+            <w:r>
+              <w:rPr>
+                <w:rFonts w:asciiTheme="minorHAnsi" w:hAnsiTheme="minorHAnsi" w:cstheme="minorHAnsi"/>
+                <w:bCs/>
+                <w:sz w:val="24"/>
+                <w:szCs w:val="24"/>
+              </w:rPr>
+              <w:t>Strategy</w:t>
+            </w:r>
+            <w:proofErr w:type="spellEnd"/>
+            <w:r>
+              <w:rPr>
+                <w:rFonts w:asciiTheme="minorHAnsi" w:hAnsiTheme="minorHAnsi" w:cstheme="minorHAnsi"/>
+                <w:bCs/>
+                <w:sz w:val="24"/>
+                <w:szCs w:val="24"/>
+              </w:rPr>
+              <w:t>-Pattern bei FFT-Transformer getestet.</w:t>
+            </w:r>
+          </w:p>
+        </w:tc>
+      </w:tr>
+      <w:tr>
+        <w:tc>
+          <w:tcPr>
+            <w:tcW w:w="1975" w:type="dxa"/>
+            <w:shd w:val="clear" w:color="auto" w:fill="auto"/>
+            <w:tcMar>
+              <w:top w:w="100" w:type="dxa"/>
+              <w:left w:w="100" w:type="dxa"/>
+              <w:bottom w:w="100" w:type="dxa"/>
+              <w:right w:w="100" w:type="dxa"/>
+            </w:tcMar>
+          </w:tcPr>
+          <w:p>
+            <w:pPr>
+              <w:widowControl w:val="0"/>
+              <w:pBdr>
+                <w:top w:val="nil"/>
+                <w:left w:val="nil"/>
+                <w:bottom w:val="nil"/>
+                <w:right w:val="nil"/>
+                <w:between w:val="nil"/>
+              </w:pBdr>
+              <w:spacing w:line="240" w:lineRule="auto"/>
+              <w:rPr>
+                <w:rFonts w:asciiTheme="minorHAnsi" w:hAnsiTheme="minorHAnsi" w:cstheme="minorHAnsi"/>
+                <w:bCs/>
+                <w:sz w:val="24"/>
+                <w:szCs w:val="24"/>
+              </w:rPr>
+            </w:pPr>
+            <w:r>
+              <w:rPr>
+                <w:rFonts w:asciiTheme="minorHAnsi" w:hAnsiTheme="minorHAnsi" w:cstheme="minorHAnsi"/>
+                <w:bCs/>
+                <w:sz w:val="24"/>
+                <w:szCs w:val="24"/>
+              </w:rPr>
+              <w:t>Vorbedingung</w:t>
+            </w:r>
+          </w:p>
+        </w:tc>
+        <w:tc>
+          <w:tcPr>
+            <w:tcW w:w="6995" w:type="dxa"/>
+            <w:shd w:val="clear" w:color="auto" w:fill="auto"/>
+            <w:tcMar>
+              <w:top w:w="100" w:type="dxa"/>
+              <w:left w:w="100" w:type="dxa"/>
+              <w:bottom w:w="100" w:type="dxa"/>
+              <w:right w:w="100" w:type="dxa"/>
+            </w:tcMar>
+          </w:tcPr>
+          <w:p>
+            <w:pPr>
+              <w:pStyle w:val="Listenabsatz"/>
+              <w:widowControl w:val="0"/>
               <w:numPr>
                 <w:ilvl w:val="0"/>
-                <w:numId w:val="8"/>
+                <w:numId w:val="13"/>
               </w:numPr>
               <w:pBdr>
                 <w:top w:val="nil"/>
@@ -5401,7 +4437,1081 @@
                 <w:szCs w:val="24"/>
                 <w:lang w:val="de-DE"/>
               </w:rPr>
-              <w:t>Rückgabe eines double[] der Länge 13</w:t>
+              <w:t>Alle erforderlichen Transformer</w:t>
+            </w:r>
+            <w:r>
+              <w:rPr>
+                <w:rFonts w:asciiTheme="minorHAnsi" w:hAnsiTheme="minorHAnsi" w:cstheme="minorHAnsi"/>
+                <w:bCs/>
+                <w:sz w:val="24"/>
+                <w:szCs w:val="24"/>
+                <w:lang w:val="de-DE"/>
+              </w:rPr>
+              <w:noBreakHyphen/>
+              <w:t>Instanzen sind implementiert und verfügbar.</w:t>
+            </w:r>
+          </w:p>
+          <w:p>
+            <w:pPr>
+              <w:pStyle w:val="Listenabsatz"/>
+              <w:widowControl w:val="0"/>
+              <w:numPr>
+                <w:ilvl w:val="0"/>
+                <w:numId w:val="13"/>
+              </w:numPr>
+              <w:pBdr>
+                <w:top w:val="nil"/>
+                <w:left w:val="nil"/>
+                <w:bottom w:val="nil"/>
+                <w:right w:val="nil"/>
+                <w:between w:val="nil"/>
+              </w:pBdr>
+              <w:spacing w:line="240" w:lineRule="auto"/>
+              <w:rPr>
+                <w:rFonts w:asciiTheme="minorHAnsi" w:hAnsiTheme="minorHAnsi" w:cstheme="minorHAnsi"/>
+                <w:bCs/>
+                <w:sz w:val="24"/>
+                <w:szCs w:val="24"/>
+                <w:lang w:val="de-DE"/>
+              </w:rPr>
+            </w:pPr>
+            <w:r>
+              <w:rPr>
+                <w:rFonts w:asciiTheme="minorHAnsi" w:hAnsiTheme="minorHAnsi" w:cstheme="minorHAnsi"/>
+                <w:bCs/>
+                <w:sz w:val="24"/>
+                <w:szCs w:val="24"/>
+                <w:lang w:val="de-DE"/>
+              </w:rPr>
+              <w:t xml:space="preserve">Das </w:t>
+            </w:r>
+            <w:proofErr w:type="spellStart"/>
+            <w:r>
+              <w:rPr>
+                <w:rFonts w:asciiTheme="minorHAnsi" w:hAnsiTheme="minorHAnsi" w:cstheme="minorHAnsi"/>
+                <w:bCs/>
+                <w:sz w:val="24"/>
+                <w:szCs w:val="24"/>
+                <w:lang w:val="de-DE"/>
+              </w:rPr>
+              <w:t>Strategy</w:t>
+            </w:r>
+            <w:proofErr w:type="spellEnd"/>
+            <w:r>
+              <w:rPr>
+                <w:rFonts w:asciiTheme="minorHAnsi" w:hAnsiTheme="minorHAnsi" w:cstheme="minorHAnsi"/>
+                <w:bCs/>
+                <w:sz w:val="24"/>
+                <w:szCs w:val="24"/>
+                <w:lang w:val="de-DE"/>
+              </w:rPr>
+              <w:noBreakHyphen/>
+              <w:t>Pattern ist im Code korrekt konfiguriert.</w:t>
+            </w:r>
+          </w:p>
+        </w:tc>
+      </w:tr>
+      <w:tr>
+        <w:tc>
+          <w:tcPr>
+            <w:tcW w:w="1975" w:type="dxa"/>
+            <w:shd w:val="clear" w:color="auto" w:fill="auto"/>
+            <w:tcMar>
+              <w:top w:w="100" w:type="dxa"/>
+              <w:left w:w="100" w:type="dxa"/>
+              <w:bottom w:w="100" w:type="dxa"/>
+              <w:right w:w="100" w:type="dxa"/>
+            </w:tcMar>
+          </w:tcPr>
+          <w:p>
+            <w:pPr>
+              <w:widowControl w:val="0"/>
+              <w:pBdr>
+                <w:top w:val="nil"/>
+                <w:left w:val="nil"/>
+                <w:bottom w:val="nil"/>
+                <w:right w:val="nil"/>
+                <w:between w:val="nil"/>
+              </w:pBdr>
+              <w:spacing w:line="240" w:lineRule="auto"/>
+              <w:rPr>
+                <w:rFonts w:asciiTheme="minorHAnsi" w:hAnsiTheme="minorHAnsi" w:cstheme="minorHAnsi"/>
+                <w:bCs/>
+                <w:sz w:val="24"/>
+                <w:szCs w:val="24"/>
+              </w:rPr>
+            </w:pPr>
+            <w:r>
+              <w:rPr>
+                <w:rFonts w:asciiTheme="minorHAnsi" w:hAnsiTheme="minorHAnsi" w:cstheme="minorHAnsi"/>
+                <w:bCs/>
+                <w:sz w:val="24"/>
+                <w:szCs w:val="24"/>
+              </w:rPr>
+              <w:t>Input</w:t>
+            </w:r>
+          </w:p>
+        </w:tc>
+        <w:tc>
+          <w:tcPr>
+            <w:tcW w:w="6995" w:type="dxa"/>
+            <w:shd w:val="clear" w:color="auto" w:fill="auto"/>
+            <w:tcMar>
+              <w:top w:w="100" w:type="dxa"/>
+              <w:left w:w="100" w:type="dxa"/>
+              <w:bottom w:w="100" w:type="dxa"/>
+              <w:right w:w="100" w:type="dxa"/>
+            </w:tcMar>
+          </w:tcPr>
+          <w:p>
+            <w:pPr>
+              <w:pStyle w:val="Listenabsatz"/>
+              <w:widowControl w:val="0"/>
+              <w:numPr>
+                <w:ilvl w:val="0"/>
+                <w:numId w:val="14"/>
+              </w:numPr>
+              <w:pBdr>
+                <w:top w:val="nil"/>
+                <w:left w:val="nil"/>
+                <w:bottom w:val="nil"/>
+                <w:right w:val="nil"/>
+                <w:between w:val="nil"/>
+              </w:pBdr>
+              <w:spacing w:line="240" w:lineRule="auto"/>
+              <w:rPr>
+                <w:rFonts w:asciiTheme="minorHAnsi" w:hAnsiTheme="minorHAnsi" w:cstheme="minorHAnsi"/>
+                <w:bCs/>
+                <w:sz w:val="24"/>
+                <w:szCs w:val="24"/>
+                <w:lang w:val="de-DE"/>
+              </w:rPr>
+            </w:pPr>
+            <w:r>
+              <w:rPr>
+                <w:rFonts w:asciiTheme="minorHAnsi" w:hAnsiTheme="minorHAnsi" w:cstheme="minorHAnsi"/>
+                <w:bCs/>
+                <w:sz w:val="24"/>
+                <w:szCs w:val="24"/>
+                <w:lang w:val="de-DE"/>
+              </w:rPr>
+              <w:t xml:space="preserve">Signal-Array {0,100,-100,0} </w:t>
+            </w:r>
+          </w:p>
+          <w:p>
+            <w:pPr>
+              <w:pStyle w:val="Listenabsatz"/>
+              <w:widowControl w:val="0"/>
+              <w:numPr>
+                <w:ilvl w:val="0"/>
+                <w:numId w:val="14"/>
+              </w:numPr>
+              <w:pBdr>
+                <w:top w:val="nil"/>
+                <w:left w:val="nil"/>
+                <w:bottom w:val="nil"/>
+                <w:right w:val="nil"/>
+                <w:between w:val="nil"/>
+              </w:pBdr>
+              <w:spacing w:line="240" w:lineRule="auto"/>
+              <w:rPr>
+                <w:rFonts w:asciiTheme="minorHAnsi" w:hAnsiTheme="minorHAnsi" w:cstheme="minorHAnsi"/>
+                <w:bCs/>
+                <w:sz w:val="24"/>
+                <w:szCs w:val="24"/>
+                <w:lang w:val="de-DE"/>
+              </w:rPr>
+            </w:pPr>
+            <w:r>
+              <w:rPr>
+                <w:rFonts w:asciiTheme="minorHAnsi" w:hAnsiTheme="minorHAnsi" w:cstheme="minorHAnsi"/>
+                <w:bCs/>
+                <w:sz w:val="24"/>
+                <w:szCs w:val="24"/>
+              </w:rPr>
+              <w:t xml:space="preserve">Zu verwendende </w:t>
+            </w:r>
+            <w:proofErr w:type="spellStart"/>
+            <w:r>
+              <w:rPr>
+                <w:rFonts w:asciiTheme="minorHAnsi" w:hAnsiTheme="minorHAnsi" w:cstheme="minorHAnsi"/>
+                <w:bCs/>
+                <w:sz w:val="24"/>
+                <w:szCs w:val="24"/>
+              </w:rPr>
+              <w:t>Strategy</w:t>
+            </w:r>
+            <w:proofErr w:type="spellEnd"/>
+            <w:r>
+              <w:rPr>
+                <w:rFonts w:asciiTheme="minorHAnsi" w:hAnsiTheme="minorHAnsi" w:cstheme="minorHAnsi"/>
+                <w:bCs/>
+                <w:sz w:val="24"/>
+                <w:szCs w:val="24"/>
+              </w:rPr>
+              <w:noBreakHyphen/>
+              <w:t xml:space="preserve">Implementierung: </w:t>
+            </w:r>
+            <w:proofErr w:type="spellStart"/>
+            <w:r>
+              <w:rPr>
+                <w:rFonts w:asciiTheme="minorHAnsi" w:hAnsiTheme="minorHAnsi" w:cstheme="minorHAnsi"/>
+                <w:bCs/>
+                <w:sz w:val="24"/>
+                <w:szCs w:val="24"/>
+              </w:rPr>
+              <w:t>SignalFFTSharpTransformer</w:t>
+            </w:r>
+            <w:proofErr w:type="spellEnd"/>
+            <w:r>
+              <w:rPr>
+                <w:rFonts w:asciiTheme="minorHAnsi" w:hAnsiTheme="minorHAnsi" w:cstheme="minorHAnsi"/>
+                <w:bCs/>
+                <w:sz w:val="24"/>
+                <w:szCs w:val="24"/>
+              </w:rPr>
+              <w:t xml:space="preserve"> (</w:t>
+            </w:r>
+            <w:proofErr w:type="spellStart"/>
+            <w:r>
+              <w:rPr>
+                <w:rFonts w:asciiTheme="minorHAnsi" w:hAnsiTheme="minorHAnsi" w:cstheme="minorHAnsi"/>
+                <w:bCs/>
+                <w:sz w:val="24"/>
+                <w:szCs w:val="24"/>
+              </w:rPr>
+              <w:t>FFTSharp</w:t>
+            </w:r>
+            <w:proofErr w:type="spellEnd"/>
+            <w:r>
+              <w:rPr>
+                <w:rFonts w:asciiTheme="minorHAnsi" w:hAnsiTheme="minorHAnsi" w:cstheme="minorHAnsi"/>
+                <w:bCs/>
+                <w:sz w:val="24"/>
+                <w:szCs w:val="24"/>
+              </w:rPr>
+              <w:t>)</w:t>
+            </w:r>
+          </w:p>
+        </w:tc>
+      </w:tr>
+      <w:tr>
+        <w:tc>
+          <w:tcPr>
+            <w:tcW w:w="1975" w:type="dxa"/>
+            <w:shd w:val="clear" w:color="auto" w:fill="auto"/>
+            <w:tcMar>
+              <w:top w:w="100" w:type="dxa"/>
+              <w:left w:w="100" w:type="dxa"/>
+              <w:bottom w:w="100" w:type="dxa"/>
+              <w:right w:w="100" w:type="dxa"/>
+            </w:tcMar>
+          </w:tcPr>
+          <w:p>
+            <w:pPr>
+              <w:widowControl w:val="0"/>
+              <w:pBdr>
+                <w:top w:val="nil"/>
+                <w:left w:val="nil"/>
+                <w:bottom w:val="nil"/>
+                <w:right w:val="nil"/>
+                <w:between w:val="nil"/>
+              </w:pBdr>
+              <w:spacing w:line="240" w:lineRule="auto"/>
+              <w:rPr>
+                <w:rFonts w:asciiTheme="minorHAnsi" w:hAnsiTheme="minorHAnsi" w:cstheme="minorHAnsi"/>
+                <w:bCs/>
+                <w:sz w:val="24"/>
+                <w:szCs w:val="24"/>
+              </w:rPr>
+            </w:pPr>
+            <w:r>
+              <w:rPr>
+                <w:rFonts w:asciiTheme="minorHAnsi" w:hAnsiTheme="minorHAnsi" w:cstheme="minorHAnsi"/>
+                <w:bCs/>
+                <w:sz w:val="24"/>
+                <w:szCs w:val="24"/>
+              </w:rPr>
+              <w:t>Output</w:t>
+            </w:r>
+          </w:p>
+        </w:tc>
+        <w:tc>
+          <w:tcPr>
+            <w:tcW w:w="6995" w:type="dxa"/>
+            <w:shd w:val="clear" w:color="auto" w:fill="auto"/>
+            <w:tcMar>
+              <w:top w:w="100" w:type="dxa"/>
+              <w:left w:w="100" w:type="dxa"/>
+              <w:bottom w:w="100" w:type="dxa"/>
+              <w:right w:w="100" w:type="dxa"/>
+            </w:tcMar>
+          </w:tcPr>
+          <w:p>
+            <w:pPr>
+              <w:widowControl w:val="0"/>
+              <w:pBdr>
+                <w:top w:val="nil"/>
+                <w:left w:val="nil"/>
+                <w:bottom w:val="nil"/>
+                <w:right w:val="nil"/>
+                <w:between w:val="nil"/>
+              </w:pBdr>
+              <w:spacing w:line="240" w:lineRule="auto"/>
+              <w:rPr>
+                <w:rFonts w:asciiTheme="minorHAnsi" w:hAnsiTheme="minorHAnsi" w:cstheme="minorHAnsi"/>
+                <w:bCs/>
+                <w:sz w:val="24"/>
+                <w:szCs w:val="24"/>
+                <w:lang w:val="de-DE"/>
+              </w:rPr>
+            </w:pPr>
+            <w:r>
+              <w:rPr>
+                <w:rFonts w:asciiTheme="minorHAnsi" w:hAnsiTheme="minorHAnsi" w:cstheme="minorHAnsi"/>
+                <w:bCs/>
+                <w:sz w:val="24"/>
+                <w:szCs w:val="24"/>
+              </w:rPr>
+              <w:t xml:space="preserve">Array mit </w:t>
+            </w:r>
+            <w:r>
+              <w:rPr>
+                <w:rFonts w:asciiTheme="minorHAnsi" w:hAnsiTheme="minorHAnsi" w:cstheme="minorHAnsi"/>
+                <w:bCs/>
+                <w:sz w:val="24"/>
+                <w:szCs w:val="24"/>
+              </w:rPr>
+              <w:t>Magnituden Werten</w:t>
+            </w:r>
+            <w:r>
+              <w:rPr>
+                <w:rFonts w:asciiTheme="minorHAnsi" w:hAnsiTheme="minorHAnsi" w:cstheme="minorHAnsi"/>
+                <w:bCs/>
+                <w:sz w:val="24"/>
+                <w:szCs w:val="24"/>
+              </w:rPr>
+              <w:t xml:space="preserve"> des FFT</w:t>
+            </w:r>
+            <w:r>
+              <w:rPr>
+                <w:rFonts w:asciiTheme="minorHAnsi" w:hAnsiTheme="minorHAnsi" w:cstheme="minorHAnsi"/>
+                <w:bCs/>
+                <w:sz w:val="24"/>
+                <w:szCs w:val="24"/>
+              </w:rPr>
+              <w:noBreakHyphen/>
+              <w:t>Transforms</w:t>
+            </w:r>
+            <w:r>
+              <w:rPr>
+                <w:rFonts w:asciiTheme="minorHAnsi" w:hAnsiTheme="minorHAnsi" w:cstheme="minorHAnsi"/>
+                <w:bCs/>
+                <w:sz w:val="24"/>
+                <w:szCs w:val="24"/>
+              </w:rPr>
+              <w:t>.</w:t>
+            </w:r>
+          </w:p>
+        </w:tc>
+      </w:tr>
+      <w:tr>
+        <w:tc>
+          <w:tcPr>
+            <w:tcW w:w="1975" w:type="dxa"/>
+            <w:shd w:val="clear" w:color="auto" w:fill="auto"/>
+            <w:tcMar>
+              <w:top w:w="100" w:type="dxa"/>
+              <w:left w:w="100" w:type="dxa"/>
+              <w:bottom w:w="100" w:type="dxa"/>
+              <w:right w:w="100" w:type="dxa"/>
+            </w:tcMar>
+          </w:tcPr>
+          <w:p>
+            <w:pPr>
+              <w:widowControl w:val="0"/>
+              <w:pBdr>
+                <w:top w:val="nil"/>
+                <w:left w:val="nil"/>
+                <w:bottom w:val="nil"/>
+                <w:right w:val="nil"/>
+                <w:between w:val="nil"/>
+              </w:pBdr>
+              <w:spacing w:line="240" w:lineRule="auto"/>
+              <w:rPr>
+                <w:rFonts w:asciiTheme="minorHAnsi" w:hAnsiTheme="minorHAnsi" w:cstheme="minorHAnsi"/>
+                <w:bCs/>
+                <w:sz w:val="24"/>
+                <w:szCs w:val="24"/>
+              </w:rPr>
+            </w:pPr>
+            <w:r>
+              <w:rPr>
+                <w:rFonts w:asciiTheme="minorHAnsi" w:hAnsiTheme="minorHAnsi" w:cstheme="minorHAnsi"/>
+                <w:bCs/>
+                <w:sz w:val="24"/>
+                <w:szCs w:val="24"/>
+              </w:rPr>
+              <w:t>Nachbedingung</w:t>
+            </w:r>
+          </w:p>
+        </w:tc>
+        <w:tc>
+          <w:tcPr>
+            <w:tcW w:w="6995" w:type="dxa"/>
+            <w:shd w:val="clear" w:color="auto" w:fill="auto"/>
+            <w:tcMar>
+              <w:top w:w="100" w:type="dxa"/>
+              <w:left w:w="100" w:type="dxa"/>
+              <w:bottom w:w="100" w:type="dxa"/>
+              <w:right w:w="100" w:type="dxa"/>
+            </w:tcMar>
+          </w:tcPr>
+          <w:p>
+            <w:pPr>
+              <w:widowControl w:val="0"/>
+              <w:pBdr>
+                <w:top w:val="nil"/>
+                <w:left w:val="nil"/>
+                <w:bottom w:val="nil"/>
+                <w:right w:val="nil"/>
+                <w:between w:val="nil"/>
+              </w:pBdr>
+              <w:spacing w:line="240" w:lineRule="auto"/>
+              <w:rPr>
+                <w:rFonts w:asciiTheme="minorHAnsi" w:hAnsiTheme="minorHAnsi" w:cstheme="minorHAnsi"/>
+                <w:bCs/>
+                <w:sz w:val="24"/>
+                <w:szCs w:val="24"/>
+              </w:rPr>
+            </w:pPr>
+            <w:r>
+              <w:rPr>
+                <w:rFonts w:asciiTheme="minorHAnsi" w:hAnsiTheme="minorHAnsi" w:cstheme="minorHAnsi"/>
+                <w:bCs/>
+                <w:sz w:val="24"/>
+                <w:szCs w:val="24"/>
+              </w:rPr>
+              <w:t>-</w:t>
+            </w:r>
+          </w:p>
+        </w:tc>
+      </w:tr>
+    </w:tbl>
+    <w:p>
+      <w:pPr>
+        <w:rPr>
+          <w:rFonts w:asciiTheme="minorHAnsi" w:hAnsiTheme="minorHAnsi" w:cstheme="minorHAnsi"/>
+          <w:sz w:val="24"/>
+          <w:szCs w:val="24"/>
+        </w:rPr>
+      </w:pPr>
+    </w:p>
+    <w:p>
+      <w:pPr>
+        <w:rPr>
+          <w:rFonts w:asciiTheme="minorHAnsi" w:hAnsiTheme="minorHAnsi" w:cstheme="minorHAnsi"/>
+          <w:sz w:val="24"/>
+          <w:szCs w:val="24"/>
+        </w:rPr>
+      </w:pPr>
+    </w:p>
+    <w:p>
+      <w:pPr>
+        <w:rPr>
+          <w:rFonts w:asciiTheme="minorHAnsi" w:hAnsiTheme="minorHAnsi" w:cstheme="minorHAnsi"/>
+          <w:sz w:val="24"/>
+          <w:szCs w:val="24"/>
+        </w:rPr>
+      </w:pPr>
+    </w:p>
+    <w:p>
+      <w:pPr>
+        <w:rPr>
+          <w:rFonts w:asciiTheme="minorHAnsi" w:hAnsiTheme="minorHAnsi" w:cstheme="minorHAnsi"/>
+          <w:sz w:val="24"/>
+          <w:szCs w:val="24"/>
+        </w:rPr>
+      </w:pPr>
+    </w:p>
+    <w:p>
+      <w:pPr>
+        <w:rPr>
+          <w:rFonts w:asciiTheme="minorHAnsi" w:hAnsiTheme="minorHAnsi" w:cstheme="minorHAnsi"/>
+          <w:sz w:val="24"/>
+          <w:szCs w:val="24"/>
+        </w:rPr>
+      </w:pPr>
+    </w:p>
+    <w:p>
+      <w:pPr>
+        <w:rPr>
+          <w:rFonts w:asciiTheme="minorHAnsi" w:hAnsiTheme="minorHAnsi" w:cstheme="minorHAnsi"/>
+          <w:sz w:val="24"/>
+          <w:szCs w:val="24"/>
+        </w:rPr>
+      </w:pPr>
+    </w:p>
+    <w:p>
+      <w:pPr>
+        <w:rPr>
+          <w:rFonts w:asciiTheme="minorHAnsi" w:hAnsiTheme="minorHAnsi" w:cstheme="minorHAnsi"/>
+          <w:sz w:val="24"/>
+          <w:szCs w:val="24"/>
+        </w:rPr>
+      </w:pPr>
+    </w:p>
+    <w:tbl>
+      <w:tblPr>
+        <w:tblpPr w:leftFromText="141" w:rightFromText="141" w:horzAnchor="margin" w:tblpY="1515"/>
+        <w:tblW w:w="8970" w:type="dxa"/>
+        <w:tblBorders>
+          <w:top w:val="single" w:sz="8" w:space="0" w:color="000000"/>
+          <w:left w:val="single" w:sz="8" w:space="0" w:color="000000"/>
+          <w:bottom w:val="single" w:sz="8" w:space="0" w:color="000000"/>
+          <w:right w:val="single" w:sz="8" w:space="0" w:color="000000"/>
+          <w:insideH w:val="single" w:sz="8" w:space="0" w:color="000000"/>
+          <w:insideV w:val="single" w:sz="8" w:space="0" w:color="000000"/>
+        </w:tblBorders>
+        <w:tblLayout w:type="fixed"/>
+        <w:tblLook w:val="0600" w:firstRow="0" w:lastRow="0" w:firstColumn="0" w:lastColumn="0" w:noHBand="1" w:noVBand="1"/>
+      </w:tblPr>
+      <w:tblGrid>
+        <w:gridCol w:w="1975"/>
+        <w:gridCol w:w="6995"/>
+      </w:tblGrid>
+      <w:tr>
+        <w:tc>
+          <w:tcPr>
+            <w:tcW w:w="1975" w:type="dxa"/>
+            <w:shd w:val="clear" w:color="auto" w:fill="E7E6E6" w:themeFill="background2"/>
+            <w:tcMar>
+              <w:top w:w="100" w:type="dxa"/>
+              <w:left w:w="100" w:type="dxa"/>
+              <w:bottom w:w="100" w:type="dxa"/>
+              <w:right w:w="100" w:type="dxa"/>
+            </w:tcMar>
+          </w:tcPr>
+          <w:p>
+            <w:pPr>
+              <w:widowControl w:val="0"/>
+              <w:pBdr>
+                <w:top w:val="nil"/>
+                <w:left w:val="nil"/>
+                <w:bottom w:val="nil"/>
+                <w:right w:val="nil"/>
+                <w:between w:val="nil"/>
+              </w:pBdr>
+              <w:spacing w:line="240" w:lineRule="auto"/>
+              <w:rPr>
+                <w:rFonts w:asciiTheme="minorHAnsi" w:hAnsiTheme="minorHAnsi" w:cstheme="minorHAnsi"/>
+                <w:bCs/>
+                <w:sz w:val="24"/>
+                <w:szCs w:val="24"/>
+              </w:rPr>
+            </w:pPr>
+            <w:r>
+              <w:rPr>
+                <w:rFonts w:asciiTheme="minorHAnsi" w:hAnsiTheme="minorHAnsi" w:cstheme="minorHAnsi"/>
+                <w:bCs/>
+                <w:sz w:val="24"/>
+                <w:szCs w:val="24"/>
+              </w:rPr>
+              <w:t>ID</w:t>
+            </w:r>
+          </w:p>
+        </w:tc>
+        <w:tc>
+          <w:tcPr>
+            <w:tcW w:w="6995" w:type="dxa"/>
+            <w:shd w:val="clear" w:color="auto" w:fill="E7E6E6" w:themeFill="background2"/>
+            <w:tcMar>
+              <w:top w:w="100" w:type="dxa"/>
+              <w:left w:w="100" w:type="dxa"/>
+              <w:bottom w:w="100" w:type="dxa"/>
+              <w:right w:w="100" w:type="dxa"/>
+            </w:tcMar>
+          </w:tcPr>
+          <w:p>
+            <w:pPr>
+              <w:widowControl w:val="0"/>
+              <w:pBdr>
+                <w:top w:val="nil"/>
+                <w:left w:val="nil"/>
+                <w:bottom w:val="nil"/>
+                <w:right w:val="nil"/>
+                <w:between w:val="nil"/>
+              </w:pBdr>
+              <w:spacing w:line="240" w:lineRule="auto"/>
+              <w:rPr>
+                <w:rFonts w:asciiTheme="minorHAnsi" w:hAnsiTheme="minorHAnsi" w:cstheme="minorHAnsi"/>
+                <w:bCs/>
+                <w:sz w:val="24"/>
+                <w:szCs w:val="24"/>
+              </w:rPr>
+            </w:pPr>
+            <w:r>
+              <w:rPr>
+                <w:rFonts w:asciiTheme="minorHAnsi" w:hAnsiTheme="minorHAnsi" w:cstheme="minorHAnsi"/>
+                <w:bCs/>
+                <w:sz w:val="24"/>
+                <w:szCs w:val="24"/>
+              </w:rPr>
+              <w:t>KT1.5</w:t>
+            </w:r>
+          </w:p>
+        </w:tc>
+      </w:tr>
+      <w:tr>
+        <w:tc>
+          <w:tcPr>
+            <w:tcW w:w="1975" w:type="dxa"/>
+            <w:shd w:val="clear" w:color="auto" w:fill="auto"/>
+            <w:tcMar>
+              <w:top w:w="100" w:type="dxa"/>
+              <w:left w:w="100" w:type="dxa"/>
+              <w:bottom w:w="100" w:type="dxa"/>
+              <w:right w:w="100" w:type="dxa"/>
+            </w:tcMar>
+          </w:tcPr>
+          <w:p>
+            <w:pPr>
+              <w:widowControl w:val="0"/>
+              <w:pBdr>
+                <w:top w:val="nil"/>
+                <w:left w:val="nil"/>
+                <w:bottom w:val="nil"/>
+                <w:right w:val="nil"/>
+                <w:between w:val="nil"/>
+              </w:pBdr>
+              <w:spacing w:line="240" w:lineRule="auto"/>
+              <w:rPr>
+                <w:rFonts w:asciiTheme="minorHAnsi" w:hAnsiTheme="minorHAnsi" w:cstheme="minorHAnsi"/>
+                <w:bCs/>
+                <w:sz w:val="24"/>
+                <w:szCs w:val="24"/>
+              </w:rPr>
+            </w:pPr>
+            <w:r>
+              <w:rPr>
+                <w:rFonts w:asciiTheme="minorHAnsi" w:hAnsiTheme="minorHAnsi" w:cstheme="minorHAnsi"/>
+                <w:bCs/>
+                <w:sz w:val="24"/>
+                <w:szCs w:val="24"/>
+              </w:rPr>
+              <w:t>Beschreibung</w:t>
+            </w:r>
+          </w:p>
+        </w:tc>
+        <w:tc>
+          <w:tcPr>
+            <w:tcW w:w="6995" w:type="dxa"/>
+            <w:shd w:val="clear" w:color="auto" w:fill="auto"/>
+            <w:tcMar>
+              <w:top w:w="100" w:type="dxa"/>
+              <w:left w:w="100" w:type="dxa"/>
+              <w:bottom w:w="100" w:type="dxa"/>
+              <w:right w:w="100" w:type="dxa"/>
+            </w:tcMar>
+          </w:tcPr>
+          <w:p>
+            <w:pPr>
+              <w:widowControl w:val="0"/>
+              <w:pBdr>
+                <w:top w:val="nil"/>
+                <w:left w:val="nil"/>
+                <w:bottom w:val="nil"/>
+                <w:right w:val="nil"/>
+                <w:between w:val="nil"/>
+              </w:pBdr>
+              <w:spacing w:line="240" w:lineRule="auto"/>
+              <w:rPr>
+                <w:rFonts w:asciiTheme="minorHAnsi" w:hAnsiTheme="minorHAnsi" w:cstheme="minorHAnsi"/>
+                <w:bCs/>
+                <w:sz w:val="24"/>
+                <w:szCs w:val="24"/>
+                <w:lang w:val="de-DE"/>
+              </w:rPr>
+            </w:pPr>
+            <w:r>
+              <w:rPr>
+                <w:rFonts w:asciiTheme="minorHAnsi" w:hAnsiTheme="minorHAnsi" w:cstheme="minorHAnsi"/>
+                <w:bCs/>
+                <w:sz w:val="24"/>
+                <w:szCs w:val="24"/>
+              </w:rPr>
+              <w:t>Extraktion von 26 MFCC</w:t>
+            </w:r>
+            <w:r>
+              <w:rPr>
+                <w:rFonts w:asciiTheme="minorHAnsi" w:hAnsiTheme="minorHAnsi" w:cstheme="minorHAnsi"/>
+                <w:bCs/>
+                <w:sz w:val="24"/>
+                <w:szCs w:val="24"/>
+              </w:rPr>
+              <w:noBreakHyphen/>
+              <w:t>Koeffizienten aus einem kurzen Audiosignal.</w:t>
+            </w:r>
+          </w:p>
+        </w:tc>
+      </w:tr>
+      <w:tr>
+        <w:tc>
+          <w:tcPr>
+            <w:tcW w:w="1975" w:type="dxa"/>
+            <w:shd w:val="clear" w:color="auto" w:fill="auto"/>
+            <w:tcMar>
+              <w:top w:w="100" w:type="dxa"/>
+              <w:left w:w="100" w:type="dxa"/>
+              <w:bottom w:w="100" w:type="dxa"/>
+              <w:right w:w="100" w:type="dxa"/>
+            </w:tcMar>
+          </w:tcPr>
+          <w:p>
+            <w:pPr>
+              <w:widowControl w:val="0"/>
+              <w:pBdr>
+                <w:top w:val="nil"/>
+                <w:left w:val="nil"/>
+                <w:bottom w:val="nil"/>
+                <w:right w:val="nil"/>
+                <w:between w:val="nil"/>
+              </w:pBdr>
+              <w:spacing w:line="240" w:lineRule="auto"/>
+              <w:rPr>
+                <w:rFonts w:asciiTheme="minorHAnsi" w:hAnsiTheme="minorHAnsi" w:cstheme="minorHAnsi"/>
+                <w:bCs/>
+                <w:sz w:val="24"/>
+                <w:szCs w:val="24"/>
+              </w:rPr>
+            </w:pPr>
+            <w:r>
+              <w:rPr>
+                <w:rFonts w:asciiTheme="minorHAnsi" w:hAnsiTheme="minorHAnsi" w:cstheme="minorHAnsi"/>
+                <w:bCs/>
+                <w:sz w:val="24"/>
+                <w:szCs w:val="24"/>
+              </w:rPr>
+              <w:t>Vorbedingung</w:t>
+            </w:r>
+          </w:p>
+        </w:tc>
+        <w:tc>
+          <w:tcPr>
+            <w:tcW w:w="6995" w:type="dxa"/>
+            <w:shd w:val="clear" w:color="auto" w:fill="auto"/>
+            <w:tcMar>
+              <w:top w:w="100" w:type="dxa"/>
+              <w:left w:w="100" w:type="dxa"/>
+              <w:bottom w:w="100" w:type="dxa"/>
+              <w:right w:w="100" w:type="dxa"/>
+            </w:tcMar>
+          </w:tcPr>
+          <w:p>
+            <w:pPr>
+              <w:widowControl w:val="0"/>
+              <w:pBdr>
+                <w:top w:val="nil"/>
+                <w:left w:val="nil"/>
+                <w:bottom w:val="nil"/>
+                <w:right w:val="nil"/>
+                <w:between w:val="nil"/>
+              </w:pBdr>
+              <w:spacing w:line="240" w:lineRule="auto"/>
+              <w:rPr>
+                <w:rFonts w:asciiTheme="minorHAnsi" w:hAnsiTheme="minorHAnsi" w:cstheme="minorHAnsi"/>
+                <w:bCs/>
+                <w:sz w:val="24"/>
+                <w:szCs w:val="24"/>
+                <w:lang w:val="de-DE"/>
+              </w:rPr>
+            </w:pPr>
+            <w:proofErr w:type="spellStart"/>
+            <w:r>
+              <w:rPr>
+                <w:rFonts w:asciiTheme="minorHAnsi" w:hAnsiTheme="minorHAnsi" w:cstheme="minorHAnsi"/>
+                <w:bCs/>
+                <w:sz w:val="24"/>
+                <w:szCs w:val="24"/>
+                <w:lang w:val="de-DE"/>
+              </w:rPr>
+              <w:t>InputToM</w:t>
+            </w:r>
+            <w:r>
+              <w:rPr>
+                <w:rFonts w:asciiTheme="minorHAnsi" w:hAnsiTheme="minorHAnsi" w:cstheme="minorHAnsi"/>
+                <w:bCs/>
+                <w:sz w:val="24"/>
+                <w:szCs w:val="24"/>
+                <w:lang w:val="de-DE"/>
+              </w:rPr>
+              <w:t>fcc</w:t>
+            </w:r>
+            <w:proofErr w:type="spellEnd"/>
+            <w:r>
+              <w:rPr>
+                <w:rFonts w:asciiTheme="minorHAnsi" w:hAnsiTheme="minorHAnsi" w:cstheme="minorHAnsi"/>
+                <w:bCs/>
+                <w:sz w:val="24"/>
+                <w:szCs w:val="24"/>
+                <w:lang w:val="de-DE"/>
+              </w:rPr>
+              <w:t xml:space="preserve"> ist konfiguriert mit</w:t>
+            </w:r>
+          </w:p>
+          <w:p>
+            <w:pPr>
+              <w:widowControl w:val="0"/>
+              <w:numPr>
+                <w:ilvl w:val="0"/>
+                <w:numId w:val="12"/>
+              </w:numPr>
+              <w:pBdr>
+                <w:top w:val="nil"/>
+                <w:left w:val="nil"/>
+                <w:bottom w:val="nil"/>
+                <w:right w:val="nil"/>
+                <w:between w:val="nil"/>
+              </w:pBdr>
+              <w:spacing w:line="240" w:lineRule="auto"/>
+              <w:rPr>
+                <w:rFonts w:asciiTheme="minorHAnsi" w:hAnsiTheme="minorHAnsi" w:cstheme="minorHAnsi"/>
+                <w:bCs/>
+                <w:sz w:val="24"/>
+                <w:szCs w:val="24"/>
+                <w:lang w:val="de-DE"/>
+              </w:rPr>
+            </w:pPr>
+            <w:r>
+              <w:rPr>
+                <w:rFonts w:asciiTheme="minorHAnsi" w:hAnsiTheme="minorHAnsi" w:cstheme="minorHAnsi"/>
+                <w:bCs/>
+                <w:sz w:val="24"/>
+                <w:szCs w:val="24"/>
+                <w:lang w:val="de-DE"/>
+              </w:rPr>
+              <w:t>Abtastrate = 44 100 Hz</w:t>
+            </w:r>
+          </w:p>
+          <w:p>
+            <w:pPr>
+              <w:widowControl w:val="0"/>
+              <w:numPr>
+                <w:ilvl w:val="0"/>
+                <w:numId w:val="12"/>
+              </w:numPr>
+              <w:pBdr>
+                <w:top w:val="nil"/>
+                <w:left w:val="nil"/>
+                <w:bottom w:val="nil"/>
+                <w:right w:val="nil"/>
+                <w:between w:val="nil"/>
+              </w:pBdr>
+              <w:spacing w:line="240" w:lineRule="auto"/>
+              <w:rPr>
+                <w:rFonts w:asciiTheme="minorHAnsi" w:hAnsiTheme="minorHAnsi" w:cstheme="minorHAnsi"/>
+                <w:bCs/>
+                <w:sz w:val="24"/>
+                <w:szCs w:val="24"/>
+                <w:lang w:val="de-DE"/>
+              </w:rPr>
+            </w:pPr>
+            <w:r>
+              <w:rPr>
+                <w:rFonts w:asciiTheme="minorHAnsi" w:hAnsiTheme="minorHAnsi" w:cstheme="minorHAnsi"/>
+                <w:bCs/>
+                <w:sz w:val="24"/>
+                <w:szCs w:val="24"/>
+                <w:lang w:val="de-DE"/>
+              </w:rPr>
+              <w:t>Anzahl der MFCC</w:t>
+            </w:r>
+            <w:r>
+              <w:rPr>
+                <w:rFonts w:asciiTheme="minorHAnsi" w:hAnsiTheme="minorHAnsi" w:cstheme="minorHAnsi"/>
+                <w:bCs/>
+                <w:sz w:val="24"/>
+                <w:szCs w:val="24"/>
+                <w:lang w:val="de-DE"/>
+              </w:rPr>
+              <w:noBreakHyphen/>
+              <w:t>Koeffizienten = 26</w:t>
+            </w:r>
+          </w:p>
+        </w:tc>
+      </w:tr>
+      <w:tr>
+        <w:tc>
+          <w:tcPr>
+            <w:tcW w:w="1975" w:type="dxa"/>
+            <w:shd w:val="clear" w:color="auto" w:fill="auto"/>
+            <w:tcMar>
+              <w:top w:w="100" w:type="dxa"/>
+              <w:left w:w="100" w:type="dxa"/>
+              <w:bottom w:w="100" w:type="dxa"/>
+              <w:right w:w="100" w:type="dxa"/>
+            </w:tcMar>
+          </w:tcPr>
+          <w:p>
+            <w:pPr>
+              <w:widowControl w:val="0"/>
+              <w:pBdr>
+                <w:top w:val="nil"/>
+                <w:left w:val="nil"/>
+                <w:bottom w:val="nil"/>
+                <w:right w:val="nil"/>
+                <w:between w:val="nil"/>
+              </w:pBdr>
+              <w:spacing w:line="240" w:lineRule="auto"/>
+              <w:rPr>
+                <w:rFonts w:asciiTheme="minorHAnsi" w:hAnsiTheme="minorHAnsi" w:cstheme="minorHAnsi"/>
+                <w:bCs/>
+                <w:sz w:val="24"/>
+                <w:szCs w:val="24"/>
+              </w:rPr>
+            </w:pPr>
+            <w:r>
+              <w:rPr>
+                <w:rFonts w:asciiTheme="minorHAnsi" w:hAnsiTheme="minorHAnsi" w:cstheme="minorHAnsi"/>
+                <w:bCs/>
+                <w:sz w:val="24"/>
+                <w:szCs w:val="24"/>
+              </w:rPr>
+              <w:t>Input</w:t>
+            </w:r>
+          </w:p>
+        </w:tc>
+        <w:tc>
+          <w:tcPr>
+            <w:tcW w:w="6995" w:type="dxa"/>
+            <w:shd w:val="clear" w:color="auto" w:fill="auto"/>
+            <w:tcMar>
+              <w:top w:w="100" w:type="dxa"/>
+              <w:left w:w="100" w:type="dxa"/>
+              <w:bottom w:w="100" w:type="dxa"/>
+              <w:right w:w="100" w:type="dxa"/>
+            </w:tcMar>
+          </w:tcPr>
+          <w:p>
+            <w:pPr>
+              <w:widowControl w:val="0"/>
+              <w:pBdr>
+                <w:top w:val="nil"/>
+                <w:left w:val="nil"/>
+                <w:bottom w:val="nil"/>
+                <w:right w:val="nil"/>
+                <w:between w:val="nil"/>
+              </w:pBdr>
+              <w:spacing w:line="240" w:lineRule="auto"/>
+              <w:rPr>
+                <w:rFonts w:asciiTheme="minorHAnsi" w:hAnsiTheme="minorHAnsi" w:cstheme="minorHAnsi"/>
+                <w:bCs/>
+                <w:sz w:val="24"/>
+                <w:szCs w:val="24"/>
+                <w:lang w:val="de-DE"/>
+              </w:rPr>
+            </w:pPr>
+            <w:r>
+              <w:rPr>
+                <w:rFonts w:asciiTheme="minorHAnsi" w:hAnsiTheme="minorHAnsi" w:cstheme="minorHAnsi"/>
+                <w:bCs/>
+                <w:sz w:val="24"/>
+                <w:szCs w:val="24"/>
+                <w:lang w:val="de-DE"/>
+              </w:rPr>
+              <w:t xml:space="preserve">Signal-Array {0,100,-100,0} </w:t>
+            </w:r>
+          </w:p>
+        </w:tc>
+      </w:tr>
+      <w:tr>
+        <w:tc>
+          <w:tcPr>
+            <w:tcW w:w="1975" w:type="dxa"/>
+            <w:shd w:val="clear" w:color="auto" w:fill="auto"/>
+            <w:tcMar>
+              <w:top w:w="100" w:type="dxa"/>
+              <w:left w:w="100" w:type="dxa"/>
+              <w:bottom w:w="100" w:type="dxa"/>
+              <w:right w:w="100" w:type="dxa"/>
+            </w:tcMar>
+          </w:tcPr>
+          <w:p>
+            <w:pPr>
+              <w:widowControl w:val="0"/>
+              <w:pBdr>
+                <w:top w:val="nil"/>
+                <w:left w:val="nil"/>
+                <w:bottom w:val="nil"/>
+                <w:right w:val="nil"/>
+                <w:between w:val="nil"/>
+              </w:pBdr>
+              <w:spacing w:line="240" w:lineRule="auto"/>
+              <w:rPr>
+                <w:rFonts w:asciiTheme="minorHAnsi" w:hAnsiTheme="minorHAnsi" w:cstheme="minorHAnsi"/>
+                <w:bCs/>
+                <w:sz w:val="24"/>
+                <w:szCs w:val="24"/>
+              </w:rPr>
+            </w:pPr>
+            <w:r>
+              <w:rPr>
+                <w:rFonts w:asciiTheme="minorHAnsi" w:hAnsiTheme="minorHAnsi" w:cstheme="minorHAnsi"/>
+                <w:bCs/>
+                <w:sz w:val="24"/>
+                <w:szCs w:val="24"/>
+              </w:rPr>
+              <w:t>Output</w:t>
+            </w:r>
+          </w:p>
+        </w:tc>
+        <w:tc>
+          <w:tcPr>
+            <w:tcW w:w="6995" w:type="dxa"/>
+            <w:shd w:val="clear" w:color="auto" w:fill="auto"/>
+            <w:tcMar>
+              <w:top w:w="100" w:type="dxa"/>
+              <w:left w:w="100" w:type="dxa"/>
+              <w:bottom w:w="100" w:type="dxa"/>
+              <w:right w:w="100" w:type="dxa"/>
+            </w:tcMar>
+          </w:tcPr>
+          <w:p>
+            <w:pPr>
+              <w:widowControl w:val="0"/>
+              <w:pBdr>
+                <w:top w:val="nil"/>
+                <w:left w:val="nil"/>
+                <w:bottom w:val="nil"/>
+                <w:right w:val="nil"/>
+                <w:between w:val="nil"/>
+              </w:pBdr>
+              <w:spacing w:line="240" w:lineRule="auto"/>
+              <w:rPr>
+                <w:rFonts w:asciiTheme="minorHAnsi" w:hAnsiTheme="minorHAnsi" w:cstheme="minorHAnsi"/>
+                <w:bCs/>
+                <w:sz w:val="24"/>
+                <w:szCs w:val="24"/>
+                <w:lang w:val="de-DE"/>
+              </w:rPr>
+            </w:pPr>
+            <w:r>
+              <w:rPr>
+                <w:rFonts w:asciiTheme="minorHAnsi" w:hAnsiTheme="minorHAnsi" w:cstheme="minorHAnsi"/>
+                <w:bCs/>
+                <w:sz w:val="24"/>
+                <w:szCs w:val="24"/>
+              </w:rPr>
+              <w:t>Rückgabe eines double[] der Länge 26</w:t>
+            </w:r>
+            <w:r>
+              <w:rPr>
+                <w:rFonts w:asciiTheme="minorHAnsi" w:hAnsiTheme="minorHAnsi" w:cstheme="minorHAnsi"/>
+                <w:bCs/>
+                <w:sz w:val="24"/>
+                <w:szCs w:val="24"/>
+              </w:rPr>
+              <w:t>.</w:t>
             </w:r>
           </w:p>
           <w:p>
@@ -5916,6 +6026,268 @@
     </w:lvl>
   </w:abstractNum>
   <w:abstractNum w:abstractNumId="2" w15:restartNumberingAfterBreak="0">
+    <w:nsid w:val="0D23205E"/>
+    <w:multiLevelType w:val="multilevel"/>
+    <w:tmpl w:val="D1B6C9B4"/>
+    <w:lvl w:ilvl="0">
+      <w:start w:val="1"/>
+      <w:numFmt w:val="bullet"/>
+      <w:lvlText w:val=""/>
+      <w:lvlJc w:val="left"/>
+      <w:pPr>
+        <w:tabs>
+          <w:tab w:val="num" w:pos="720"/>
+        </w:tabs>
+        <w:ind w:left="720" w:hanging="360"/>
+      </w:pPr>
+      <w:rPr>
+        <w:rFonts w:ascii="Symbol" w:hAnsi="Symbol" w:hint="default"/>
+        <w:sz w:val="20"/>
+      </w:rPr>
+    </w:lvl>
+    <w:lvl w:ilvl="1" w:tentative="1">
+      <w:start w:val="1"/>
+      <w:numFmt w:val="bullet"/>
+      <w:lvlText w:val="o"/>
+      <w:lvlJc w:val="left"/>
+      <w:pPr>
+        <w:tabs>
+          <w:tab w:val="num" w:pos="1440"/>
+        </w:tabs>
+        <w:ind w:left="1440" w:hanging="360"/>
+      </w:pPr>
+      <w:rPr>
+        <w:rFonts w:ascii="Courier New" w:hAnsi="Courier New" w:hint="default"/>
+        <w:sz w:val="20"/>
+      </w:rPr>
+    </w:lvl>
+    <w:lvl w:ilvl="2" w:tentative="1">
+      <w:start w:val="1"/>
+      <w:numFmt w:val="bullet"/>
+      <w:lvlText w:val=""/>
+      <w:lvlJc w:val="left"/>
+      <w:pPr>
+        <w:tabs>
+          <w:tab w:val="num" w:pos="2160"/>
+        </w:tabs>
+        <w:ind w:left="2160" w:hanging="360"/>
+      </w:pPr>
+      <w:rPr>
+        <w:rFonts w:ascii="Wingdings" w:hAnsi="Wingdings" w:hint="default"/>
+        <w:sz w:val="20"/>
+      </w:rPr>
+    </w:lvl>
+    <w:lvl w:ilvl="3" w:tentative="1">
+      <w:start w:val="1"/>
+      <w:numFmt w:val="bullet"/>
+      <w:lvlText w:val=""/>
+      <w:lvlJc w:val="left"/>
+      <w:pPr>
+        <w:tabs>
+          <w:tab w:val="num" w:pos="2880"/>
+        </w:tabs>
+        <w:ind w:left="2880" w:hanging="360"/>
+      </w:pPr>
+      <w:rPr>
+        <w:rFonts w:ascii="Wingdings" w:hAnsi="Wingdings" w:hint="default"/>
+        <w:sz w:val="20"/>
+      </w:rPr>
+    </w:lvl>
+    <w:lvl w:ilvl="4" w:tentative="1">
+      <w:start w:val="1"/>
+      <w:numFmt w:val="bullet"/>
+      <w:lvlText w:val=""/>
+      <w:lvlJc w:val="left"/>
+      <w:pPr>
+        <w:tabs>
+          <w:tab w:val="num" w:pos="3600"/>
+        </w:tabs>
+        <w:ind w:left="3600" w:hanging="360"/>
+      </w:pPr>
+      <w:rPr>
+        <w:rFonts w:ascii="Wingdings" w:hAnsi="Wingdings" w:hint="default"/>
+        <w:sz w:val="20"/>
+      </w:rPr>
+    </w:lvl>
+    <w:lvl w:ilvl="5" w:tentative="1">
+      <w:start w:val="1"/>
+      <w:numFmt w:val="bullet"/>
+      <w:lvlText w:val=""/>
+      <w:lvlJc w:val="left"/>
+      <w:pPr>
+        <w:tabs>
+          <w:tab w:val="num" w:pos="4320"/>
+        </w:tabs>
+        <w:ind w:left="4320" w:hanging="360"/>
+      </w:pPr>
+      <w:rPr>
+        <w:rFonts w:ascii="Wingdings" w:hAnsi="Wingdings" w:hint="default"/>
+        <w:sz w:val="20"/>
+      </w:rPr>
+    </w:lvl>
+    <w:lvl w:ilvl="6" w:tentative="1">
+      <w:start w:val="1"/>
+      <w:numFmt w:val="bullet"/>
+      <w:lvlText w:val=""/>
+      <w:lvlJc w:val="left"/>
+      <w:pPr>
+        <w:tabs>
+          <w:tab w:val="num" w:pos="5040"/>
+        </w:tabs>
+        <w:ind w:left="5040" w:hanging="360"/>
+      </w:pPr>
+      <w:rPr>
+        <w:rFonts w:ascii="Wingdings" w:hAnsi="Wingdings" w:hint="default"/>
+        <w:sz w:val="20"/>
+      </w:rPr>
+    </w:lvl>
+    <w:lvl w:ilvl="7" w:tentative="1">
+      <w:start w:val="1"/>
+      <w:numFmt w:val="bullet"/>
+      <w:lvlText w:val=""/>
+      <w:lvlJc w:val="left"/>
+      <w:pPr>
+        <w:tabs>
+          <w:tab w:val="num" w:pos="5760"/>
+        </w:tabs>
+        <w:ind w:left="5760" w:hanging="360"/>
+      </w:pPr>
+      <w:rPr>
+        <w:rFonts w:ascii="Wingdings" w:hAnsi="Wingdings" w:hint="default"/>
+        <w:sz w:val="20"/>
+      </w:rPr>
+    </w:lvl>
+    <w:lvl w:ilvl="8" w:tentative="1">
+      <w:start w:val="1"/>
+      <w:numFmt w:val="bullet"/>
+      <w:lvlText w:val=""/>
+      <w:lvlJc w:val="left"/>
+      <w:pPr>
+        <w:tabs>
+          <w:tab w:val="num" w:pos="6480"/>
+        </w:tabs>
+        <w:ind w:left="6480" w:hanging="360"/>
+      </w:pPr>
+      <w:rPr>
+        <w:rFonts w:ascii="Wingdings" w:hAnsi="Wingdings" w:hint="default"/>
+        <w:sz w:val="20"/>
+      </w:rPr>
+    </w:lvl>
+  </w:abstractNum>
+  <w:abstractNum w:abstractNumId="3" w15:restartNumberingAfterBreak="0">
+    <w:nsid w:val="121E37D9"/>
+    <w:multiLevelType w:val="hybridMultilevel"/>
+    <w:tmpl w:val="9C7600C8"/>
+    <w:lvl w:ilvl="0" w:tplc="04070001">
+      <w:start w:val="1"/>
+      <w:numFmt w:val="bullet"/>
+      <w:lvlText w:val=""/>
+      <w:lvlJc w:val="left"/>
+      <w:pPr>
+        <w:ind w:left="720" w:hanging="360"/>
+      </w:pPr>
+      <w:rPr>
+        <w:rFonts w:ascii="Symbol" w:hAnsi="Symbol" w:hint="default"/>
+      </w:rPr>
+    </w:lvl>
+    <w:lvl w:ilvl="1" w:tplc="04070003" w:tentative="1">
+      <w:start w:val="1"/>
+      <w:numFmt w:val="bullet"/>
+      <w:lvlText w:val="o"/>
+      <w:lvlJc w:val="left"/>
+      <w:pPr>
+        <w:ind w:left="1440" w:hanging="360"/>
+      </w:pPr>
+      <w:rPr>
+        <w:rFonts w:ascii="Courier New" w:hAnsi="Courier New" w:cs="Courier New" w:hint="default"/>
+      </w:rPr>
+    </w:lvl>
+    <w:lvl w:ilvl="2" w:tplc="04070005" w:tentative="1">
+      <w:start w:val="1"/>
+      <w:numFmt w:val="bullet"/>
+      <w:lvlText w:val=""/>
+      <w:lvlJc w:val="left"/>
+      <w:pPr>
+        <w:ind w:left="2160" w:hanging="360"/>
+      </w:pPr>
+      <w:rPr>
+        <w:rFonts w:ascii="Wingdings" w:hAnsi="Wingdings" w:hint="default"/>
+      </w:rPr>
+    </w:lvl>
+    <w:lvl w:ilvl="3" w:tplc="04070001" w:tentative="1">
+      <w:start w:val="1"/>
+      <w:numFmt w:val="bullet"/>
+      <w:lvlText w:val=""/>
+      <w:lvlJc w:val="left"/>
+      <w:pPr>
+        <w:ind w:left="2880" w:hanging="360"/>
+      </w:pPr>
+      <w:rPr>
+        <w:rFonts w:ascii="Symbol" w:hAnsi="Symbol" w:hint="default"/>
+      </w:rPr>
+    </w:lvl>
+    <w:lvl w:ilvl="4" w:tplc="04070003" w:tentative="1">
+      <w:start w:val="1"/>
+      <w:numFmt w:val="bullet"/>
+      <w:lvlText w:val="o"/>
+      <w:lvlJc w:val="left"/>
+      <w:pPr>
+        <w:ind w:left="3600" w:hanging="360"/>
+      </w:pPr>
+      <w:rPr>
+        <w:rFonts w:ascii="Courier New" w:hAnsi="Courier New" w:cs="Courier New" w:hint="default"/>
+      </w:rPr>
+    </w:lvl>
+    <w:lvl w:ilvl="5" w:tplc="04070005" w:tentative="1">
+      <w:start w:val="1"/>
+      <w:numFmt w:val="bullet"/>
+      <w:lvlText w:val=""/>
+      <w:lvlJc w:val="left"/>
+      <w:pPr>
+        <w:ind w:left="4320" w:hanging="360"/>
+      </w:pPr>
+      <w:rPr>
+        <w:rFonts w:ascii="Wingdings" w:hAnsi="Wingdings" w:hint="default"/>
+      </w:rPr>
+    </w:lvl>
+    <w:lvl w:ilvl="6" w:tplc="04070001" w:tentative="1">
+      <w:start w:val="1"/>
+      <w:numFmt w:val="bullet"/>
+      <w:lvlText w:val=""/>
+      <w:lvlJc w:val="left"/>
+      <w:pPr>
+        <w:ind w:left="5040" w:hanging="360"/>
+      </w:pPr>
+      <w:rPr>
+        <w:rFonts w:ascii="Symbol" w:hAnsi="Symbol" w:hint="default"/>
+      </w:rPr>
+    </w:lvl>
+    <w:lvl w:ilvl="7" w:tplc="04070003" w:tentative="1">
+      <w:start w:val="1"/>
+      <w:numFmt w:val="bullet"/>
+      <w:lvlText w:val="o"/>
+      <w:lvlJc w:val="left"/>
+      <w:pPr>
+        <w:ind w:left="5760" w:hanging="360"/>
+      </w:pPr>
+      <w:rPr>
+        <w:rFonts w:ascii="Courier New" w:hAnsi="Courier New" w:cs="Courier New" w:hint="default"/>
+      </w:rPr>
+    </w:lvl>
+    <w:lvl w:ilvl="8" w:tplc="04070005" w:tentative="1">
+      <w:start w:val="1"/>
+      <w:numFmt w:val="bullet"/>
+      <w:lvlText w:val=""/>
+      <w:lvlJc w:val="left"/>
+      <w:pPr>
+        <w:ind w:left="6480" w:hanging="360"/>
+      </w:pPr>
+      <w:rPr>
+        <w:rFonts w:ascii="Wingdings" w:hAnsi="Wingdings" w:hint="default"/>
+      </w:rPr>
+    </w:lvl>
+  </w:abstractNum>
+  <w:abstractNum w:abstractNumId="4" w15:restartNumberingAfterBreak="0">
     <w:nsid w:val="275A6DB9"/>
     <w:multiLevelType w:val="hybridMultilevel"/>
     <w:tmpl w:val="5DB8C2B8"/>
@@ -6028,7 +6400,7 @@
       </w:rPr>
     </w:lvl>
   </w:abstractNum>
-  <w:abstractNum w:abstractNumId="3" w15:restartNumberingAfterBreak="0">
+  <w:abstractNum w:abstractNumId="5" w15:restartNumberingAfterBreak="0">
     <w:nsid w:val="2C032D7F"/>
     <w:multiLevelType w:val="multilevel"/>
     <w:tmpl w:val="493CF70C"/>
@@ -6177,7 +6549,7 @@
       </w:rPr>
     </w:lvl>
   </w:abstractNum>
-  <w:abstractNum w:abstractNumId="4" w15:restartNumberingAfterBreak="0">
+  <w:abstractNum w:abstractNumId="6" w15:restartNumberingAfterBreak="0">
     <w:nsid w:val="35FC3791"/>
     <w:multiLevelType w:val="multilevel"/>
     <w:tmpl w:val="0F44DE6C"/>
@@ -6326,7 +6698,120 @@
       </w:rPr>
     </w:lvl>
   </w:abstractNum>
-  <w:abstractNum w:abstractNumId="5" w15:restartNumberingAfterBreak="0">
+  <w:abstractNum w:abstractNumId="7" w15:restartNumberingAfterBreak="0">
+    <w:nsid w:val="519E56B8"/>
+    <w:multiLevelType w:val="hybridMultilevel"/>
+    <w:tmpl w:val="11822266"/>
+    <w:lvl w:ilvl="0" w:tplc="04070001">
+      <w:start w:val="1"/>
+      <w:numFmt w:val="bullet"/>
+      <w:lvlText w:val=""/>
+      <w:lvlJc w:val="left"/>
+      <w:pPr>
+        <w:ind w:left="720" w:hanging="360"/>
+      </w:pPr>
+      <w:rPr>
+        <w:rFonts w:ascii="Symbol" w:hAnsi="Symbol" w:hint="default"/>
+      </w:rPr>
+    </w:lvl>
+    <w:lvl w:ilvl="1" w:tplc="04070003" w:tentative="1">
+      <w:start w:val="1"/>
+      <w:numFmt w:val="bullet"/>
+      <w:lvlText w:val="o"/>
+      <w:lvlJc w:val="left"/>
+      <w:pPr>
+        <w:ind w:left="1440" w:hanging="360"/>
+      </w:pPr>
+      <w:rPr>
+        <w:rFonts w:ascii="Courier New" w:hAnsi="Courier New" w:cs="Courier New" w:hint="default"/>
+      </w:rPr>
+    </w:lvl>
+    <w:lvl w:ilvl="2" w:tplc="04070005" w:tentative="1">
+      <w:start w:val="1"/>
+      <w:numFmt w:val="bullet"/>
+      <w:lvlText w:val=""/>
+      <w:lvlJc w:val="left"/>
+      <w:pPr>
+        <w:ind w:left="2160" w:hanging="360"/>
+      </w:pPr>
+      <w:rPr>
+        <w:rFonts w:ascii="Wingdings" w:hAnsi="Wingdings" w:hint="default"/>
+      </w:rPr>
+    </w:lvl>
+    <w:lvl w:ilvl="3" w:tplc="04070001" w:tentative="1">
+      <w:start w:val="1"/>
+      <w:numFmt w:val="bullet"/>
+      <w:lvlText w:val=""/>
+      <w:lvlJc w:val="left"/>
+      <w:pPr>
+        <w:ind w:left="2880" w:hanging="360"/>
+      </w:pPr>
+      <w:rPr>
+        <w:rFonts w:ascii="Symbol" w:hAnsi="Symbol" w:hint="default"/>
+      </w:rPr>
+    </w:lvl>
+    <w:lvl w:ilvl="4" w:tplc="04070003" w:tentative="1">
+      <w:start w:val="1"/>
+      <w:numFmt w:val="bullet"/>
+      <w:lvlText w:val="o"/>
+      <w:lvlJc w:val="left"/>
+      <w:pPr>
+        <w:ind w:left="3600" w:hanging="360"/>
+      </w:pPr>
+      <w:rPr>
+        <w:rFonts w:ascii="Courier New" w:hAnsi="Courier New" w:cs="Courier New" w:hint="default"/>
+      </w:rPr>
+    </w:lvl>
+    <w:lvl w:ilvl="5" w:tplc="04070005" w:tentative="1">
+      <w:start w:val="1"/>
+      <w:numFmt w:val="bullet"/>
+      <w:lvlText w:val=""/>
+      <w:lvlJc w:val="left"/>
+      <w:pPr>
+        <w:ind w:left="4320" w:hanging="360"/>
+      </w:pPr>
+      <w:rPr>
+        <w:rFonts w:ascii="Wingdings" w:hAnsi="Wingdings" w:hint="default"/>
+      </w:rPr>
+    </w:lvl>
+    <w:lvl w:ilvl="6" w:tplc="04070001" w:tentative="1">
+      <w:start w:val="1"/>
+      <w:numFmt w:val="bullet"/>
+      <w:lvlText w:val=""/>
+      <w:lvlJc w:val="left"/>
+      <w:pPr>
+        <w:ind w:left="5040" w:hanging="360"/>
+      </w:pPr>
+      <w:rPr>
+        <w:rFonts w:ascii="Symbol" w:hAnsi="Symbol" w:hint="default"/>
+      </w:rPr>
+    </w:lvl>
+    <w:lvl w:ilvl="7" w:tplc="04070003" w:tentative="1">
+      <w:start w:val="1"/>
+      <w:numFmt w:val="bullet"/>
+      <w:lvlText w:val="o"/>
+      <w:lvlJc w:val="left"/>
+      <w:pPr>
+        <w:ind w:left="5760" w:hanging="360"/>
+      </w:pPr>
+      <w:rPr>
+        <w:rFonts w:ascii="Courier New" w:hAnsi="Courier New" w:cs="Courier New" w:hint="default"/>
+      </w:rPr>
+    </w:lvl>
+    <w:lvl w:ilvl="8" w:tplc="04070005" w:tentative="1">
+      <w:start w:val="1"/>
+      <w:numFmt w:val="bullet"/>
+      <w:lvlText w:val=""/>
+      <w:lvlJc w:val="left"/>
+      <w:pPr>
+        <w:ind w:left="6480" w:hanging="360"/>
+      </w:pPr>
+      <w:rPr>
+        <w:rFonts w:ascii="Wingdings" w:hAnsi="Wingdings" w:hint="default"/>
+      </w:rPr>
+    </w:lvl>
+  </w:abstractNum>
+  <w:abstractNum w:abstractNumId="8" w15:restartNumberingAfterBreak="0">
     <w:nsid w:val="560D70AA"/>
     <w:multiLevelType w:val="multilevel"/>
     <w:tmpl w:val="CE2ADF38"/>
@@ -6475,7 +6960,7 @@
       </w:rPr>
     </w:lvl>
   </w:abstractNum>
-  <w:abstractNum w:abstractNumId="6" w15:restartNumberingAfterBreak="0">
+  <w:abstractNum w:abstractNumId="9" w15:restartNumberingAfterBreak="0">
     <w:nsid w:val="565665F5"/>
     <w:multiLevelType w:val="multilevel"/>
     <w:tmpl w:val="6400ECA6"/>
@@ -6588,7 +7073,7 @@
       </w:rPr>
     </w:lvl>
   </w:abstractNum>
-  <w:abstractNum w:abstractNumId="7" w15:restartNumberingAfterBreak="0">
+  <w:abstractNum w:abstractNumId="10" w15:restartNumberingAfterBreak="0">
     <w:nsid w:val="5E32649B"/>
     <w:multiLevelType w:val="hybridMultilevel"/>
     <w:tmpl w:val="AEF8D45C"/>
@@ -6701,7 +7186,233 @@
       </w:rPr>
     </w:lvl>
   </w:abstractNum>
-  <w:abstractNum w:abstractNumId="8" w15:restartNumberingAfterBreak="0">
+  <w:abstractNum w:abstractNumId="11" w15:restartNumberingAfterBreak="0">
+    <w:nsid w:val="67032CD4"/>
+    <w:multiLevelType w:val="hybridMultilevel"/>
+    <w:tmpl w:val="19BA37E6"/>
+    <w:lvl w:ilvl="0" w:tplc="04070001">
+      <w:start w:val="1"/>
+      <w:numFmt w:val="bullet"/>
+      <w:lvlText w:val=""/>
+      <w:lvlJc w:val="left"/>
+      <w:pPr>
+        <w:ind w:left="720" w:hanging="360"/>
+      </w:pPr>
+      <w:rPr>
+        <w:rFonts w:ascii="Symbol" w:hAnsi="Symbol" w:hint="default"/>
+      </w:rPr>
+    </w:lvl>
+    <w:lvl w:ilvl="1" w:tplc="04070003" w:tentative="1">
+      <w:start w:val="1"/>
+      <w:numFmt w:val="bullet"/>
+      <w:lvlText w:val="o"/>
+      <w:lvlJc w:val="left"/>
+      <w:pPr>
+        <w:ind w:left="1440" w:hanging="360"/>
+      </w:pPr>
+      <w:rPr>
+        <w:rFonts w:ascii="Courier New" w:hAnsi="Courier New" w:cs="Courier New" w:hint="default"/>
+      </w:rPr>
+    </w:lvl>
+    <w:lvl w:ilvl="2" w:tplc="04070005" w:tentative="1">
+      <w:start w:val="1"/>
+      <w:numFmt w:val="bullet"/>
+      <w:lvlText w:val=""/>
+      <w:lvlJc w:val="left"/>
+      <w:pPr>
+        <w:ind w:left="2160" w:hanging="360"/>
+      </w:pPr>
+      <w:rPr>
+        <w:rFonts w:ascii="Wingdings" w:hAnsi="Wingdings" w:hint="default"/>
+      </w:rPr>
+    </w:lvl>
+    <w:lvl w:ilvl="3" w:tplc="04070001" w:tentative="1">
+      <w:start w:val="1"/>
+      <w:numFmt w:val="bullet"/>
+      <w:lvlText w:val=""/>
+      <w:lvlJc w:val="left"/>
+      <w:pPr>
+        <w:ind w:left="2880" w:hanging="360"/>
+      </w:pPr>
+      <w:rPr>
+        <w:rFonts w:ascii="Symbol" w:hAnsi="Symbol" w:hint="default"/>
+      </w:rPr>
+    </w:lvl>
+    <w:lvl w:ilvl="4" w:tplc="04070003" w:tentative="1">
+      <w:start w:val="1"/>
+      <w:numFmt w:val="bullet"/>
+      <w:lvlText w:val="o"/>
+      <w:lvlJc w:val="left"/>
+      <w:pPr>
+        <w:ind w:left="3600" w:hanging="360"/>
+      </w:pPr>
+      <w:rPr>
+        <w:rFonts w:ascii="Courier New" w:hAnsi="Courier New" w:cs="Courier New" w:hint="default"/>
+      </w:rPr>
+    </w:lvl>
+    <w:lvl w:ilvl="5" w:tplc="04070005" w:tentative="1">
+      <w:start w:val="1"/>
+      <w:numFmt w:val="bullet"/>
+      <w:lvlText w:val=""/>
+      <w:lvlJc w:val="left"/>
+      <w:pPr>
+        <w:ind w:left="4320" w:hanging="360"/>
+      </w:pPr>
+      <w:rPr>
+        <w:rFonts w:ascii="Wingdings" w:hAnsi="Wingdings" w:hint="default"/>
+      </w:rPr>
+    </w:lvl>
+    <w:lvl w:ilvl="6" w:tplc="04070001" w:tentative="1">
+      <w:start w:val="1"/>
+      <w:numFmt w:val="bullet"/>
+      <w:lvlText w:val=""/>
+      <w:lvlJc w:val="left"/>
+      <w:pPr>
+        <w:ind w:left="5040" w:hanging="360"/>
+      </w:pPr>
+      <w:rPr>
+        <w:rFonts w:ascii="Symbol" w:hAnsi="Symbol" w:hint="default"/>
+      </w:rPr>
+    </w:lvl>
+    <w:lvl w:ilvl="7" w:tplc="04070003" w:tentative="1">
+      <w:start w:val="1"/>
+      <w:numFmt w:val="bullet"/>
+      <w:lvlText w:val="o"/>
+      <w:lvlJc w:val="left"/>
+      <w:pPr>
+        <w:ind w:left="5760" w:hanging="360"/>
+      </w:pPr>
+      <w:rPr>
+        <w:rFonts w:ascii="Courier New" w:hAnsi="Courier New" w:cs="Courier New" w:hint="default"/>
+      </w:rPr>
+    </w:lvl>
+    <w:lvl w:ilvl="8" w:tplc="04070005" w:tentative="1">
+      <w:start w:val="1"/>
+      <w:numFmt w:val="bullet"/>
+      <w:lvlText w:val=""/>
+      <w:lvlJc w:val="left"/>
+      <w:pPr>
+        <w:ind w:left="6480" w:hanging="360"/>
+      </w:pPr>
+      <w:rPr>
+        <w:rFonts w:ascii="Wingdings" w:hAnsi="Wingdings" w:hint="default"/>
+      </w:rPr>
+    </w:lvl>
+  </w:abstractNum>
+  <w:abstractNum w:abstractNumId="12" w15:restartNumberingAfterBreak="0">
+    <w:nsid w:val="68ED1F2D"/>
+    <w:multiLevelType w:val="hybridMultilevel"/>
+    <w:tmpl w:val="7794D860"/>
+    <w:lvl w:ilvl="0" w:tplc="04070001">
+      <w:start w:val="1"/>
+      <w:numFmt w:val="bullet"/>
+      <w:lvlText w:val=""/>
+      <w:lvlJc w:val="left"/>
+      <w:pPr>
+        <w:ind w:left="720" w:hanging="360"/>
+      </w:pPr>
+      <w:rPr>
+        <w:rFonts w:ascii="Symbol" w:hAnsi="Symbol" w:hint="default"/>
+      </w:rPr>
+    </w:lvl>
+    <w:lvl w:ilvl="1" w:tplc="04070003" w:tentative="1">
+      <w:start w:val="1"/>
+      <w:numFmt w:val="bullet"/>
+      <w:lvlText w:val="o"/>
+      <w:lvlJc w:val="left"/>
+      <w:pPr>
+        <w:ind w:left="1440" w:hanging="360"/>
+      </w:pPr>
+      <w:rPr>
+        <w:rFonts w:ascii="Courier New" w:hAnsi="Courier New" w:cs="Courier New" w:hint="default"/>
+      </w:rPr>
+    </w:lvl>
+    <w:lvl w:ilvl="2" w:tplc="04070005" w:tentative="1">
+      <w:start w:val="1"/>
+      <w:numFmt w:val="bullet"/>
+      <w:lvlText w:val=""/>
+      <w:lvlJc w:val="left"/>
+      <w:pPr>
+        <w:ind w:left="2160" w:hanging="360"/>
+      </w:pPr>
+      <w:rPr>
+        <w:rFonts w:ascii="Wingdings" w:hAnsi="Wingdings" w:hint="default"/>
+      </w:rPr>
+    </w:lvl>
+    <w:lvl w:ilvl="3" w:tplc="04070001" w:tentative="1">
+      <w:start w:val="1"/>
+      <w:numFmt w:val="bullet"/>
+      <w:lvlText w:val=""/>
+      <w:lvlJc w:val="left"/>
+      <w:pPr>
+        <w:ind w:left="2880" w:hanging="360"/>
+      </w:pPr>
+      <w:rPr>
+        <w:rFonts w:ascii="Symbol" w:hAnsi="Symbol" w:hint="default"/>
+      </w:rPr>
+    </w:lvl>
+    <w:lvl w:ilvl="4" w:tplc="04070003" w:tentative="1">
+      <w:start w:val="1"/>
+      <w:numFmt w:val="bullet"/>
+      <w:lvlText w:val="o"/>
+      <w:lvlJc w:val="left"/>
+      <w:pPr>
+        <w:ind w:left="3600" w:hanging="360"/>
+      </w:pPr>
+      <w:rPr>
+        <w:rFonts w:ascii="Courier New" w:hAnsi="Courier New" w:cs="Courier New" w:hint="default"/>
+      </w:rPr>
+    </w:lvl>
+    <w:lvl w:ilvl="5" w:tplc="04070005" w:tentative="1">
+      <w:start w:val="1"/>
+      <w:numFmt w:val="bullet"/>
+      <w:lvlText w:val=""/>
+      <w:lvlJc w:val="left"/>
+      <w:pPr>
+        <w:ind w:left="4320" w:hanging="360"/>
+      </w:pPr>
+      <w:rPr>
+        <w:rFonts w:ascii="Wingdings" w:hAnsi="Wingdings" w:hint="default"/>
+      </w:rPr>
+    </w:lvl>
+    <w:lvl w:ilvl="6" w:tplc="04070001" w:tentative="1">
+      <w:start w:val="1"/>
+      <w:numFmt w:val="bullet"/>
+      <w:lvlText w:val=""/>
+      <w:lvlJc w:val="left"/>
+      <w:pPr>
+        <w:ind w:left="5040" w:hanging="360"/>
+      </w:pPr>
+      <w:rPr>
+        <w:rFonts w:ascii="Symbol" w:hAnsi="Symbol" w:hint="default"/>
+      </w:rPr>
+    </w:lvl>
+    <w:lvl w:ilvl="7" w:tplc="04070003" w:tentative="1">
+      <w:start w:val="1"/>
+      <w:numFmt w:val="bullet"/>
+      <w:lvlText w:val="o"/>
+      <w:lvlJc w:val="left"/>
+      <w:pPr>
+        <w:ind w:left="5760" w:hanging="360"/>
+      </w:pPr>
+      <w:rPr>
+        <w:rFonts w:ascii="Courier New" w:hAnsi="Courier New" w:cs="Courier New" w:hint="default"/>
+      </w:rPr>
+    </w:lvl>
+    <w:lvl w:ilvl="8" w:tplc="04070005" w:tentative="1">
+      <w:start w:val="1"/>
+      <w:numFmt w:val="bullet"/>
+      <w:lvlText w:val=""/>
+      <w:lvlJc w:val="left"/>
+      <w:pPr>
+        <w:ind w:left="6480" w:hanging="360"/>
+      </w:pPr>
+      <w:rPr>
+        <w:rFonts w:ascii="Wingdings" w:hAnsi="Wingdings" w:hint="default"/>
+      </w:rPr>
+    </w:lvl>
+  </w:abstractNum>
+  <w:abstractNum w:abstractNumId="13" w15:restartNumberingAfterBreak="0">
     <w:nsid w:val="6F084BBF"/>
     <w:multiLevelType w:val="multilevel"/>
     <w:tmpl w:val="305EF030"/>
@@ -6851,31 +7562,46 @@
     </w:lvl>
   </w:abstractNum>
   <w:num w:numId="1" w16cid:durableId="2130004114">
-    <w:abstractNumId w:val="6"/>
+    <w:abstractNumId w:val="9"/>
   </w:num>
   <w:num w:numId="2" w16cid:durableId="1828400298">
-    <w:abstractNumId w:val="2"/>
+    <w:abstractNumId w:val="4"/>
   </w:num>
   <w:num w:numId="3" w16cid:durableId="592593303">
-    <w:abstractNumId w:val="3"/>
+    <w:abstractNumId w:val="5"/>
   </w:num>
   <w:num w:numId="4" w16cid:durableId="176117842">
-    <w:abstractNumId w:val="8"/>
+    <w:abstractNumId w:val="13"/>
   </w:num>
   <w:num w:numId="5" w16cid:durableId="822089461">
-    <w:abstractNumId w:val="7"/>
+    <w:abstractNumId w:val="10"/>
   </w:num>
   <w:num w:numId="6" w16cid:durableId="342704042">
     <w:abstractNumId w:val="1"/>
   </w:num>
   <w:num w:numId="7" w16cid:durableId="9381926">
-    <w:abstractNumId w:val="5"/>
+    <w:abstractNumId w:val="8"/>
   </w:num>
   <w:num w:numId="8" w16cid:durableId="132676244">
     <w:abstractNumId w:val="0"/>
   </w:num>
   <w:num w:numId="9" w16cid:durableId="1168982265">
-    <w:abstractNumId w:val="4"/>
+    <w:abstractNumId w:val="6"/>
+  </w:num>
+  <w:num w:numId="10" w16cid:durableId="1314140206">
+    <w:abstractNumId w:val="3"/>
+  </w:num>
+  <w:num w:numId="11" w16cid:durableId="1581721014">
+    <w:abstractNumId w:val="12"/>
+  </w:num>
+  <w:num w:numId="12" w16cid:durableId="1447236394">
+    <w:abstractNumId w:val="2"/>
+  </w:num>
+  <w:num w:numId="13" w16cid:durableId="1069038487">
+    <w:abstractNumId w:val="7"/>
+  </w:num>
+  <w:num w:numId="14" w16cid:durableId="206574301">
+    <w:abstractNumId w:val="11"/>
   </w:num>
 </w:numbering>
 </file>
@@ -7490,7 +8216,6 @@
   <w:style w:type="character" w:default="1" w:styleId="Absatz-Standardschriftart">
     <w:name w:val="Default Paragraph Font"/>
     <w:uiPriority w:val="1"/>
-    <w:semiHidden/>
     <w:unhideWhenUsed/>
   </w:style>
   <w:style w:type="table" w:default="1" w:styleId="NormaleTabelle">
